--- a/FD04-EPIS-Informe Arquitectura de Software.docx
+++ b/FD04-EPIS-Informe Arquitectura de Software.docx
@@ -28,7 +28,7 @@
           <w:lang w:eastAsia="es-PE"/>
         </w:rPr>
         <w:drawing>
-          <wp:inline distT="0" distB="0" distL="0" distR="0" wp14:anchorId="687195EC" wp14:editId="68917EB6">
+          <wp:inline distT="0" distB="0" distL="0" distR="0" wp14:anchorId="7CE8D711" wp14:editId="0B8FA56F">
             <wp:extent cx="994867" cy="1337361"/>
             <wp:effectExtent l="0" t="0" r="0" b="0"/>
             <wp:docPr id="9" name="Imagen 9" descr="C:\Users\EPIS\Documents\upt.png"/>
@@ -278,7 +278,7 @@
           <w:sz w:val="36"/>
           <w:szCs w:val="36"/>
         </w:rPr>
-        <w:t>{Nombre de Proyecto}</w:t>
+        <w:t>SIMULADOR DE ENTREVISTAS TECNICAS</w:t>
       </w:r>
     </w:p>
     <w:p>
@@ -334,7 +334,7 @@
           <w:szCs w:val="32"/>
           <w:lang w:eastAsia="es-PE"/>
         </w:rPr>
-        <w:t>{Nombre de Asignatura}</w:t>
+        <w:t>PATRONES DE SOFTWARE Sec. A</w:t>
       </w:r>
     </w:p>
     <w:p>
@@ -416,7 +416,7 @@
           <w:szCs w:val="32"/>
           <w:lang w:eastAsia="es-PE"/>
         </w:rPr>
-        <w:t>{Nombre de Docente}</w:t>
+        <w:t>PATRICK JOSE CUADROS QUIROGA</w:t>
       </w:r>
     </w:p>
     <w:p>
@@ -505,9 +505,12 @@
           <w:szCs w:val="28"/>
           <w:lang w:eastAsia="es-PE"/>
         </w:rPr>
-        <w:t>{</w:t>
-      </w:r>
-      <w:r>
+        <w:t>Diego Fernando Castillo Mamani (2022073895)</w:t>
+      </w:r>
+    </w:p>
+    <w:p>
+      <w:pPr>
+        <w:spacing w:after="0"/>
         <w:rPr>
           <w:rFonts w:ascii="Arial" w:eastAsia="Times New Roman" w:hAnsi="Arial" w:cs="Arial"/>
           <w:b/>
@@ -516,8 +519,7 @@
           <w:szCs w:val="28"/>
           <w:lang w:eastAsia="es-PE"/>
         </w:rPr>
-        <w:t>Apellidos y Nombres del e</w:t>
-      </w:r>
+      </w:pPr>
       <w:r>
         <w:rPr>
           <w:rFonts w:ascii="Arial" w:eastAsia="Times New Roman" w:hAnsi="Arial" w:cs="Arial"/>
@@ -527,8 +529,9 @@
           <w:szCs w:val="28"/>
           <w:lang w:eastAsia="es-PE"/>
         </w:rPr>
-        <w:t>studiante</w:t>
-      </w:r>
+        <w:t>Sergio Alberto Colque Ponce (</w:t>
+      </w:r>
+      <w:proofErr w:type="spellStart"/>
       <w:r>
         <w:rPr>
           <w:rFonts w:ascii="Arial" w:eastAsia="Times New Roman" w:hAnsi="Arial" w:cs="Arial"/>
@@ -538,33 +541,92 @@
           <w:szCs w:val="28"/>
           <w:lang w:eastAsia="es-PE"/>
         </w:rPr>
-        <w:tab/>
-        <w:t>(código universitario)}</w:t>
+        <w:t>ga</w:t>
+      </w:r>
+      <w:proofErr w:type="spellEnd"/>
+      <w:r>
+        <w:rPr>
+          <w:rFonts w:ascii="Arial" w:eastAsia="Times New Roman" w:hAnsi="Arial" w:cs="Arial"/>
+          <w:b/>
+          <w:i/>
+          <w:sz w:val="28"/>
+          <w:szCs w:val="28"/>
+          <w:lang w:eastAsia="es-PE"/>
+        </w:rPr>
+        <w:t>)</w:t>
       </w:r>
     </w:p>
     <w:p>
       <w:pPr>
         <w:spacing w:after="0"/>
-        <w:jc w:val="center"/>
         <w:rPr>
           <w:rFonts w:ascii="Arial" w:eastAsia="Times New Roman" w:hAnsi="Arial" w:cs="Arial"/>
-          <w:sz w:val="32"/>
-          <w:szCs w:val="32"/>
-          <w:lang w:eastAsia="es-PE"/>
-        </w:rPr>
-      </w:pPr>
-    </w:p>
-    <w:p>
-      <w:pPr>
-        <w:spacing w:after="0"/>
-        <w:jc w:val="center"/>
+          <w:b/>
+          <w:i/>
+          <w:sz w:val="28"/>
+          <w:szCs w:val="28"/>
+          <w:lang w:eastAsia="es-PE"/>
+        </w:rPr>
+      </w:pPr>
+      <w:r>
         <w:rPr>
           <w:rFonts w:ascii="Arial" w:eastAsia="Times New Roman" w:hAnsi="Arial" w:cs="Arial"/>
-          <w:sz w:val="32"/>
-          <w:szCs w:val="32"/>
-          <w:lang w:eastAsia="es-PE"/>
-        </w:rPr>
-      </w:pPr>
+          <w:b/>
+          <w:i/>
+          <w:sz w:val="28"/>
+          <w:szCs w:val="28"/>
+          <w:lang w:eastAsia="es-PE"/>
+        </w:rPr>
+        <w:t xml:space="preserve">Renzo Antonio </w:t>
+      </w:r>
+      <w:proofErr w:type="spellStart"/>
+      <w:r>
+        <w:rPr>
+          <w:rFonts w:ascii="Arial" w:eastAsia="Times New Roman" w:hAnsi="Arial" w:cs="Arial"/>
+          <w:b/>
+          <w:i/>
+          <w:sz w:val="28"/>
+          <w:szCs w:val="28"/>
+          <w:lang w:eastAsia="es-PE"/>
+        </w:rPr>
+        <w:t>Antayhua</w:t>
+      </w:r>
+      <w:proofErr w:type="spellEnd"/>
+      <w:r>
+        <w:rPr>
+          <w:rFonts w:ascii="Arial" w:eastAsia="Times New Roman" w:hAnsi="Arial" w:cs="Arial"/>
+          <w:b/>
+          <w:i/>
+          <w:sz w:val="28"/>
+          <w:szCs w:val="28"/>
+          <w:lang w:eastAsia="es-PE"/>
+        </w:rPr>
+        <w:t xml:space="preserve"> Mamani (</w:t>
+      </w:r>
+      <w:proofErr w:type="spellStart"/>
+      <w:r>
+        <w:rPr>
+          <w:rFonts w:ascii="Arial" w:eastAsia="Times New Roman" w:hAnsi="Arial" w:cs="Arial"/>
+          <w:b/>
+          <w:i/>
+          <w:sz w:val="28"/>
+          <w:szCs w:val="28"/>
+          <w:lang w:eastAsia="es-PE"/>
+        </w:rPr>
+        <w:t>ga</w:t>
+      </w:r>
+      <w:proofErr w:type="spellEnd"/>
+      <w:r>
+        <w:rPr>
+          <w:rFonts w:ascii="Arial" w:eastAsia="Times New Roman" w:hAnsi="Arial" w:cs="Arial"/>
+          <w:b/>
+          <w:i/>
+          <w:sz w:val="28"/>
+          <w:szCs w:val="28"/>
+          <w:lang w:eastAsia="es-PE"/>
+        </w:rPr>
+        <w:t>)</w:t>
+      </w:r>
     </w:p>
     <w:p>
       <w:pPr>
@@ -713,29 +775,7 @@
           <w:szCs w:val="32"/>
           <w:lang w:eastAsia="es-PE"/>
         </w:rPr>
-        <w:t>{</w:t>
-      </w:r>
-      <w:r>
-        <w:rPr>
-          <w:rFonts w:ascii="Arial" w:eastAsia="Times New Roman" w:hAnsi="Arial" w:cs="Arial"/>
-          <w:b/>
-          <w:i/>
-          <w:sz w:val="32"/>
-          <w:szCs w:val="32"/>
-          <w:lang w:eastAsia="es-PE"/>
-        </w:rPr>
-        <w:t>Añ</w:t>
-      </w:r>
-      <w:r>
-        <w:rPr>
-          <w:rFonts w:ascii="Arial" w:eastAsia="Times New Roman" w:hAnsi="Arial" w:cs="Arial"/>
-          <w:b/>
-          <w:i/>
-          <w:sz w:val="32"/>
-          <w:szCs w:val="32"/>
-          <w:lang w:eastAsia="es-PE"/>
-        </w:rPr>
-        <w:t>o}</w:t>
+        <w:t>2026</w:t>
       </w:r>
     </w:p>
     <w:p>
@@ -1258,7 +1298,7 @@
           <w:color w:val="000000" w:themeColor="text1"/>
           <w:lang w:val="es-PE"/>
         </w:rPr>
-        <w:t xml:space="preserve">Sistema </w:t>
+        <w:t xml:space="preserve">Proyecto SIMULADOR DE ENTREVISTAS TECNICAS </w:t>
       </w:r>
       <w:r>
         <w:rPr>
@@ -1267,7 +1307,7 @@
           <w:color w:val="000000" w:themeColor="text1"/>
           <w:lang w:val="es-PE"/>
         </w:rPr>
-        <w:t>{</w:t>
+        <w:fldChar w:fldCharType="begin"/>
       </w:r>
       <w:r>
         <w:rPr>
@@ -1276,7 +1316,7 @@
           <w:color w:val="000000" w:themeColor="text1"/>
           <w:lang w:val="es-PE"/>
         </w:rPr>
-        <w:t>Nombre del Sistema</w:t>
+        <w:instrText xml:space="preserve"> SUBJECT  \* MERGEFORMAT </w:instrText>
       </w:r>
       <w:r>
         <w:rPr>
@@ -1285,34 +1325,7 @@
           <w:color w:val="000000" w:themeColor="text1"/>
           <w:lang w:val="es-PE"/>
         </w:rPr>
-        <w:fldChar w:fldCharType="begin"/>
-      </w:r>
-      <w:r>
-        <w:rPr>
-          <w:rFonts w:ascii="Times New Roman" w:hAnsi="Times New Roman"/>
-          <w:i/>
-          <w:color w:val="000000" w:themeColor="text1"/>
-          <w:lang w:val="es-PE"/>
-        </w:rPr>
-        <w:instrText xml:space="preserve"> SUBJECT  \* MERGEFORMAT </w:instrText>
-      </w:r>
-      <w:r>
-        <w:rPr>
-          <w:rFonts w:ascii="Times New Roman" w:hAnsi="Times New Roman"/>
-          <w:i/>
-          <w:color w:val="000000" w:themeColor="text1"/>
-          <w:lang w:val="es-PE"/>
-        </w:rPr>
         <w:fldChar w:fldCharType="end"/>
-      </w:r>
-      <w:r>
-        <w:rPr>
-          <w:rFonts w:ascii="Times New Roman" w:hAnsi="Times New Roman"/>
-          <w:i/>
-          <w:color w:val="000000" w:themeColor="text1"/>
-          <w:lang w:val="es-PE"/>
-        </w:rPr>
-        <w:t>}</w:t>
       </w:r>
     </w:p>
     <w:p>
@@ -10240,8 +10253,6 @@
           <w:szCs w:val="20"/>
         </w:rPr>
       </w:pPr>
-      <w:bookmarkStart w:id="24" w:name="_GoBack"/>
-      <w:bookmarkEnd w:id="24"/>
     </w:p>
     <w:p>
       <w:pPr>
@@ -10256,7 +10267,7 @@
           <w:lang w:eastAsia="es-PE"/>
         </w:rPr>
       </w:pPr>
-      <w:bookmarkStart w:id="25" w:name="_Toc69808847"/>
+      <w:bookmarkStart w:id="24" w:name="_Toc69808847"/>
       <w:r>
         <w:rPr>
           <w:color w:val="auto"/>
@@ -10279,11 +10290,448 @@
         </w:rPr>
         <w:t>ecuencia (vista de diseño)</w:t>
       </w:r>
-      <w:bookmarkEnd w:id="25"/>
-    </w:p>
-    <w:p>
-      <w:pPr>
-        <w:ind w:left="1416"/>
+      <w:bookmarkEnd w:id="24"/>
+    </w:p>
+    <w:p>
+      <w:pPr>
+        <w:rPr>
+          <w:lang w:eastAsia="es-PE"/>
+        </w:rPr>
+      </w:pPr>
+    </w:p>
+    <w:p>
+      <w:pPr>
+        <w:rPr>
+          <w:rFonts w:ascii="Arial" w:eastAsia="Arial" w:hAnsi="Arial" w:cs="Arial"/>
+          <w:b/>
+          <w:bCs/>
+          <w:sz w:val="24"/>
+          <w:szCs w:val="24"/>
+        </w:rPr>
+      </w:pPr>
+      <w:r>
+        <w:rPr>
+          <w:rFonts w:ascii="Arial" w:eastAsia="Arial" w:hAnsi="Arial" w:cs="Arial"/>
+          <w:b/>
+          <w:bCs/>
+          <w:sz w:val="24"/>
+          <w:szCs w:val="24"/>
+        </w:rPr>
+        <w:t>CU-01: Iniciar Sesión con Google</w:t>
+      </w:r>
+    </w:p>
+    <w:p>
+      <w:r>
+        <w:rPr>
+          <w:noProof/>
+        </w:rPr>
+        <w:drawing>
+          <wp:inline distT="0" distB="0" distL="0" distR="0" wp14:anchorId="2E296288" wp14:editId="04B5D300">
+            <wp:extent cx="5819775" cy="4928035"/>
+            <wp:effectExtent l="0" t="0" r="0" b="6350"/>
+            <wp:docPr id="6" name="Imagen 6"/>
+            <wp:cNvGraphicFramePr>
+              <a:graphicFrameLocks xmlns:a="http://schemas.openxmlformats.org/drawingml/2006/main" noChangeAspect="1"/>
+            </wp:cNvGraphicFramePr>
+            <a:graphic xmlns:a="http://schemas.openxmlformats.org/drawingml/2006/main">
+              <a:graphicData uri="http://schemas.openxmlformats.org/drawingml/2006/picture">
+                <pic:pic xmlns:pic="http://schemas.openxmlformats.org/drawingml/2006/picture">
+                  <pic:nvPicPr>
+                    <pic:cNvPr id="0" name="Picture 12"/>
+                    <pic:cNvPicPr>
+                      <a:picLocks noChangeAspect="1" noChangeArrowheads="1"/>
+                    </pic:cNvPicPr>
+                  </pic:nvPicPr>
+                  <pic:blipFill>
+                    <a:blip r:embed="rId11">
+                      <a:extLst>
+                        <a:ext uri="{28A0092B-C50C-407E-A947-70E740481C1C}">
+                          <a14:useLocalDpi xmlns:a14="http://schemas.microsoft.com/office/drawing/2010/main" val="0"/>
+                        </a:ext>
+                      </a:extLst>
+                    </a:blip>
+                    <a:srcRect/>
+                    <a:stretch>
+                      <a:fillRect/>
+                    </a:stretch>
+                  </pic:blipFill>
+                  <pic:spPr bwMode="auto">
+                    <a:xfrm>
+                      <a:off x="0" y="0"/>
+                      <a:ext cx="5853978" cy="4956998"/>
+                    </a:xfrm>
+                    <a:prstGeom prst="rect">
+                      <a:avLst/>
+                    </a:prstGeom>
+                    <a:noFill/>
+                  </pic:spPr>
+                </pic:pic>
+              </a:graphicData>
+            </a:graphic>
+          </wp:inline>
+        </w:drawing>
+      </w:r>
+    </w:p>
+    <w:p/>
+    <w:p/>
+    <w:p/>
+    <w:p/>
+    <w:p/>
+    <w:p/>
+    <w:p/>
+    <w:p/>
+    <w:p/>
+    <w:p/>
+    <w:p/>
+    <w:p/>
+    <w:p>
+      <w:pPr>
+        <w:rPr>
+          <w:rFonts w:ascii="Arial" w:eastAsia="Arial" w:hAnsi="Arial" w:cs="Arial"/>
+          <w:b/>
+          <w:bCs/>
+          <w:sz w:val="24"/>
+          <w:szCs w:val="24"/>
+        </w:rPr>
+      </w:pPr>
+      <w:r>
+        <w:rPr>
+          <w:rFonts w:ascii="Arial" w:eastAsia="Arial" w:hAnsi="Arial" w:cs="Arial"/>
+          <w:b/>
+          <w:bCs/>
+          <w:sz w:val="24"/>
+          <w:szCs w:val="24"/>
+        </w:rPr>
+        <w:t>CU-04: Crear Banco de Preguntas</w:t>
+      </w:r>
+    </w:p>
+    <w:p>
+      <w:r>
+        <w:rPr>
+          <w:noProof/>
+        </w:rPr>
+        <w:drawing>
+          <wp:inline distT="0" distB="0" distL="0" distR="0" wp14:anchorId="4E6C6770" wp14:editId="2FC9159F">
+            <wp:extent cx="5248275" cy="3590925"/>
+            <wp:effectExtent l="0" t="0" r="9525" b="9525"/>
+            <wp:docPr id="7" name="Imagen 7"/>
+            <wp:cNvGraphicFramePr>
+              <a:graphicFrameLocks xmlns:a="http://schemas.openxmlformats.org/drawingml/2006/main" noChangeAspect="1"/>
+            </wp:cNvGraphicFramePr>
+            <a:graphic xmlns:a="http://schemas.openxmlformats.org/drawingml/2006/main">
+              <a:graphicData uri="http://schemas.openxmlformats.org/drawingml/2006/picture">
+                <pic:pic xmlns:pic="http://schemas.openxmlformats.org/drawingml/2006/picture">
+                  <pic:nvPicPr>
+                    <pic:cNvPr id="0" name="Picture 13"/>
+                    <pic:cNvPicPr>
+                      <a:picLocks noChangeAspect="1" noChangeArrowheads="1"/>
+                    </pic:cNvPicPr>
+                  </pic:nvPicPr>
+                  <pic:blipFill>
+                    <a:blip r:embed="rId12">
+                      <a:extLst>
+                        <a:ext uri="{28A0092B-C50C-407E-A947-70E740481C1C}">
+                          <a14:useLocalDpi xmlns:a14="http://schemas.microsoft.com/office/drawing/2010/main" val="0"/>
+                        </a:ext>
+                      </a:extLst>
+                    </a:blip>
+                    <a:srcRect/>
+                    <a:stretch>
+                      <a:fillRect/>
+                    </a:stretch>
+                  </pic:blipFill>
+                  <pic:spPr bwMode="auto">
+                    <a:xfrm>
+                      <a:off x="0" y="0"/>
+                      <a:ext cx="5265891" cy="3602978"/>
+                    </a:xfrm>
+                    <a:prstGeom prst="rect">
+                      <a:avLst/>
+                    </a:prstGeom>
+                    <a:noFill/>
+                  </pic:spPr>
+                </pic:pic>
+              </a:graphicData>
+            </a:graphic>
+          </wp:inline>
+        </w:drawing>
+      </w:r>
+    </w:p>
+    <w:p>
+      <w:pPr>
+        <w:rPr>
+          <w:rFonts w:ascii="Arial" w:eastAsia="Arial" w:hAnsi="Arial" w:cs="Arial"/>
+          <w:b/>
+          <w:bCs/>
+          <w:sz w:val="24"/>
+          <w:szCs w:val="24"/>
+        </w:rPr>
+      </w:pPr>
+      <w:r>
+        <w:rPr>
+          <w:rFonts w:ascii="Arial" w:eastAsia="Arial" w:hAnsi="Arial" w:cs="Arial"/>
+          <w:b/>
+          <w:bCs/>
+          <w:sz w:val="24"/>
+          <w:szCs w:val="24"/>
+        </w:rPr>
+        <w:t>CU-03: Listar Bancos</w:t>
+      </w:r>
+    </w:p>
+    <w:p>
+      <w:pPr>
+        <w:rPr>
+          <w:rFonts w:ascii="Arial" w:eastAsia="Arial" w:hAnsi="Arial" w:cs="Arial"/>
+          <w:b/>
+          <w:bCs/>
+          <w:sz w:val="24"/>
+          <w:szCs w:val="24"/>
+        </w:rPr>
+      </w:pPr>
+      <w:r>
+        <w:rPr>
+          <w:rFonts w:ascii="Arial" w:eastAsia="Arial" w:hAnsi="Arial" w:cs="Arial"/>
+          <w:b/>
+          <w:bCs/>
+          <w:noProof/>
+          <w:sz w:val="24"/>
+          <w:szCs w:val="24"/>
+        </w:rPr>
+        <w:drawing>
+          <wp:inline distT="0" distB="0" distL="0" distR="0" wp14:anchorId="504F37BF" wp14:editId="0A1A8311">
+            <wp:extent cx="5512777" cy="3771900"/>
+            <wp:effectExtent l="0" t="0" r="0" b="0"/>
+            <wp:docPr id="3" name="Imagen 3"/>
+            <wp:cNvGraphicFramePr>
+              <a:graphicFrameLocks xmlns:a="http://schemas.openxmlformats.org/drawingml/2006/main" noChangeAspect="1"/>
+            </wp:cNvGraphicFramePr>
+            <a:graphic xmlns:a="http://schemas.openxmlformats.org/drawingml/2006/main">
+              <a:graphicData uri="http://schemas.openxmlformats.org/drawingml/2006/picture">
+                <pic:pic xmlns:pic="http://schemas.openxmlformats.org/drawingml/2006/picture">
+                  <pic:nvPicPr>
+                    <pic:cNvPr id="0" name="Picture 14"/>
+                    <pic:cNvPicPr>
+                      <a:picLocks noChangeAspect="1" noChangeArrowheads="1"/>
+                    </pic:cNvPicPr>
+                  </pic:nvPicPr>
+                  <pic:blipFill>
+                    <a:blip r:embed="rId13">
+                      <a:extLst>
+                        <a:ext uri="{28A0092B-C50C-407E-A947-70E740481C1C}">
+                          <a14:useLocalDpi xmlns:a14="http://schemas.microsoft.com/office/drawing/2010/main" val="0"/>
+                        </a:ext>
+                      </a:extLst>
+                    </a:blip>
+                    <a:srcRect/>
+                    <a:stretch>
+                      <a:fillRect/>
+                    </a:stretch>
+                  </pic:blipFill>
+                  <pic:spPr bwMode="auto">
+                    <a:xfrm>
+                      <a:off x="0" y="0"/>
+                      <a:ext cx="5526463" cy="3781264"/>
+                    </a:xfrm>
+                    <a:prstGeom prst="rect">
+                      <a:avLst/>
+                    </a:prstGeom>
+                    <a:noFill/>
+                  </pic:spPr>
+                </pic:pic>
+              </a:graphicData>
+            </a:graphic>
+          </wp:inline>
+        </w:drawing>
+      </w:r>
+    </w:p>
+    <w:p>
+      <w:pPr>
+        <w:rPr>
+          <w:rFonts w:ascii="Arial" w:eastAsia="Arial" w:hAnsi="Arial" w:cs="Arial"/>
+          <w:b/>
+          <w:bCs/>
+          <w:sz w:val="24"/>
+          <w:szCs w:val="24"/>
+        </w:rPr>
+      </w:pPr>
+    </w:p>
+    <w:p>
+      <w:pPr>
+        <w:rPr>
+          <w:rFonts w:ascii="Arial" w:eastAsia="Arial" w:hAnsi="Arial" w:cs="Arial"/>
+          <w:b/>
+          <w:bCs/>
+          <w:sz w:val="24"/>
+          <w:szCs w:val="24"/>
+        </w:rPr>
+      </w:pPr>
+      <w:r>
+        <w:rPr>
+          <w:rFonts w:ascii="Arial" w:eastAsia="Arial" w:hAnsi="Arial" w:cs="Arial"/>
+          <w:b/>
+          <w:bCs/>
+          <w:sz w:val="24"/>
+          <w:szCs w:val="24"/>
+        </w:rPr>
+        <w:lastRenderedPageBreak/>
+        <w:t>CU-11: Resolver Reto</w:t>
+      </w:r>
+    </w:p>
+    <w:p>
+      <w:pPr>
+        <w:rPr>
+          <w:rFonts w:ascii="Arial" w:eastAsia="Arial" w:hAnsi="Arial" w:cs="Arial"/>
+          <w:b/>
+          <w:bCs/>
+          <w:sz w:val="24"/>
+          <w:szCs w:val="24"/>
+        </w:rPr>
+      </w:pPr>
+      <w:r>
+        <w:rPr>
+          <w:rFonts w:ascii="Arial" w:eastAsia="Arial" w:hAnsi="Arial" w:cs="Arial"/>
+          <w:b/>
+          <w:bCs/>
+          <w:noProof/>
+          <w:sz w:val="24"/>
+          <w:szCs w:val="24"/>
+        </w:rPr>
+        <w:drawing>
+          <wp:inline distT="0" distB="0" distL="0" distR="0" wp14:anchorId="3622CD23" wp14:editId="702486C3">
+            <wp:extent cx="6084732" cy="3657600"/>
+            <wp:effectExtent l="0" t="0" r="0" b="0"/>
+            <wp:docPr id="4" name="Imagen 4"/>
+            <wp:cNvGraphicFramePr>
+              <a:graphicFrameLocks xmlns:a="http://schemas.openxmlformats.org/drawingml/2006/main" noChangeAspect="1"/>
+            </wp:cNvGraphicFramePr>
+            <a:graphic xmlns:a="http://schemas.openxmlformats.org/drawingml/2006/main">
+              <a:graphicData uri="http://schemas.openxmlformats.org/drawingml/2006/picture">
+                <pic:pic xmlns:pic="http://schemas.openxmlformats.org/drawingml/2006/picture">
+                  <pic:nvPicPr>
+                    <pic:cNvPr id="0" name="Picture 15"/>
+                    <pic:cNvPicPr>
+                      <a:picLocks noChangeAspect="1" noChangeArrowheads="1"/>
+                    </pic:cNvPicPr>
+                  </pic:nvPicPr>
+                  <pic:blipFill>
+                    <a:blip r:embed="rId14">
+                      <a:extLst>
+                        <a:ext uri="{28A0092B-C50C-407E-A947-70E740481C1C}">
+                          <a14:useLocalDpi xmlns:a14="http://schemas.microsoft.com/office/drawing/2010/main" val="0"/>
+                        </a:ext>
+                      </a:extLst>
+                    </a:blip>
+                    <a:srcRect/>
+                    <a:stretch>
+                      <a:fillRect/>
+                    </a:stretch>
+                  </pic:blipFill>
+                  <pic:spPr bwMode="auto">
+                    <a:xfrm>
+                      <a:off x="0" y="0"/>
+                      <a:ext cx="6102635" cy="3668362"/>
+                    </a:xfrm>
+                    <a:prstGeom prst="rect">
+                      <a:avLst/>
+                    </a:prstGeom>
+                    <a:noFill/>
+                  </pic:spPr>
+                </pic:pic>
+              </a:graphicData>
+            </a:graphic>
+          </wp:inline>
+        </w:drawing>
+      </w:r>
+    </w:p>
+    <w:p>
+      <w:pPr>
+        <w:rPr>
+          <w:rFonts w:ascii="Arial" w:eastAsia="Arial" w:hAnsi="Arial" w:cs="Arial"/>
+          <w:b/>
+          <w:bCs/>
+          <w:sz w:val="24"/>
+          <w:szCs w:val="24"/>
+        </w:rPr>
+      </w:pPr>
+      <w:r>
+        <w:rPr>
+          <w:rFonts w:ascii="Arial" w:eastAsia="Arial" w:hAnsi="Arial" w:cs="Arial"/>
+          <w:b/>
+          <w:bCs/>
+          <w:sz w:val="24"/>
+          <w:szCs w:val="24"/>
+        </w:rPr>
+        <w:t>CU-06: Eliminar Banco</w:t>
+      </w:r>
+    </w:p>
+    <w:p>
+      <w:pPr>
+        <w:rPr>
+          <w:rFonts w:ascii="Arial" w:eastAsia="Arial" w:hAnsi="Arial" w:cs="Arial"/>
+          <w:b/>
+          <w:bCs/>
+          <w:sz w:val="24"/>
+          <w:szCs w:val="24"/>
+        </w:rPr>
+      </w:pPr>
+      <w:r>
+        <w:rPr>
+          <w:rFonts w:ascii="Arial" w:eastAsia="Arial" w:hAnsi="Arial" w:cs="Arial"/>
+          <w:b/>
+          <w:bCs/>
+          <w:noProof/>
+          <w:sz w:val="24"/>
+          <w:szCs w:val="24"/>
+        </w:rPr>
+        <w:drawing>
+          <wp:inline distT="0" distB="0" distL="0" distR="0" wp14:anchorId="4452D8E1" wp14:editId="39571B43">
+            <wp:extent cx="4876800" cy="4066728"/>
+            <wp:effectExtent l="0" t="0" r="0" b="0"/>
+            <wp:docPr id="5" name="Imagen 5"/>
+            <wp:cNvGraphicFramePr>
+              <a:graphicFrameLocks xmlns:a="http://schemas.openxmlformats.org/drawingml/2006/main" noChangeAspect="1"/>
+            </wp:cNvGraphicFramePr>
+            <a:graphic xmlns:a="http://schemas.openxmlformats.org/drawingml/2006/main">
+              <a:graphicData uri="http://schemas.openxmlformats.org/drawingml/2006/picture">
+                <pic:pic xmlns:pic="http://schemas.openxmlformats.org/drawingml/2006/picture">
+                  <pic:nvPicPr>
+                    <pic:cNvPr id="0" name="Picture 16"/>
+                    <pic:cNvPicPr>
+                      <a:picLocks noChangeAspect="1" noChangeArrowheads="1"/>
+                    </pic:cNvPicPr>
+                  </pic:nvPicPr>
+                  <pic:blipFill>
+                    <a:blip r:embed="rId15">
+                      <a:extLst>
+                        <a:ext uri="{28A0092B-C50C-407E-A947-70E740481C1C}">
+                          <a14:useLocalDpi xmlns:a14="http://schemas.microsoft.com/office/drawing/2010/main" val="0"/>
+                        </a:ext>
+                      </a:extLst>
+                    </a:blip>
+                    <a:srcRect/>
+                    <a:stretch>
+                      <a:fillRect/>
+                    </a:stretch>
+                  </pic:blipFill>
+                  <pic:spPr bwMode="auto">
+                    <a:xfrm>
+                      <a:off x="0" y="0"/>
+                      <a:ext cx="4896932" cy="4083516"/>
+                    </a:xfrm>
+                    <a:prstGeom prst="rect">
+                      <a:avLst/>
+                    </a:prstGeom>
+                    <a:noFill/>
+                  </pic:spPr>
+                </pic:pic>
+              </a:graphicData>
+            </a:graphic>
+          </wp:inline>
+        </w:drawing>
+      </w:r>
+    </w:p>
+    <w:p>
+      <w:pPr>
         <w:rPr>
           <w:lang w:eastAsia="es-PE"/>
         </w:rPr>
@@ -10301,12 +10749,13 @@
           <w:lang w:eastAsia="es-PE"/>
         </w:rPr>
       </w:pPr>
-      <w:bookmarkStart w:id="26" w:name="_Toc69808848"/>
+      <w:bookmarkStart w:id="25" w:name="_Toc69808848"/>
       <w:r>
         <w:rPr>
           <w:color w:val="auto"/>
           <w:lang w:eastAsia="es-PE"/>
         </w:rPr>
+        <w:lastRenderedPageBreak/>
         <w:t xml:space="preserve">Diagrama de </w:t>
       </w:r>
       <w:r>
@@ -10323,7 +10772,258 @@
         </w:rPr>
         <w:t>olaboración (vista de diseño)</w:t>
       </w:r>
-      <w:bookmarkEnd w:id="26"/>
+      <w:bookmarkEnd w:id="25"/>
+    </w:p>
+    <w:p>
+      <w:pPr>
+        <w:rPr>
+          <w:lang w:eastAsia="es-PE"/>
+        </w:rPr>
+      </w:pPr>
+    </w:p>
+    <w:p>
+      <w:pPr>
+        <w:pStyle w:val="NormalWeb"/>
+      </w:pPr>
+      <w:r>
+        <w:t>El diagrama de colaboración, también conocido como diagrama de comunicación, representa la interacción entre los objetos del sistema, mostrando cómo se relacionan entre sí para cumplir un caso de uso específico.</w:t>
+      </w:r>
+    </w:p>
+    <w:p>
+      <w:pPr>
+        <w:pStyle w:val="NormalWeb"/>
+      </w:pPr>
+      <w:r>
+        <w:t xml:space="preserve">A diferencia del diagrama de secuencia, este tipo de diagrama se enfoca en la </w:t>
+      </w:r>
+      <w:r>
+        <w:rPr>
+          <w:rStyle w:val="Textoennegrita"/>
+        </w:rPr>
+        <w:t>estructura de las interacciones</w:t>
+      </w:r>
+      <w:r>
+        <w:t>, destacando las conexiones entre objetos y el intercambio de mensajes mediante una numeración que indica el orden de ejecución.</w:t>
+      </w:r>
+    </w:p>
+    <w:p>
+      <w:pPr>
+        <w:pStyle w:val="NormalWeb"/>
+      </w:pPr>
+      <w:r>
+        <w:t xml:space="preserve">En el sistema </w:t>
+      </w:r>
+      <w:r>
+        <w:rPr>
+          <w:rStyle w:val="Textoennegrita"/>
+        </w:rPr>
+        <w:t>Simulador de Entrevistas Técnicas</w:t>
+      </w:r>
+      <w:r>
+        <w:t>, los diagramas de colaboración permiten visualizar cómo los componentes principales (interfaces, controladores, modelos y servicios externos) interactúan para ejecutar funcionalidades clave como la autenticación de usuarios y la resolución de retos técnicos.</w:t>
+      </w:r>
+    </w:p>
+    <w:p>
+      <w:pPr>
+        <w:pStyle w:val="NormalWeb"/>
+      </w:pPr>
+      <w:r>
+        <w:t>Estos diagramas complementan a los diagramas de secuencia, proporcionando una visión más estructural de la comunicación entre objetos del sistema.</w:t>
+      </w:r>
+    </w:p>
+    <w:p>
+      <w:pPr>
+        <w:rPr>
+          <w:lang w:eastAsia="es-PE"/>
+        </w:rPr>
+      </w:pPr>
+    </w:p>
+    <w:p>
+      <w:r>
+        <w:t xml:space="preserve">CU-01 </w:t>
+      </w:r>
+      <w:proofErr w:type="spellStart"/>
+      <w:r>
+        <w:t>Login</w:t>
+      </w:r>
+      <w:proofErr w:type="spellEnd"/>
+    </w:p>
+    <w:p>
+      <w:pPr>
+        <w:rPr>
+          <w:lang w:eastAsia="es-PE"/>
+        </w:rPr>
+      </w:pPr>
+      <w:r>
+        <w:rPr>
+          <w:noProof/>
+          <w:lang w:eastAsia="es-PE"/>
+        </w:rPr>
+        <w:drawing>
+          <wp:inline distT="0" distB="0" distL="0" distR="0" wp14:anchorId="45C7FC97" wp14:editId="3EB9B4AD">
+            <wp:extent cx="6067425" cy="865891"/>
+            <wp:effectExtent l="0" t="0" r="0" b="0"/>
+            <wp:docPr id="8" name="Imagen 8"/>
+            <wp:cNvGraphicFramePr>
+              <a:graphicFrameLocks xmlns:a="http://schemas.openxmlformats.org/drawingml/2006/main" noChangeAspect="1"/>
+            </wp:cNvGraphicFramePr>
+            <a:graphic xmlns:a="http://schemas.openxmlformats.org/drawingml/2006/main">
+              <a:graphicData uri="http://schemas.openxmlformats.org/drawingml/2006/picture">
+                <pic:pic xmlns:pic="http://schemas.openxmlformats.org/drawingml/2006/picture">
+                  <pic:nvPicPr>
+                    <pic:cNvPr id="0" name="Picture 2"/>
+                    <pic:cNvPicPr>
+                      <a:picLocks noChangeAspect="1" noChangeArrowheads="1"/>
+                    </pic:cNvPicPr>
+                  </pic:nvPicPr>
+                  <pic:blipFill>
+                    <a:blip r:embed="rId16">
+                      <a:extLst>
+                        <a:ext uri="{28A0092B-C50C-407E-A947-70E740481C1C}">
+                          <a14:useLocalDpi xmlns:a14="http://schemas.microsoft.com/office/drawing/2010/main" val="0"/>
+                        </a:ext>
+                      </a:extLst>
+                    </a:blip>
+                    <a:srcRect/>
+                    <a:stretch>
+                      <a:fillRect/>
+                    </a:stretch>
+                  </pic:blipFill>
+                  <pic:spPr bwMode="auto">
+                    <a:xfrm>
+                      <a:off x="0" y="0"/>
+                      <a:ext cx="6314937" cy="901214"/>
+                    </a:xfrm>
+                    <a:prstGeom prst="rect">
+                      <a:avLst/>
+                    </a:prstGeom>
+                    <a:noFill/>
+                  </pic:spPr>
+                </pic:pic>
+              </a:graphicData>
+            </a:graphic>
+          </wp:inline>
+        </w:drawing>
+      </w:r>
+    </w:p>
+    <w:p>
+      <w:r>
+        <w:t>CU-11 Resolver Reto</w:t>
+      </w:r>
+    </w:p>
+    <w:p>
+      <w:pPr>
+        <w:rPr>
+          <w:lang w:eastAsia="es-PE"/>
+        </w:rPr>
+      </w:pPr>
+      <w:r>
+        <w:rPr>
+          <w:noProof/>
+          <w:lang w:eastAsia="es-PE"/>
+        </w:rPr>
+        <w:drawing>
+          <wp:inline distT="0" distB="0" distL="0" distR="0" wp14:anchorId="60C12903" wp14:editId="471C1D48">
+            <wp:extent cx="6096000" cy="817049"/>
+            <wp:effectExtent l="0" t="0" r="0" b="2540"/>
+            <wp:docPr id="10" name="Imagen 10"/>
+            <wp:cNvGraphicFramePr>
+              <a:graphicFrameLocks xmlns:a="http://schemas.openxmlformats.org/drawingml/2006/main" noChangeAspect="1"/>
+            </wp:cNvGraphicFramePr>
+            <a:graphic xmlns:a="http://schemas.openxmlformats.org/drawingml/2006/main">
+              <a:graphicData uri="http://schemas.openxmlformats.org/drawingml/2006/picture">
+                <pic:pic xmlns:pic="http://schemas.openxmlformats.org/drawingml/2006/picture">
+                  <pic:nvPicPr>
+                    <pic:cNvPr id="0" name="Picture 3"/>
+                    <pic:cNvPicPr>
+                      <a:picLocks noChangeAspect="1" noChangeArrowheads="1"/>
+                    </pic:cNvPicPr>
+                  </pic:nvPicPr>
+                  <pic:blipFill>
+                    <a:blip r:embed="rId17">
+                      <a:extLst>
+                        <a:ext uri="{28A0092B-C50C-407E-A947-70E740481C1C}">
+                          <a14:useLocalDpi xmlns:a14="http://schemas.microsoft.com/office/drawing/2010/main" val="0"/>
+                        </a:ext>
+                      </a:extLst>
+                    </a:blip>
+                    <a:srcRect/>
+                    <a:stretch>
+                      <a:fillRect/>
+                    </a:stretch>
+                  </pic:blipFill>
+                  <pic:spPr bwMode="auto">
+                    <a:xfrm>
+                      <a:off x="0" y="0"/>
+                      <a:ext cx="6381858" cy="855363"/>
+                    </a:xfrm>
+                    <a:prstGeom prst="rect">
+                      <a:avLst/>
+                    </a:prstGeom>
+                    <a:noFill/>
+                  </pic:spPr>
+                </pic:pic>
+              </a:graphicData>
+            </a:graphic>
+          </wp:inline>
+        </w:drawing>
+      </w:r>
+    </w:p>
+    <w:p>
+      <w:pPr>
+        <w:rPr>
+          <w:lang w:eastAsia="es-PE"/>
+        </w:rPr>
+      </w:pPr>
+    </w:p>
+    <w:p>
+      <w:pPr>
+        <w:rPr>
+          <w:lang w:eastAsia="es-PE"/>
+        </w:rPr>
+      </w:pPr>
+    </w:p>
+    <w:p>
+      <w:pPr>
+        <w:rPr>
+          <w:lang w:eastAsia="es-PE"/>
+        </w:rPr>
+      </w:pPr>
+    </w:p>
+    <w:p>
+      <w:pPr>
+        <w:rPr>
+          <w:lang w:eastAsia="es-PE"/>
+        </w:rPr>
+      </w:pPr>
+    </w:p>
+    <w:p>
+      <w:pPr>
+        <w:rPr>
+          <w:lang w:eastAsia="es-PE"/>
+        </w:rPr>
+      </w:pPr>
+    </w:p>
+    <w:p>
+      <w:pPr>
+        <w:rPr>
+          <w:lang w:eastAsia="es-PE"/>
+        </w:rPr>
+      </w:pPr>
+    </w:p>
+    <w:p>
+      <w:pPr>
+        <w:rPr>
+          <w:lang w:eastAsia="es-PE"/>
+        </w:rPr>
+      </w:pPr>
+    </w:p>
+    <w:p>
+      <w:pPr>
+        <w:rPr>
+          <w:lang w:eastAsia="es-PE"/>
+        </w:rPr>
+      </w:pPr>
     </w:p>
     <w:p>
       <w:pPr>
@@ -10345,12 +11045,13 @@
           <w:lang w:eastAsia="es-PE"/>
         </w:rPr>
       </w:pPr>
-      <w:bookmarkStart w:id="27" w:name="_Toc69808849"/>
+      <w:bookmarkStart w:id="26" w:name="_Toc69808849"/>
       <w:r>
         <w:rPr>
           <w:color w:val="auto"/>
           <w:lang w:eastAsia="es-PE"/>
         </w:rPr>
+        <w:lastRenderedPageBreak/>
         <w:t xml:space="preserve">Diagrama de </w:t>
       </w:r>
       <w:r>
@@ -10367,11 +11068,482 @@
         </w:rPr>
         <w:t>bjetos</w:t>
       </w:r>
+      <w:bookmarkEnd w:id="26"/>
+    </w:p>
+    <w:p>
+      <w:pPr>
+        <w:rPr>
+          <w:lang w:eastAsia="es-PE"/>
+        </w:rPr>
+      </w:pPr>
+    </w:p>
+    <w:p>
+      <w:pPr>
+        <w:spacing w:before="100" w:beforeAutospacing="1" w:after="100" w:afterAutospacing="1" w:line="240" w:lineRule="auto"/>
+        <w:rPr>
+          <w:rFonts w:ascii="Times New Roman" w:eastAsia="Times New Roman" w:hAnsi="Times New Roman" w:cs="Times New Roman"/>
+          <w:sz w:val="24"/>
+          <w:szCs w:val="24"/>
+          <w:lang w:eastAsia="es-PE"/>
+        </w:rPr>
+      </w:pPr>
+      <w:r>
+        <w:rPr>
+          <w:rFonts w:ascii="Times New Roman" w:eastAsia="Times New Roman" w:hAnsi="Times New Roman" w:cs="Times New Roman"/>
+          <w:sz w:val="24"/>
+          <w:szCs w:val="24"/>
+          <w:lang w:eastAsia="es-PE"/>
+        </w:rPr>
+        <w:t xml:space="preserve">El diagrama de objetos representa una </w:t>
+      </w:r>
+      <w:r>
+        <w:rPr>
+          <w:rFonts w:ascii="Times New Roman" w:eastAsia="Times New Roman" w:hAnsi="Times New Roman" w:cs="Times New Roman"/>
+          <w:b/>
+          <w:bCs/>
+          <w:sz w:val="24"/>
+          <w:szCs w:val="24"/>
+          <w:lang w:eastAsia="es-PE"/>
+        </w:rPr>
+        <w:t>instantánea del sistema en un momento específico de ejecución</w:t>
+      </w:r>
+      <w:r>
+        <w:rPr>
+          <w:rFonts w:ascii="Times New Roman" w:eastAsia="Times New Roman" w:hAnsi="Times New Roman" w:cs="Times New Roman"/>
+          <w:sz w:val="24"/>
+          <w:szCs w:val="24"/>
+          <w:lang w:eastAsia="es-PE"/>
+        </w:rPr>
+        <w:t>, mostrando instancias concretas de las clases definidas en el diagrama de clases y las relaciones existentes entre ellas.</w:t>
+      </w:r>
+    </w:p>
+    <w:p>
+      <w:pPr>
+        <w:spacing w:before="100" w:beforeAutospacing="1" w:after="100" w:afterAutospacing="1" w:line="240" w:lineRule="auto"/>
+        <w:rPr>
+          <w:rFonts w:ascii="Times New Roman" w:eastAsia="Times New Roman" w:hAnsi="Times New Roman" w:cs="Times New Roman"/>
+          <w:sz w:val="24"/>
+          <w:szCs w:val="24"/>
+          <w:lang w:eastAsia="es-PE"/>
+        </w:rPr>
+      </w:pPr>
+      <w:r>
+        <w:rPr>
+          <w:rFonts w:ascii="Times New Roman" w:eastAsia="Times New Roman" w:hAnsi="Times New Roman" w:cs="Times New Roman"/>
+          <w:sz w:val="24"/>
+          <w:szCs w:val="24"/>
+          <w:lang w:eastAsia="es-PE"/>
+        </w:rPr>
+        <w:t>A diferencia del diagrama de clases, que describe la estructura general del sistema, el diagrama de objetos permite visualizar cómo se materializan dichas clases en situaciones reales, evidenciando valores específicos y vínculos entre objetos en un contexto determinado.</w:t>
+      </w:r>
+    </w:p>
+    <w:p>
+      <w:pPr>
+        <w:spacing w:before="100" w:beforeAutospacing="1" w:after="100" w:afterAutospacing="1" w:line="240" w:lineRule="auto"/>
+        <w:rPr>
+          <w:rFonts w:ascii="Times New Roman" w:eastAsia="Times New Roman" w:hAnsi="Times New Roman" w:cs="Times New Roman"/>
+          <w:sz w:val="24"/>
+          <w:szCs w:val="24"/>
+          <w:lang w:eastAsia="es-PE"/>
+        </w:rPr>
+      </w:pPr>
+      <w:r>
+        <w:rPr>
+          <w:rFonts w:ascii="Times New Roman" w:eastAsia="Times New Roman" w:hAnsi="Times New Roman" w:cs="Times New Roman"/>
+          <w:sz w:val="24"/>
+          <w:szCs w:val="24"/>
+          <w:lang w:eastAsia="es-PE"/>
+        </w:rPr>
+        <w:t xml:space="preserve">En el sistema </w:t>
+      </w:r>
+      <w:r>
+        <w:rPr>
+          <w:rFonts w:ascii="Times New Roman" w:eastAsia="Times New Roman" w:hAnsi="Times New Roman" w:cs="Times New Roman"/>
+          <w:b/>
+          <w:bCs/>
+          <w:sz w:val="24"/>
+          <w:szCs w:val="24"/>
+          <w:lang w:eastAsia="es-PE"/>
+        </w:rPr>
+        <w:t>Simulador de Entrevistas Técnicas</w:t>
+      </w:r>
+      <w:r>
+        <w:rPr>
+          <w:rFonts w:ascii="Times New Roman" w:eastAsia="Times New Roman" w:hAnsi="Times New Roman" w:cs="Times New Roman"/>
+          <w:sz w:val="24"/>
+          <w:szCs w:val="24"/>
+          <w:lang w:eastAsia="es-PE"/>
+        </w:rPr>
+        <w:t>, este tipo de diagrama se utiliza para representar escenarios concretos como:</w:t>
+      </w:r>
+    </w:p>
+    <w:p>
+      <w:pPr>
+        <w:pStyle w:val="Ttulo3"/>
+        <w:spacing w:line="480" w:lineRule="auto"/>
+        <w:rPr>
+          <w:rFonts w:ascii="Arial" w:eastAsia="Arial" w:hAnsi="Arial" w:cs="Arial"/>
+          <w:b/>
+          <w:bCs/>
+          <w:color w:val="auto"/>
+        </w:rPr>
+      </w:pPr>
+      <w:bookmarkStart w:id="27" w:name="_Toc228377045"/>
+      <w:r>
+        <w:rPr>
+          <w:rFonts w:ascii="Arial" w:eastAsia="Arial" w:hAnsi="Arial" w:cs="Arial"/>
+          <w:b/>
+          <w:bCs/>
+          <w:color w:val="auto"/>
+        </w:rPr>
+        <w:t>a) Análisis de Objetos</w:t>
+      </w:r>
       <w:bookmarkEnd w:id="27"/>
     </w:p>
     <w:p>
-      <w:pPr>
-        <w:rPr>
+      <w:r>
+        <w:rPr>
+          <w:noProof/>
+        </w:rPr>
+        <w:drawing>
+          <wp:inline distT="0" distB="0" distL="0" distR="0" wp14:anchorId="22BDD58F" wp14:editId="719833E2">
+            <wp:extent cx="4162425" cy="3196707"/>
+            <wp:effectExtent l="0" t="0" r="0" b="3810"/>
+            <wp:docPr id="1301262156" name="Imagen 5" descr="PlantUML Diagram"/>
+            <wp:cNvGraphicFramePr>
+              <a:graphicFrameLocks xmlns:a="http://schemas.openxmlformats.org/drawingml/2006/main" noChangeAspect="1"/>
+            </wp:cNvGraphicFramePr>
+            <a:graphic xmlns:a="http://schemas.openxmlformats.org/drawingml/2006/main">
+              <a:graphicData uri="http://schemas.openxmlformats.org/drawingml/2006/picture">
+                <pic:pic xmlns:pic="http://schemas.openxmlformats.org/drawingml/2006/picture">
+                  <pic:nvPicPr>
+                    <pic:cNvPr id="0" name="Picture 89" descr="PlantUML Diagram"/>
+                    <pic:cNvPicPr>
+                      <a:picLocks noChangeAspect="1" noChangeArrowheads="1"/>
+                    </pic:cNvPicPr>
+                  </pic:nvPicPr>
+                  <pic:blipFill>
+                    <a:blip r:embed="rId18">
+                      <a:extLst>
+                        <a:ext uri="{28A0092B-C50C-407E-A947-70E740481C1C}">
+                          <a14:useLocalDpi xmlns:a14="http://schemas.microsoft.com/office/drawing/2010/main" val="0"/>
+                        </a:ext>
+                      </a:extLst>
+                    </a:blip>
+                    <a:srcRect/>
+                    <a:stretch>
+                      <a:fillRect/>
+                    </a:stretch>
+                  </pic:blipFill>
+                  <pic:spPr bwMode="auto">
+                    <a:xfrm>
+                      <a:off x="0" y="0"/>
+                      <a:ext cx="4170424" cy="3202850"/>
+                    </a:xfrm>
+                    <a:prstGeom prst="rect">
+                      <a:avLst/>
+                    </a:prstGeom>
+                    <a:noFill/>
+                    <a:ln>
+                      <a:noFill/>
+                    </a:ln>
+                  </pic:spPr>
+                </pic:pic>
+              </a:graphicData>
+            </a:graphic>
+          </wp:inline>
+        </w:drawing>
+      </w:r>
+    </w:p>
+    <w:p/>
+    <w:p>
+      <w:r>
+        <w:rPr>
+          <w:noProof/>
+        </w:rPr>
+        <w:drawing>
+          <wp:inline distT="0" distB="0" distL="0" distR="0" wp14:anchorId="64B587B8" wp14:editId="23247ECE">
+            <wp:extent cx="5400040" cy="1872615"/>
+            <wp:effectExtent l="0" t="0" r="0" b="0"/>
+            <wp:docPr id="142039016" name="Imagen 6" descr="PlantUML Diagram"/>
+            <wp:cNvGraphicFramePr>
+              <a:graphicFrameLocks xmlns:a="http://schemas.openxmlformats.org/drawingml/2006/main" noChangeAspect="1"/>
+            </wp:cNvGraphicFramePr>
+            <a:graphic xmlns:a="http://schemas.openxmlformats.org/drawingml/2006/main">
+              <a:graphicData uri="http://schemas.openxmlformats.org/drawingml/2006/picture">
+                <pic:pic xmlns:pic="http://schemas.openxmlformats.org/drawingml/2006/picture">
+                  <pic:nvPicPr>
+                    <pic:cNvPr id="0" name="Picture 91" descr="PlantUML Diagram"/>
+                    <pic:cNvPicPr>
+                      <a:picLocks noChangeAspect="1" noChangeArrowheads="1"/>
+                    </pic:cNvPicPr>
+                  </pic:nvPicPr>
+                  <pic:blipFill>
+                    <a:blip r:embed="rId19">
+                      <a:extLst>
+                        <a:ext uri="{28A0092B-C50C-407E-A947-70E740481C1C}">
+                          <a14:useLocalDpi xmlns:a14="http://schemas.microsoft.com/office/drawing/2010/main" val="0"/>
+                        </a:ext>
+                      </a:extLst>
+                    </a:blip>
+                    <a:srcRect/>
+                    <a:stretch>
+                      <a:fillRect/>
+                    </a:stretch>
+                  </pic:blipFill>
+                  <pic:spPr bwMode="auto">
+                    <a:xfrm>
+                      <a:off x="0" y="0"/>
+                      <a:ext cx="5400040" cy="1872615"/>
+                    </a:xfrm>
+                    <a:prstGeom prst="rect">
+                      <a:avLst/>
+                    </a:prstGeom>
+                    <a:noFill/>
+                    <a:ln>
+                      <a:noFill/>
+                    </a:ln>
+                  </pic:spPr>
+                </pic:pic>
+              </a:graphicData>
+            </a:graphic>
+          </wp:inline>
+        </w:drawing>
+      </w:r>
+    </w:p>
+    <w:p/>
+    <w:p>
+      <w:r>
+        <w:rPr>
+          <w:noProof/>
+        </w:rPr>
+        <w:lastRenderedPageBreak/>
+        <w:drawing>
+          <wp:inline distT="0" distB="0" distL="0" distR="0" wp14:anchorId="4A2159F6" wp14:editId="7C8503E3">
+            <wp:extent cx="5400040" cy="1584960"/>
+            <wp:effectExtent l="0" t="0" r="0" b="0"/>
+            <wp:docPr id="1811785636" name="Imagen 7" descr="PlantUML Diagram"/>
+            <wp:cNvGraphicFramePr>
+              <a:graphicFrameLocks xmlns:a="http://schemas.openxmlformats.org/drawingml/2006/main" noChangeAspect="1"/>
+            </wp:cNvGraphicFramePr>
+            <a:graphic xmlns:a="http://schemas.openxmlformats.org/drawingml/2006/main">
+              <a:graphicData uri="http://schemas.openxmlformats.org/drawingml/2006/picture">
+                <pic:pic xmlns:pic="http://schemas.openxmlformats.org/drawingml/2006/picture">
+                  <pic:nvPicPr>
+                    <pic:cNvPr id="0" name="Picture 93" descr="PlantUML Diagram"/>
+                    <pic:cNvPicPr>
+                      <a:picLocks noChangeAspect="1" noChangeArrowheads="1"/>
+                    </pic:cNvPicPr>
+                  </pic:nvPicPr>
+                  <pic:blipFill>
+                    <a:blip r:embed="rId20">
+                      <a:extLst>
+                        <a:ext uri="{28A0092B-C50C-407E-A947-70E740481C1C}">
+                          <a14:useLocalDpi xmlns:a14="http://schemas.microsoft.com/office/drawing/2010/main" val="0"/>
+                        </a:ext>
+                      </a:extLst>
+                    </a:blip>
+                    <a:srcRect/>
+                    <a:stretch>
+                      <a:fillRect/>
+                    </a:stretch>
+                  </pic:blipFill>
+                  <pic:spPr bwMode="auto">
+                    <a:xfrm>
+                      <a:off x="0" y="0"/>
+                      <a:ext cx="5400040" cy="1584960"/>
+                    </a:xfrm>
+                    <a:prstGeom prst="rect">
+                      <a:avLst/>
+                    </a:prstGeom>
+                    <a:noFill/>
+                    <a:ln>
+                      <a:noFill/>
+                    </a:ln>
+                  </pic:spPr>
+                </pic:pic>
+              </a:graphicData>
+            </a:graphic>
+          </wp:inline>
+        </w:drawing>
+      </w:r>
+    </w:p>
+    <w:p/>
+    <w:p>
+      <w:r>
+        <w:rPr>
+          <w:noProof/>
+        </w:rPr>
+        <w:drawing>
+          <wp:inline distT="0" distB="0" distL="0" distR="0" wp14:anchorId="15F30D49" wp14:editId="285159B3">
+            <wp:extent cx="5400040" cy="1633220"/>
+            <wp:effectExtent l="0" t="0" r="0" b="5080"/>
+            <wp:docPr id="1397142689" name="Imagen 8" descr="PlantUML Diagram"/>
+            <wp:cNvGraphicFramePr>
+              <a:graphicFrameLocks xmlns:a="http://schemas.openxmlformats.org/drawingml/2006/main" noChangeAspect="1"/>
+            </wp:cNvGraphicFramePr>
+            <a:graphic xmlns:a="http://schemas.openxmlformats.org/drawingml/2006/main">
+              <a:graphicData uri="http://schemas.openxmlformats.org/drawingml/2006/picture">
+                <pic:pic xmlns:pic="http://schemas.openxmlformats.org/drawingml/2006/picture">
+                  <pic:nvPicPr>
+                    <pic:cNvPr id="0" name="Picture 95" descr="PlantUML Diagram"/>
+                    <pic:cNvPicPr>
+                      <a:picLocks noChangeAspect="1" noChangeArrowheads="1"/>
+                    </pic:cNvPicPr>
+                  </pic:nvPicPr>
+                  <pic:blipFill>
+                    <a:blip r:embed="rId21">
+                      <a:extLst>
+                        <a:ext uri="{28A0092B-C50C-407E-A947-70E740481C1C}">
+                          <a14:useLocalDpi xmlns:a14="http://schemas.microsoft.com/office/drawing/2010/main" val="0"/>
+                        </a:ext>
+                      </a:extLst>
+                    </a:blip>
+                    <a:srcRect/>
+                    <a:stretch>
+                      <a:fillRect/>
+                    </a:stretch>
+                  </pic:blipFill>
+                  <pic:spPr bwMode="auto">
+                    <a:xfrm>
+                      <a:off x="0" y="0"/>
+                      <a:ext cx="5400040" cy="1633220"/>
+                    </a:xfrm>
+                    <a:prstGeom prst="rect">
+                      <a:avLst/>
+                    </a:prstGeom>
+                    <a:noFill/>
+                    <a:ln>
+                      <a:noFill/>
+                    </a:ln>
+                  </pic:spPr>
+                </pic:pic>
+              </a:graphicData>
+            </a:graphic>
+          </wp:inline>
+        </w:drawing>
+      </w:r>
+    </w:p>
+    <w:p/>
+    <w:p>
+      <w:r>
+        <w:rPr>
+          <w:noProof/>
+        </w:rPr>
+        <w:drawing>
+          <wp:inline distT="0" distB="0" distL="0" distR="0" wp14:anchorId="53EAF9FF" wp14:editId="7885A0E5">
+            <wp:extent cx="5400040" cy="1768475"/>
+            <wp:effectExtent l="0" t="0" r="0" b="3175"/>
+            <wp:docPr id="553534358" name="Imagen 9" descr="PlantUML Diagram"/>
+            <wp:cNvGraphicFramePr>
+              <a:graphicFrameLocks xmlns:a="http://schemas.openxmlformats.org/drawingml/2006/main" noChangeAspect="1"/>
+            </wp:cNvGraphicFramePr>
+            <a:graphic xmlns:a="http://schemas.openxmlformats.org/drawingml/2006/main">
+              <a:graphicData uri="http://schemas.openxmlformats.org/drawingml/2006/picture">
+                <pic:pic xmlns:pic="http://schemas.openxmlformats.org/drawingml/2006/picture">
+                  <pic:nvPicPr>
+                    <pic:cNvPr id="0" name="Picture 97" descr="PlantUML Diagram"/>
+                    <pic:cNvPicPr>
+                      <a:picLocks noChangeAspect="1" noChangeArrowheads="1"/>
+                    </pic:cNvPicPr>
+                  </pic:nvPicPr>
+                  <pic:blipFill>
+                    <a:blip r:embed="rId22">
+                      <a:extLst>
+                        <a:ext uri="{28A0092B-C50C-407E-A947-70E740481C1C}">
+                          <a14:useLocalDpi xmlns:a14="http://schemas.microsoft.com/office/drawing/2010/main" val="0"/>
+                        </a:ext>
+                      </a:extLst>
+                    </a:blip>
+                    <a:srcRect/>
+                    <a:stretch>
+                      <a:fillRect/>
+                    </a:stretch>
+                  </pic:blipFill>
+                  <pic:spPr bwMode="auto">
+                    <a:xfrm>
+                      <a:off x="0" y="0"/>
+                      <a:ext cx="5400040" cy="1768475"/>
+                    </a:xfrm>
+                    <a:prstGeom prst="rect">
+                      <a:avLst/>
+                    </a:prstGeom>
+                    <a:noFill/>
+                    <a:ln>
+                      <a:noFill/>
+                    </a:ln>
+                  </pic:spPr>
+                </pic:pic>
+              </a:graphicData>
+            </a:graphic>
+          </wp:inline>
+        </w:drawing>
+      </w:r>
+    </w:p>
+    <w:p>
+      <w:r>
+        <w:rPr>
+          <w:noProof/>
+        </w:rPr>
+        <w:drawing>
+          <wp:inline distT="0" distB="0" distL="0" distR="0" wp14:anchorId="397A7BA9" wp14:editId="2AE6CFA6">
+            <wp:extent cx="5400040" cy="1755140"/>
+            <wp:effectExtent l="0" t="0" r="0" b="0"/>
+            <wp:docPr id="1433906793" name="Imagen 10" descr="PlantUML Diagram"/>
+            <wp:cNvGraphicFramePr>
+              <a:graphicFrameLocks xmlns:a="http://schemas.openxmlformats.org/drawingml/2006/main" noChangeAspect="1"/>
+            </wp:cNvGraphicFramePr>
+            <a:graphic xmlns:a="http://schemas.openxmlformats.org/drawingml/2006/main">
+              <a:graphicData uri="http://schemas.openxmlformats.org/drawingml/2006/picture">
+                <pic:pic xmlns:pic="http://schemas.openxmlformats.org/drawingml/2006/picture">
+                  <pic:nvPicPr>
+                    <pic:cNvPr id="0" name="Picture 99" descr="PlantUML Diagram"/>
+                    <pic:cNvPicPr>
+                      <a:picLocks noChangeAspect="1" noChangeArrowheads="1"/>
+                    </pic:cNvPicPr>
+                  </pic:nvPicPr>
+                  <pic:blipFill>
+                    <a:blip r:embed="rId23">
+                      <a:extLst>
+                        <a:ext uri="{28A0092B-C50C-407E-A947-70E740481C1C}">
+                          <a14:useLocalDpi xmlns:a14="http://schemas.microsoft.com/office/drawing/2010/main" val="0"/>
+                        </a:ext>
+                      </a:extLst>
+                    </a:blip>
+                    <a:srcRect/>
+                    <a:stretch>
+                      <a:fillRect/>
+                    </a:stretch>
+                  </pic:blipFill>
+                  <pic:spPr bwMode="auto">
+                    <a:xfrm>
+                      <a:off x="0" y="0"/>
+                      <a:ext cx="5400040" cy="1755140"/>
+                    </a:xfrm>
+                    <a:prstGeom prst="rect">
+                      <a:avLst/>
+                    </a:prstGeom>
+                    <a:noFill/>
+                    <a:ln>
+                      <a:noFill/>
+                    </a:ln>
+                  </pic:spPr>
+                </pic:pic>
+              </a:graphicData>
+            </a:graphic>
+          </wp:inline>
+        </w:drawing>
+      </w:r>
+    </w:p>
+    <w:p/>
+    <w:p/>
+    <w:p>
+      <w:pPr>
+        <w:spacing w:before="100" w:beforeAutospacing="1" w:after="100" w:afterAutospacing="1" w:line="240" w:lineRule="auto"/>
+        <w:rPr>
+          <w:rFonts w:ascii="Times New Roman" w:eastAsia="Times New Roman" w:hAnsi="Times New Roman" w:cs="Times New Roman"/>
+          <w:sz w:val="24"/>
+          <w:szCs w:val="24"/>
           <w:lang w:eastAsia="es-PE"/>
         </w:rPr>
       </w:pPr>
@@ -10394,6 +11566,7 @@
           <w:color w:val="auto"/>
           <w:lang w:eastAsia="es-PE"/>
         </w:rPr>
+        <w:lastRenderedPageBreak/>
         <w:t xml:space="preserve">Diagrama de </w:t>
       </w:r>
       <w:r>
@@ -10411,6 +11584,74 @@
         <w:t>lases</w:t>
       </w:r>
       <w:bookmarkEnd w:id="28"/>
+    </w:p>
+    <w:p>
+      <w:pPr>
+        <w:rPr>
+          <w:lang w:eastAsia="es-PE"/>
+        </w:rPr>
+      </w:pPr>
+      <w:r>
+        <w:rPr>
+          <w:noProof/>
+        </w:rPr>
+        <w:drawing>
+          <wp:inline distT="0" distB="0" distL="0" distR="0" wp14:anchorId="76BF5C36" wp14:editId="518580FF">
+            <wp:extent cx="5724525" cy="7364886"/>
+            <wp:effectExtent l="0" t="0" r="0" b="7620"/>
+            <wp:docPr id="11" name="Imagen 11"/>
+            <wp:cNvGraphicFramePr>
+              <a:graphicFrameLocks xmlns:a="http://schemas.openxmlformats.org/drawingml/2006/main" noChangeAspect="1"/>
+            </wp:cNvGraphicFramePr>
+            <a:graphic xmlns:a="http://schemas.openxmlformats.org/drawingml/2006/main">
+              <a:graphicData uri="http://schemas.openxmlformats.org/drawingml/2006/picture">
+                <pic:pic xmlns:pic="http://schemas.openxmlformats.org/drawingml/2006/picture">
+                  <pic:nvPicPr>
+                    <pic:cNvPr id="1" name=""/>
+                    <pic:cNvPicPr/>
+                  </pic:nvPicPr>
+                  <pic:blipFill>
+                    <a:blip r:embed="rId24"/>
+                    <a:stretch>
+                      <a:fillRect/>
+                    </a:stretch>
+                  </pic:blipFill>
+                  <pic:spPr>
+                    <a:xfrm>
+                      <a:off x="0" y="0"/>
+                      <a:ext cx="5731917" cy="7374396"/>
+                    </a:xfrm>
+                    <a:prstGeom prst="rect">
+                      <a:avLst/>
+                    </a:prstGeom>
+                  </pic:spPr>
+                </pic:pic>
+              </a:graphicData>
+            </a:graphic>
+          </wp:inline>
+        </w:drawing>
+      </w:r>
+    </w:p>
+    <w:p>
+      <w:pPr>
+        <w:rPr>
+          <w:lang w:eastAsia="es-PE"/>
+        </w:rPr>
+      </w:pPr>
+    </w:p>
+    <w:p>
+      <w:pPr>
+        <w:rPr>
+          <w:lang w:eastAsia="es-PE"/>
+        </w:rPr>
+      </w:pPr>
+    </w:p>
+    <w:p>
+      <w:pPr>
+        <w:rPr>
+          <w:lang w:eastAsia="es-PE"/>
+        </w:rPr>
+      </w:pPr>
     </w:p>
     <w:p>
       <w:pPr>
@@ -10437,6 +11678,7 @@
           <w:color w:val="auto"/>
           <w:lang w:eastAsia="es-PE"/>
         </w:rPr>
+        <w:lastRenderedPageBreak/>
         <w:t xml:space="preserve">Diagrama de </w:t>
       </w:r>
       <w:r>
@@ -10454,6 +11696,60 @@
         <w:t>ase de datos (relacional o no relacional)</w:t>
       </w:r>
       <w:bookmarkEnd w:id="29"/>
+    </w:p>
+    <w:p/>
+    <w:p/>
+    <w:p>
+      <w:r>
+        <w:rPr>
+          <w:noProof/>
+        </w:rPr>
+        <w:drawing>
+          <wp:inline distT="0" distB="0" distL="0" distR="0" wp14:anchorId="571AFBF0" wp14:editId="33B50028">
+            <wp:extent cx="5229225" cy="7824179"/>
+            <wp:effectExtent l="0" t="0" r="0" b="5715"/>
+            <wp:docPr id="12" name="Imagen 12"/>
+            <wp:cNvGraphicFramePr>
+              <a:graphicFrameLocks xmlns:a="http://schemas.openxmlformats.org/drawingml/2006/main" noChangeAspect="1"/>
+            </wp:cNvGraphicFramePr>
+            <a:graphic xmlns:a="http://schemas.openxmlformats.org/drawingml/2006/main">
+              <a:graphicData uri="http://schemas.openxmlformats.org/drawingml/2006/picture">
+                <pic:pic xmlns:pic="http://schemas.openxmlformats.org/drawingml/2006/picture">
+                  <pic:nvPicPr>
+                    <pic:cNvPr id="0" name="Picture 4"/>
+                    <pic:cNvPicPr>
+                      <a:picLocks noChangeAspect="1" noChangeArrowheads="1"/>
+                    </pic:cNvPicPr>
+                  </pic:nvPicPr>
+                  <pic:blipFill>
+                    <a:blip r:embed="rId25">
+                      <a:extLst>
+                        <a:ext uri="{28A0092B-C50C-407E-A947-70E740481C1C}">
+                          <a14:useLocalDpi xmlns:a14="http://schemas.microsoft.com/office/drawing/2010/main" val="0"/>
+                        </a:ext>
+                      </a:extLst>
+                    </a:blip>
+                    <a:srcRect/>
+                    <a:stretch>
+                      <a:fillRect/>
+                    </a:stretch>
+                  </pic:blipFill>
+                  <pic:spPr bwMode="auto">
+                    <a:xfrm>
+                      <a:off x="0" y="0"/>
+                      <a:ext cx="5230054" cy="7825420"/>
+                    </a:xfrm>
+                    <a:prstGeom prst="rect">
+                      <a:avLst/>
+                    </a:prstGeom>
+                    <a:noFill/>
+                  </pic:spPr>
+                </pic:pic>
+              </a:graphicData>
+            </a:graphic>
+          </wp:inline>
+        </w:drawing>
+      </w:r>
     </w:p>
     <w:p/>
     <w:p>
@@ -10547,12 +11843,744 @@
     </w:p>
     <w:p>
       <w:pPr>
-        <w:pStyle w:val="Prrafodelista"/>
+        <w:spacing w:before="100" w:beforeAutospacing="1" w:after="100" w:afterAutospacing="1" w:line="240" w:lineRule="auto"/>
+        <w:rPr>
+          <w:rFonts w:ascii="Times New Roman" w:eastAsia="Times New Roman" w:hAnsi="Times New Roman" w:cs="Times New Roman"/>
+          <w:sz w:val="24"/>
+          <w:szCs w:val="24"/>
+          <w:lang w:eastAsia="es-PE"/>
+        </w:rPr>
+      </w:pPr>
+      <w:r>
+        <w:rPr>
+          <w:rFonts w:ascii="Times New Roman" w:eastAsia="Times New Roman" w:hAnsi="Times New Roman" w:cs="Times New Roman"/>
+          <w:sz w:val="24"/>
+          <w:szCs w:val="24"/>
+          <w:lang w:eastAsia="es-PE"/>
+        </w:rPr>
+        <w:t>La vista de implementación describe cómo los elementos definidos en la vista lógica se materializan en componentes de software reales, organizados en paquetes y módulos dentro del proyecto.</w:t>
+      </w:r>
+    </w:p>
+    <w:p>
+      <w:pPr>
+        <w:spacing w:before="100" w:beforeAutospacing="1" w:after="100" w:afterAutospacing="1" w:line="240" w:lineRule="auto"/>
+        <w:rPr>
+          <w:rFonts w:ascii="Times New Roman" w:eastAsia="Times New Roman" w:hAnsi="Times New Roman" w:cs="Times New Roman"/>
+          <w:sz w:val="24"/>
+          <w:szCs w:val="24"/>
+          <w:lang w:eastAsia="es-PE"/>
+        </w:rPr>
+      </w:pPr>
+      <w:r>
+        <w:rPr>
+          <w:rFonts w:ascii="Times New Roman" w:eastAsia="Times New Roman" w:hAnsi="Times New Roman" w:cs="Times New Roman"/>
+          <w:sz w:val="24"/>
+          <w:szCs w:val="24"/>
+          <w:lang w:eastAsia="es-PE"/>
+        </w:rPr>
+        <w:t xml:space="preserve">El sistema </w:t>
+      </w:r>
+      <w:r>
+        <w:rPr>
+          <w:rFonts w:ascii="Times New Roman" w:eastAsia="Times New Roman" w:hAnsi="Times New Roman" w:cs="Times New Roman"/>
+          <w:b/>
+          <w:bCs/>
+          <w:sz w:val="24"/>
+          <w:szCs w:val="24"/>
+          <w:lang w:eastAsia="es-PE"/>
+        </w:rPr>
+        <w:t>Simulador de Entrevistas Técnicas</w:t>
+      </w:r>
+      <w:r>
+        <w:rPr>
+          <w:rFonts w:ascii="Times New Roman" w:eastAsia="Times New Roman" w:hAnsi="Times New Roman" w:cs="Times New Roman"/>
+          <w:sz w:val="24"/>
+          <w:szCs w:val="24"/>
+          <w:lang w:eastAsia="es-PE"/>
+        </w:rPr>
+        <w:t xml:space="preserve"> sigue una arquitectura basada en el patrón </w:t>
+      </w:r>
+      <w:r>
+        <w:rPr>
+          <w:rFonts w:ascii="Times New Roman" w:eastAsia="Times New Roman" w:hAnsi="Times New Roman" w:cs="Times New Roman"/>
+          <w:b/>
+          <w:bCs/>
+          <w:sz w:val="24"/>
+          <w:szCs w:val="24"/>
+          <w:lang w:eastAsia="es-PE"/>
+        </w:rPr>
+        <w:t>Modelo - Vista - Controlador (MVC)</w:t>
+      </w:r>
+      <w:r>
+        <w:rPr>
+          <w:rFonts w:ascii="Times New Roman" w:eastAsia="Times New Roman" w:hAnsi="Times New Roman" w:cs="Times New Roman"/>
+          <w:sz w:val="24"/>
+          <w:szCs w:val="24"/>
+          <w:lang w:eastAsia="es-PE"/>
+        </w:rPr>
+        <w:t>, donde cada capa está claramente separada y distribuida en directorios específicos del proyecto.</w:t>
+      </w:r>
+    </w:p>
+    <w:p>
+      <w:pPr>
+        <w:spacing w:before="100" w:beforeAutospacing="1" w:after="100" w:afterAutospacing="1" w:line="240" w:lineRule="auto"/>
+        <w:rPr>
+          <w:rFonts w:ascii="Times New Roman" w:eastAsia="Times New Roman" w:hAnsi="Times New Roman" w:cs="Times New Roman"/>
+          <w:sz w:val="24"/>
+          <w:szCs w:val="24"/>
+          <w:lang w:eastAsia="es-PE"/>
+        </w:rPr>
+      </w:pPr>
+      <w:r>
+        <w:rPr>
+          <w:rFonts w:ascii="Times New Roman" w:eastAsia="Times New Roman" w:hAnsi="Times New Roman" w:cs="Times New Roman"/>
+          <w:sz w:val="24"/>
+          <w:szCs w:val="24"/>
+          <w:lang w:eastAsia="es-PE"/>
+        </w:rPr>
+        <w:t>El mapeo entre la vista lógica y la implementación se realiza de la siguiente manera:</w:t>
+      </w:r>
+    </w:p>
+    <w:p>
+      <w:pPr>
+        <w:numPr>
+          <w:ilvl w:val="0"/>
+          <w:numId w:val="11"/>
+        </w:numPr>
+        <w:spacing w:before="100" w:beforeAutospacing="1" w:after="100" w:afterAutospacing="1" w:line="240" w:lineRule="auto"/>
+        <w:rPr>
+          <w:rFonts w:ascii="Times New Roman" w:eastAsia="Times New Roman" w:hAnsi="Times New Roman" w:cs="Times New Roman"/>
+          <w:sz w:val="24"/>
+          <w:szCs w:val="24"/>
+          <w:lang w:eastAsia="es-PE"/>
+        </w:rPr>
+      </w:pPr>
+      <w:r>
+        <w:rPr>
+          <w:rFonts w:ascii="Times New Roman" w:eastAsia="Times New Roman" w:hAnsi="Times New Roman" w:cs="Times New Roman"/>
+          <w:b/>
+          <w:bCs/>
+          <w:sz w:val="24"/>
+          <w:szCs w:val="24"/>
+          <w:lang w:eastAsia="es-PE"/>
+        </w:rPr>
+        <w:t xml:space="preserve">Subsistema de Autenticación → </w:t>
+      </w:r>
+      <w:proofErr w:type="spellStart"/>
+      <w:r>
+        <w:rPr>
+          <w:rFonts w:ascii="Times New Roman" w:eastAsia="Times New Roman" w:hAnsi="Times New Roman" w:cs="Times New Roman"/>
+          <w:b/>
+          <w:bCs/>
+          <w:sz w:val="24"/>
+          <w:szCs w:val="24"/>
+          <w:lang w:eastAsia="es-PE"/>
+        </w:rPr>
+        <w:t>controllers</w:t>
+      </w:r>
+      <w:proofErr w:type="spellEnd"/>
+      <w:r>
+        <w:rPr>
+          <w:rFonts w:ascii="Times New Roman" w:eastAsia="Times New Roman" w:hAnsi="Times New Roman" w:cs="Times New Roman"/>
+          <w:b/>
+          <w:bCs/>
+          <w:sz w:val="24"/>
+          <w:szCs w:val="24"/>
+          <w:lang w:eastAsia="es-PE"/>
+        </w:rPr>
+        <w:t xml:space="preserve">/authController.js + </w:t>
+      </w:r>
+      <w:proofErr w:type="spellStart"/>
+      <w:r>
+        <w:rPr>
+          <w:rFonts w:ascii="Times New Roman" w:eastAsia="Times New Roman" w:hAnsi="Times New Roman" w:cs="Times New Roman"/>
+          <w:b/>
+          <w:bCs/>
+          <w:sz w:val="24"/>
+          <w:szCs w:val="24"/>
+          <w:lang w:eastAsia="es-PE"/>
+        </w:rPr>
+        <w:t>models</w:t>
+      </w:r>
+      <w:proofErr w:type="spellEnd"/>
+      <w:r>
+        <w:rPr>
+          <w:rFonts w:ascii="Times New Roman" w:eastAsia="Times New Roman" w:hAnsi="Times New Roman" w:cs="Times New Roman"/>
+          <w:b/>
+          <w:bCs/>
+          <w:sz w:val="24"/>
+          <w:szCs w:val="24"/>
+          <w:lang w:eastAsia="es-PE"/>
+        </w:rPr>
+        <w:t>/userModel.js</w:t>
+      </w:r>
+      <w:r>
+        <w:rPr>
+          <w:rFonts w:ascii="Times New Roman" w:eastAsia="Times New Roman" w:hAnsi="Times New Roman" w:cs="Times New Roman"/>
+          <w:sz w:val="24"/>
+          <w:szCs w:val="24"/>
+          <w:lang w:eastAsia="es-PE"/>
+        </w:rPr>
+        <w:t xml:space="preserve"> </w:t>
+      </w:r>
+    </w:p>
+    <w:p>
+      <w:pPr>
+        <w:numPr>
+          <w:ilvl w:val="0"/>
+          <w:numId w:val="11"/>
+        </w:numPr>
+        <w:spacing w:before="100" w:beforeAutospacing="1" w:after="100" w:afterAutospacing="1" w:line="240" w:lineRule="auto"/>
+        <w:rPr>
+          <w:rFonts w:ascii="Times New Roman" w:eastAsia="Times New Roman" w:hAnsi="Times New Roman" w:cs="Times New Roman"/>
+          <w:sz w:val="24"/>
+          <w:szCs w:val="24"/>
+          <w:lang w:eastAsia="es-PE"/>
+        </w:rPr>
+      </w:pPr>
+      <w:r>
+        <w:rPr>
+          <w:rFonts w:ascii="Times New Roman" w:eastAsia="Times New Roman" w:hAnsi="Times New Roman" w:cs="Times New Roman"/>
+          <w:b/>
+          <w:bCs/>
+          <w:sz w:val="24"/>
+          <w:szCs w:val="24"/>
+          <w:lang w:eastAsia="es-PE"/>
+        </w:rPr>
+        <w:t xml:space="preserve">Gestión de Bancos → </w:t>
+      </w:r>
+      <w:proofErr w:type="spellStart"/>
+      <w:r>
+        <w:rPr>
+          <w:rFonts w:ascii="Times New Roman" w:eastAsia="Times New Roman" w:hAnsi="Times New Roman" w:cs="Times New Roman"/>
+          <w:b/>
+          <w:bCs/>
+          <w:sz w:val="24"/>
+          <w:szCs w:val="24"/>
+          <w:lang w:eastAsia="es-PE"/>
+        </w:rPr>
+        <w:t>controllers</w:t>
+      </w:r>
+      <w:proofErr w:type="spellEnd"/>
+      <w:r>
+        <w:rPr>
+          <w:rFonts w:ascii="Times New Roman" w:eastAsia="Times New Roman" w:hAnsi="Times New Roman" w:cs="Times New Roman"/>
+          <w:b/>
+          <w:bCs/>
+          <w:sz w:val="24"/>
+          <w:szCs w:val="24"/>
+          <w:lang w:eastAsia="es-PE"/>
+        </w:rPr>
+        <w:t xml:space="preserve">/bancoController.js + </w:t>
+      </w:r>
+      <w:proofErr w:type="spellStart"/>
+      <w:r>
+        <w:rPr>
+          <w:rFonts w:ascii="Times New Roman" w:eastAsia="Times New Roman" w:hAnsi="Times New Roman" w:cs="Times New Roman"/>
+          <w:b/>
+          <w:bCs/>
+          <w:sz w:val="24"/>
+          <w:szCs w:val="24"/>
+          <w:lang w:eastAsia="es-PE"/>
+        </w:rPr>
+        <w:t>models</w:t>
+      </w:r>
+      <w:proofErr w:type="spellEnd"/>
+      <w:r>
+        <w:rPr>
+          <w:rFonts w:ascii="Times New Roman" w:eastAsia="Times New Roman" w:hAnsi="Times New Roman" w:cs="Times New Roman"/>
+          <w:b/>
+          <w:bCs/>
+          <w:sz w:val="24"/>
+          <w:szCs w:val="24"/>
+          <w:lang w:eastAsia="es-PE"/>
+        </w:rPr>
+        <w:t>/bancoModel.js</w:t>
+      </w:r>
+      <w:r>
+        <w:rPr>
+          <w:rFonts w:ascii="Times New Roman" w:eastAsia="Times New Roman" w:hAnsi="Times New Roman" w:cs="Times New Roman"/>
+          <w:sz w:val="24"/>
+          <w:szCs w:val="24"/>
+          <w:lang w:eastAsia="es-PE"/>
+        </w:rPr>
+        <w:t xml:space="preserve"> </w:t>
+      </w:r>
+    </w:p>
+    <w:p>
+      <w:pPr>
+        <w:numPr>
+          <w:ilvl w:val="0"/>
+          <w:numId w:val="11"/>
+        </w:numPr>
+        <w:spacing w:before="100" w:beforeAutospacing="1" w:after="100" w:afterAutospacing="1" w:line="240" w:lineRule="auto"/>
+        <w:rPr>
+          <w:rFonts w:ascii="Times New Roman" w:eastAsia="Times New Roman" w:hAnsi="Times New Roman" w:cs="Times New Roman"/>
+          <w:sz w:val="24"/>
+          <w:szCs w:val="24"/>
+          <w:lang w:eastAsia="es-PE"/>
+        </w:rPr>
+      </w:pPr>
+      <w:r>
+        <w:rPr>
+          <w:rFonts w:ascii="Times New Roman" w:eastAsia="Times New Roman" w:hAnsi="Times New Roman" w:cs="Times New Roman"/>
+          <w:b/>
+          <w:bCs/>
+          <w:sz w:val="24"/>
+          <w:szCs w:val="24"/>
+          <w:lang w:eastAsia="es-PE"/>
+        </w:rPr>
+        <w:t xml:space="preserve">Gestión de Retos → </w:t>
+      </w:r>
+      <w:proofErr w:type="spellStart"/>
+      <w:r>
+        <w:rPr>
+          <w:rFonts w:ascii="Times New Roman" w:eastAsia="Times New Roman" w:hAnsi="Times New Roman" w:cs="Times New Roman"/>
+          <w:b/>
+          <w:bCs/>
+          <w:sz w:val="24"/>
+          <w:szCs w:val="24"/>
+          <w:lang w:eastAsia="es-PE"/>
+        </w:rPr>
+        <w:t>controllers</w:t>
+      </w:r>
+      <w:proofErr w:type="spellEnd"/>
+      <w:r>
+        <w:rPr>
+          <w:rFonts w:ascii="Times New Roman" w:eastAsia="Times New Roman" w:hAnsi="Times New Roman" w:cs="Times New Roman"/>
+          <w:b/>
+          <w:bCs/>
+          <w:sz w:val="24"/>
+          <w:szCs w:val="24"/>
+          <w:lang w:eastAsia="es-PE"/>
+        </w:rPr>
+        <w:t xml:space="preserve">/retoController.js + </w:t>
+      </w:r>
+      <w:proofErr w:type="spellStart"/>
+      <w:r>
+        <w:rPr>
+          <w:rFonts w:ascii="Times New Roman" w:eastAsia="Times New Roman" w:hAnsi="Times New Roman" w:cs="Times New Roman"/>
+          <w:b/>
+          <w:bCs/>
+          <w:sz w:val="24"/>
+          <w:szCs w:val="24"/>
+          <w:lang w:eastAsia="es-PE"/>
+        </w:rPr>
+        <w:t>models</w:t>
+      </w:r>
+      <w:proofErr w:type="spellEnd"/>
+      <w:r>
+        <w:rPr>
+          <w:rFonts w:ascii="Times New Roman" w:eastAsia="Times New Roman" w:hAnsi="Times New Roman" w:cs="Times New Roman"/>
+          <w:b/>
+          <w:bCs/>
+          <w:sz w:val="24"/>
+          <w:szCs w:val="24"/>
+          <w:lang w:eastAsia="es-PE"/>
+        </w:rPr>
+        <w:t>/retoModel.js</w:t>
+      </w:r>
+      <w:r>
+        <w:rPr>
+          <w:rFonts w:ascii="Times New Roman" w:eastAsia="Times New Roman" w:hAnsi="Times New Roman" w:cs="Times New Roman"/>
+          <w:sz w:val="24"/>
+          <w:szCs w:val="24"/>
+          <w:lang w:eastAsia="es-PE"/>
+        </w:rPr>
+        <w:t xml:space="preserve"> </w:t>
+      </w:r>
+    </w:p>
+    <w:p>
+      <w:pPr>
+        <w:numPr>
+          <w:ilvl w:val="0"/>
+          <w:numId w:val="11"/>
+        </w:numPr>
+        <w:spacing w:before="100" w:beforeAutospacing="1" w:after="100" w:afterAutospacing="1" w:line="240" w:lineRule="auto"/>
+        <w:rPr>
+          <w:rFonts w:ascii="Times New Roman" w:eastAsia="Times New Roman" w:hAnsi="Times New Roman" w:cs="Times New Roman"/>
+          <w:sz w:val="24"/>
+          <w:szCs w:val="24"/>
+          <w:lang w:eastAsia="es-PE"/>
+        </w:rPr>
+      </w:pPr>
+      <w:r>
+        <w:rPr>
+          <w:rFonts w:ascii="Times New Roman" w:eastAsia="Times New Roman" w:hAnsi="Times New Roman" w:cs="Times New Roman"/>
+          <w:b/>
+          <w:bCs/>
+          <w:sz w:val="24"/>
+          <w:szCs w:val="24"/>
+          <w:lang w:eastAsia="es-PE"/>
+        </w:rPr>
+        <w:t xml:space="preserve">Interfaz de Usuario → </w:t>
+      </w:r>
+      <w:proofErr w:type="spellStart"/>
+      <w:r>
+        <w:rPr>
+          <w:rFonts w:ascii="Times New Roman" w:eastAsia="Times New Roman" w:hAnsi="Times New Roman" w:cs="Times New Roman"/>
+          <w:b/>
+          <w:bCs/>
+          <w:sz w:val="24"/>
+          <w:szCs w:val="24"/>
+          <w:lang w:eastAsia="es-PE"/>
+        </w:rPr>
+        <w:t>views</w:t>
+      </w:r>
+      <w:proofErr w:type="spellEnd"/>
+      <w:r>
+        <w:rPr>
+          <w:rFonts w:ascii="Times New Roman" w:eastAsia="Times New Roman" w:hAnsi="Times New Roman" w:cs="Times New Roman"/>
+          <w:b/>
+          <w:bCs/>
+          <w:sz w:val="24"/>
+          <w:szCs w:val="24"/>
+          <w:lang w:eastAsia="es-PE"/>
+        </w:rPr>
+        <w:t xml:space="preserve"> (EJS)</w:t>
+      </w:r>
+      <w:r>
+        <w:rPr>
+          <w:rFonts w:ascii="Times New Roman" w:eastAsia="Times New Roman" w:hAnsi="Times New Roman" w:cs="Times New Roman"/>
+          <w:sz w:val="24"/>
+          <w:szCs w:val="24"/>
+          <w:lang w:eastAsia="es-PE"/>
+        </w:rPr>
+        <w:t xml:space="preserve"> </w:t>
+      </w:r>
+    </w:p>
+    <w:p>
+      <w:pPr>
+        <w:numPr>
+          <w:ilvl w:val="0"/>
+          <w:numId w:val="11"/>
+        </w:numPr>
+        <w:spacing w:before="100" w:beforeAutospacing="1" w:after="100" w:afterAutospacing="1" w:line="240" w:lineRule="auto"/>
+        <w:rPr>
+          <w:rFonts w:ascii="Times New Roman" w:eastAsia="Times New Roman" w:hAnsi="Times New Roman" w:cs="Times New Roman"/>
+          <w:sz w:val="24"/>
+          <w:szCs w:val="24"/>
+          <w:lang w:eastAsia="es-PE"/>
+        </w:rPr>
+      </w:pPr>
+      <w:r>
+        <w:rPr>
+          <w:rFonts w:ascii="Times New Roman" w:eastAsia="Times New Roman" w:hAnsi="Times New Roman" w:cs="Times New Roman"/>
+          <w:b/>
+          <w:bCs/>
+          <w:sz w:val="24"/>
+          <w:szCs w:val="24"/>
+          <w:lang w:eastAsia="es-PE"/>
+        </w:rPr>
+        <w:t xml:space="preserve">Configuración → </w:t>
+      </w:r>
+      <w:proofErr w:type="spellStart"/>
+      <w:r>
+        <w:rPr>
+          <w:rFonts w:ascii="Times New Roman" w:eastAsia="Times New Roman" w:hAnsi="Times New Roman" w:cs="Times New Roman"/>
+          <w:b/>
+          <w:bCs/>
+          <w:sz w:val="24"/>
+          <w:szCs w:val="24"/>
+          <w:lang w:eastAsia="es-PE"/>
+        </w:rPr>
+        <w:t>config</w:t>
+      </w:r>
+      <w:proofErr w:type="spellEnd"/>
+      <w:r>
+        <w:rPr>
+          <w:rFonts w:ascii="Times New Roman" w:eastAsia="Times New Roman" w:hAnsi="Times New Roman" w:cs="Times New Roman"/>
+          <w:b/>
+          <w:bCs/>
+          <w:sz w:val="24"/>
+          <w:szCs w:val="24"/>
+          <w:lang w:eastAsia="es-PE"/>
+        </w:rPr>
+        <w:t>/db.js</w:t>
+      </w:r>
+      <w:r>
+        <w:rPr>
+          <w:rFonts w:ascii="Times New Roman" w:eastAsia="Times New Roman" w:hAnsi="Times New Roman" w:cs="Times New Roman"/>
+          <w:sz w:val="24"/>
+          <w:szCs w:val="24"/>
+          <w:lang w:eastAsia="es-PE"/>
+        </w:rPr>
+        <w:t xml:space="preserve"> </w:t>
+      </w:r>
+    </w:p>
+    <w:p>
+      <w:pPr>
+        <w:numPr>
+          <w:ilvl w:val="0"/>
+          <w:numId w:val="11"/>
+        </w:numPr>
+        <w:spacing w:before="100" w:beforeAutospacing="1" w:after="100" w:afterAutospacing="1" w:line="240" w:lineRule="auto"/>
+        <w:rPr>
+          <w:rFonts w:ascii="Times New Roman" w:eastAsia="Times New Roman" w:hAnsi="Times New Roman" w:cs="Times New Roman"/>
+          <w:sz w:val="24"/>
+          <w:szCs w:val="24"/>
+          <w:lang w:eastAsia="es-PE"/>
+        </w:rPr>
+      </w:pPr>
+      <w:r>
+        <w:rPr>
+          <w:rFonts w:ascii="Times New Roman" w:eastAsia="Times New Roman" w:hAnsi="Times New Roman" w:cs="Times New Roman"/>
+          <w:b/>
+          <w:bCs/>
+          <w:sz w:val="24"/>
+          <w:szCs w:val="24"/>
+          <w:lang w:eastAsia="es-PE"/>
+        </w:rPr>
+        <w:t xml:space="preserve">Rutas → </w:t>
+      </w:r>
+      <w:proofErr w:type="spellStart"/>
+      <w:r>
+        <w:rPr>
+          <w:rFonts w:ascii="Times New Roman" w:eastAsia="Times New Roman" w:hAnsi="Times New Roman" w:cs="Times New Roman"/>
+          <w:b/>
+          <w:bCs/>
+          <w:sz w:val="24"/>
+          <w:szCs w:val="24"/>
+          <w:lang w:eastAsia="es-PE"/>
+        </w:rPr>
+        <w:t>routes</w:t>
+      </w:r>
+      <w:proofErr w:type="spellEnd"/>
+      <w:r>
+        <w:rPr>
+          <w:rFonts w:ascii="Times New Roman" w:eastAsia="Times New Roman" w:hAnsi="Times New Roman" w:cs="Times New Roman"/>
+          <w:b/>
+          <w:bCs/>
+          <w:sz w:val="24"/>
+          <w:szCs w:val="24"/>
+          <w:lang w:eastAsia="es-PE"/>
+        </w:rPr>
+        <w:t>/index.js</w:t>
+      </w:r>
+      <w:r>
+        <w:rPr>
+          <w:rFonts w:ascii="Times New Roman" w:eastAsia="Times New Roman" w:hAnsi="Times New Roman" w:cs="Times New Roman"/>
+          <w:sz w:val="24"/>
+          <w:szCs w:val="24"/>
+          <w:lang w:eastAsia="es-PE"/>
+        </w:rPr>
+        <w:t xml:space="preserve"> </w:t>
+      </w:r>
+    </w:p>
+    <w:p>
+      <w:pPr>
+        <w:spacing w:before="100" w:beforeAutospacing="1" w:after="100" w:afterAutospacing="1" w:line="240" w:lineRule="auto"/>
+        <w:rPr>
+          <w:rFonts w:ascii="Times New Roman" w:eastAsia="Times New Roman" w:hAnsi="Times New Roman" w:cs="Times New Roman"/>
+          <w:sz w:val="24"/>
+          <w:szCs w:val="24"/>
+          <w:lang w:eastAsia="es-PE"/>
+        </w:rPr>
+      </w:pPr>
+      <w:r>
+        <w:rPr>
+          <w:rFonts w:ascii="Times New Roman" w:eastAsia="Times New Roman" w:hAnsi="Times New Roman" w:cs="Times New Roman"/>
+          <w:sz w:val="24"/>
+          <w:szCs w:val="24"/>
+          <w:lang w:eastAsia="es-PE"/>
+        </w:rPr>
+        <w:t>Esta organización permite una estructura modular, facilitando el mantenimiento y escalabilidad del sistema.</w:t>
+      </w:r>
+    </w:p>
+    <w:p>
+      <w:pPr>
+        <w:pStyle w:val="Ttulo3"/>
+        <w:numPr>
+          <w:ilvl w:val="2"/>
+          <w:numId w:val="2"/>
+        </w:numPr>
+        <w:rPr>
+          <w:color w:val="auto"/>
+          <w:lang w:eastAsia="es-PE"/>
+        </w:rPr>
+      </w:pPr>
+      <w:bookmarkStart w:id="32" w:name="_Toc69808853"/>
+      <w:r>
+        <w:rPr>
+          <w:color w:val="auto"/>
+          <w:lang w:eastAsia="es-PE"/>
+        </w:rPr>
+        <w:t>Diagrama de</w:t>
+      </w:r>
+      <w:r>
+        <w:rPr>
+          <w:color w:val="auto"/>
+          <w:lang w:eastAsia="es-PE"/>
+        </w:rPr>
+        <w:t xml:space="preserve"> arquitectura </w:t>
+      </w:r>
+      <w:r>
+        <w:rPr>
+          <w:color w:val="auto"/>
+          <w:lang w:eastAsia="es-PE"/>
+        </w:rPr>
+        <w:t>software</w:t>
+      </w:r>
+      <w:r>
+        <w:rPr>
+          <w:color w:val="auto"/>
+          <w:lang w:eastAsia="es-PE"/>
+        </w:rPr>
+        <w:t xml:space="preserve"> (</w:t>
+      </w:r>
+      <w:r>
+        <w:rPr>
+          <w:color w:val="auto"/>
+          <w:lang w:eastAsia="es-PE"/>
+        </w:rPr>
+        <w:t>paquetes</w:t>
+      </w:r>
+      <w:r>
+        <w:rPr>
+          <w:color w:val="auto"/>
+          <w:lang w:eastAsia="es-PE"/>
+        </w:rPr>
+        <w:t>)</w:t>
+      </w:r>
+      <w:bookmarkEnd w:id="32"/>
+    </w:p>
+    <w:p>
+      <w:pPr>
+        <w:rPr>
+          <w:lang w:eastAsia="es-PE"/>
+        </w:rPr>
+      </w:pPr>
+      <w:r>
+        <w:rPr>
+          <w:noProof/>
+          <w:lang w:eastAsia="es-PE"/>
+        </w:rPr>
+        <w:drawing>
+          <wp:inline distT="0" distB="0" distL="0" distR="0" wp14:anchorId="47AE6141" wp14:editId="28878E44">
+            <wp:extent cx="6212358" cy="3295650"/>
+            <wp:effectExtent l="0" t="0" r="0" b="0"/>
+            <wp:docPr id="13" name="Imagen 13"/>
+            <wp:cNvGraphicFramePr>
+              <a:graphicFrameLocks xmlns:a="http://schemas.openxmlformats.org/drawingml/2006/main" noChangeAspect="1"/>
+            </wp:cNvGraphicFramePr>
+            <a:graphic xmlns:a="http://schemas.openxmlformats.org/drawingml/2006/main">
+              <a:graphicData uri="http://schemas.openxmlformats.org/drawingml/2006/picture">
+                <pic:pic xmlns:pic="http://schemas.openxmlformats.org/drawingml/2006/picture">
+                  <pic:nvPicPr>
+                    <pic:cNvPr id="0" name="Picture 5"/>
+                    <pic:cNvPicPr>
+                      <a:picLocks noChangeAspect="1" noChangeArrowheads="1"/>
+                    </pic:cNvPicPr>
+                  </pic:nvPicPr>
+                  <pic:blipFill>
+                    <a:blip r:embed="rId26">
+                      <a:extLst>
+                        <a:ext uri="{28A0092B-C50C-407E-A947-70E740481C1C}">
+                          <a14:useLocalDpi xmlns:a14="http://schemas.microsoft.com/office/drawing/2010/main" val="0"/>
+                        </a:ext>
+                      </a:extLst>
+                    </a:blip>
+                    <a:srcRect/>
+                    <a:stretch>
+                      <a:fillRect/>
+                    </a:stretch>
+                  </pic:blipFill>
+                  <pic:spPr bwMode="auto">
+                    <a:xfrm>
+                      <a:off x="0" y="0"/>
+                      <a:ext cx="6253794" cy="3317632"/>
+                    </a:xfrm>
+                    <a:prstGeom prst="rect">
+                      <a:avLst/>
+                    </a:prstGeom>
+                    <a:noFill/>
+                  </pic:spPr>
+                </pic:pic>
+              </a:graphicData>
+            </a:graphic>
+          </wp:inline>
+        </w:drawing>
+      </w:r>
+    </w:p>
+    <w:p>
+      <w:pPr>
+        <w:rPr>
+          <w:lang w:eastAsia="es-PE"/>
+        </w:rPr>
+      </w:pPr>
+    </w:p>
+    <w:p>
+      <w:pPr>
+        <w:rPr>
+          <w:lang w:eastAsia="es-PE"/>
+        </w:rPr>
+      </w:pPr>
+    </w:p>
+    <w:p>
+      <w:pPr>
+        <w:rPr>
+          <w:lang w:eastAsia="es-PE"/>
+        </w:rPr>
+      </w:pPr>
+    </w:p>
+    <w:p>
+      <w:pPr>
+        <w:pStyle w:val="Ttulo3"/>
+        <w:numPr>
+          <w:ilvl w:val="2"/>
+          <w:numId w:val="2"/>
+        </w:numPr>
+        <w:rPr>
+          <w:color w:val="auto"/>
+          <w:lang w:eastAsia="es-PE"/>
+        </w:rPr>
+      </w:pPr>
+      <w:bookmarkStart w:id="33" w:name="_Toc68679747"/>
+      <w:bookmarkStart w:id="34" w:name="_Toc69808854"/>
+      <w:r>
+        <w:rPr>
+          <w:color w:val="auto"/>
+          <w:lang w:eastAsia="es-PE"/>
+        </w:rPr>
+        <w:t>D</w:t>
+      </w:r>
+      <w:r>
+        <w:rPr>
+          <w:color w:val="auto"/>
+          <w:lang w:eastAsia="es-PE"/>
+        </w:rPr>
+        <w:t>iagrama de arquitectura del sistema</w:t>
+      </w:r>
+      <w:r>
+        <w:rPr>
+          <w:color w:val="auto"/>
+          <w:lang w:eastAsia="es-PE"/>
+        </w:rPr>
+        <w:t xml:space="preserve"> (</w:t>
+      </w:r>
+      <w:r>
+        <w:rPr>
+          <w:color w:val="auto"/>
+          <w:lang w:eastAsia="es-PE"/>
+        </w:rPr>
+        <w:t>Diagrama de componentes</w:t>
+      </w:r>
+      <w:bookmarkEnd w:id="33"/>
+      <w:r>
+        <w:rPr>
+          <w:color w:val="auto"/>
+          <w:lang w:eastAsia="es-PE"/>
+        </w:rPr>
+        <w:t>)</w:t>
+      </w:r>
+      <w:bookmarkEnd w:id="34"/>
+    </w:p>
+    <w:p>
+      <w:pPr>
         <w:autoSpaceDE w:val="0"/>
         <w:autoSpaceDN w:val="0"/>
         <w:adjustRightInd w:val="0"/>
         <w:spacing w:after="0" w:line="240" w:lineRule="auto"/>
-        <w:ind w:left="708"/>
         <w:jc w:val="both"/>
         <w:rPr>
           <w:rFonts w:ascii="TimesNewRoman,Italic" w:hAnsi="TimesNewRoman,Italic" w:cs="TimesNewRoman,Italic"/>
@@ -10568,13 +12596,394 @@
           <w:rFonts w:ascii="TimesNewRoman,Italic" w:hAnsi="TimesNewRoman,Italic" w:cs="TimesNewRoman,Italic"/>
           <w:i/>
           <w:iCs/>
+          <w:noProof/>
           <w:color w:val="0000FF"/>
           <w:sz w:val="20"/>
           <w:szCs w:val="20"/>
         </w:rPr>
-        <w:t>[Se detalla la estructura general del Modelo de Implementación y el mapeo de los subsistemas, paquetes y clases de la Vista Lógica a subsistemas y componentes de implementación</w:t>
-      </w:r>
-      <w:r>
+        <w:drawing>
+          <wp:inline distT="0" distB="0" distL="0" distR="0" wp14:anchorId="4CE6365E" wp14:editId="6B351D92">
+            <wp:extent cx="6048375" cy="7011745"/>
+            <wp:effectExtent l="0" t="0" r="0" b="0"/>
+            <wp:docPr id="14" name="Imagen 14"/>
+            <wp:cNvGraphicFramePr>
+              <a:graphicFrameLocks xmlns:a="http://schemas.openxmlformats.org/drawingml/2006/main" noChangeAspect="1"/>
+            </wp:cNvGraphicFramePr>
+            <a:graphic xmlns:a="http://schemas.openxmlformats.org/drawingml/2006/main">
+              <a:graphicData uri="http://schemas.openxmlformats.org/drawingml/2006/picture">
+                <pic:pic xmlns:pic="http://schemas.openxmlformats.org/drawingml/2006/picture">
+                  <pic:nvPicPr>
+                    <pic:cNvPr id="0" name="Picture 6"/>
+                    <pic:cNvPicPr>
+                      <a:picLocks noChangeAspect="1" noChangeArrowheads="1"/>
+                    </pic:cNvPicPr>
+                  </pic:nvPicPr>
+                  <pic:blipFill>
+                    <a:blip r:embed="rId27">
+                      <a:extLst>
+                        <a:ext uri="{28A0092B-C50C-407E-A947-70E740481C1C}">
+                          <a14:useLocalDpi xmlns:a14="http://schemas.microsoft.com/office/drawing/2010/main" val="0"/>
+                        </a:ext>
+                      </a:extLst>
+                    </a:blip>
+                    <a:srcRect/>
+                    <a:stretch>
+                      <a:fillRect/>
+                    </a:stretch>
+                  </pic:blipFill>
+                  <pic:spPr bwMode="auto">
+                    <a:xfrm>
+                      <a:off x="0" y="0"/>
+                      <a:ext cx="6051239" cy="7015065"/>
+                    </a:xfrm>
+                    <a:prstGeom prst="rect">
+                      <a:avLst/>
+                    </a:prstGeom>
+                    <a:noFill/>
+                  </pic:spPr>
+                </pic:pic>
+              </a:graphicData>
+            </a:graphic>
+          </wp:inline>
+        </w:drawing>
+      </w:r>
+    </w:p>
+    <w:p>
+      <w:pPr>
+        <w:autoSpaceDE w:val="0"/>
+        <w:autoSpaceDN w:val="0"/>
+        <w:adjustRightInd w:val="0"/>
+        <w:spacing w:after="0" w:line="240" w:lineRule="auto"/>
+        <w:jc w:val="both"/>
+        <w:rPr>
+          <w:rFonts w:ascii="TimesNewRoman,Italic" w:hAnsi="TimesNewRoman,Italic" w:cs="TimesNewRoman,Italic"/>
+          <w:color w:val="0000FF"/>
+          <w:sz w:val="20"/>
+          <w:szCs w:val="20"/>
+        </w:rPr>
+      </w:pPr>
+    </w:p>
+    <w:p>
+      <w:pPr>
+        <w:autoSpaceDE w:val="0"/>
+        <w:autoSpaceDN w:val="0"/>
+        <w:adjustRightInd w:val="0"/>
+        <w:spacing w:after="0" w:line="240" w:lineRule="auto"/>
+        <w:jc w:val="both"/>
+        <w:rPr>
+          <w:rFonts w:ascii="TimesNewRoman,Italic" w:hAnsi="TimesNewRoman,Italic" w:cs="TimesNewRoman,Italic"/>
+          <w:color w:val="0000FF"/>
+          <w:sz w:val="20"/>
+          <w:szCs w:val="20"/>
+        </w:rPr>
+      </w:pPr>
+    </w:p>
+    <w:p>
+      <w:pPr>
+        <w:autoSpaceDE w:val="0"/>
+        <w:autoSpaceDN w:val="0"/>
+        <w:adjustRightInd w:val="0"/>
+        <w:spacing w:after="0" w:line="240" w:lineRule="auto"/>
+        <w:jc w:val="both"/>
+        <w:rPr>
+          <w:rFonts w:ascii="TimesNewRoman,Italic" w:hAnsi="TimesNewRoman,Italic" w:cs="TimesNewRoman,Italic"/>
+          <w:color w:val="0000FF"/>
+          <w:sz w:val="20"/>
+          <w:szCs w:val="20"/>
+        </w:rPr>
+      </w:pPr>
+    </w:p>
+    <w:p>
+      <w:pPr>
+        <w:autoSpaceDE w:val="0"/>
+        <w:autoSpaceDN w:val="0"/>
+        <w:adjustRightInd w:val="0"/>
+        <w:spacing w:after="0" w:line="240" w:lineRule="auto"/>
+        <w:jc w:val="both"/>
+        <w:rPr>
+          <w:rFonts w:ascii="TimesNewRoman,Italic" w:hAnsi="TimesNewRoman,Italic" w:cs="TimesNewRoman,Italic"/>
+          <w:color w:val="0000FF"/>
+          <w:sz w:val="20"/>
+          <w:szCs w:val="20"/>
+        </w:rPr>
+      </w:pPr>
+    </w:p>
+    <w:p>
+      <w:pPr>
+        <w:autoSpaceDE w:val="0"/>
+        <w:autoSpaceDN w:val="0"/>
+        <w:adjustRightInd w:val="0"/>
+        <w:spacing w:after="0" w:line="240" w:lineRule="auto"/>
+        <w:jc w:val="both"/>
+        <w:rPr>
+          <w:rFonts w:ascii="TimesNewRoman,Italic" w:hAnsi="TimesNewRoman,Italic" w:cs="TimesNewRoman,Italic"/>
+          <w:color w:val="0000FF"/>
+          <w:sz w:val="20"/>
+          <w:szCs w:val="20"/>
+        </w:rPr>
+      </w:pPr>
+    </w:p>
+    <w:p>
+      <w:pPr>
+        <w:autoSpaceDE w:val="0"/>
+        <w:autoSpaceDN w:val="0"/>
+        <w:adjustRightInd w:val="0"/>
+        <w:spacing w:after="0" w:line="240" w:lineRule="auto"/>
+        <w:jc w:val="both"/>
+        <w:rPr>
+          <w:rFonts w:ascii="TimesNewRoman,Italic" w:hAnsi="TimesNewRoman,Italic" w:cs="TimesNewRoman,Italic"/>
+          <w:color w:val="0000FF"/>
+          <w:sz w:val="20"/>
+          <w:szCs w:val="20"/>
+        </w:rPr>
+      </w:pPr>
+    </w:p>
+    <w:p>
+      <w:pPr>
+        <w:autoSpaceDE w:val="0"/>
+        <w:autoSpaceDN w:val="0"/>
+        <w:adjustRightInd w:val="0"/>
+        <w:spacing w:after="0" w:line="240" w:lineRule="auto"/>
+        <w:jc w:val="both"/>
+        <w:rPr>
+          <w:rFonts w:ascii="TimesNewRoman,Italic" w:hAnsi="TimesNewRoman,Italic" w:cs="TimesNewRoman,Italic"/>
+          <w:color w:val="0000FF"/>
+          <w:sz w:val="20"/>
+          <w:szCs w:val="20"/>
+        </w:rPr>
+      </w:pPr>
+    </w:p>
+    <w:p>
+      <w:pPr>
+        <w:autoSpaceDE w:val="0"/>
+        <w:autoSpaceDN w:val="0"/>
+        <w:adjustRightInd w:val="0"/>
+        <w:spacing w:after="0" w:line="240" w:lineRule="auto"/>
+        <w:jc w:val="both"/>
+        <w:rPr>
+          <w:rFonts w:ascii="TimesNewRoman,Italic" w:hAnsi="TimesNewRoman,Italic" w:cs="TimesNewRoman,Italic"/>
+          <w:color w:val="0000FF"/>
+          <w:sz w:val="20"/>
+          <w:szCs w:val="20"/>
+        </w:rPr>
+      </w:pPr>
+    </w:p>
+    <w:p>
+      <w:pPr>
+        <w:autoSpaceDE w:val="0"/>
+        <w:autoSpaceDN w:val="0"/>
+        <w:adjustRightInd w:val="0"/>
+        <w:spacing w:after="0" w:line="240" w:lineRule="auto"/>
+        <w:jc w:val="both"/>
+        <w:rPr>
+          <w:rFonts w:ascii="TimesNewRoman,Italic" w:hAnsi="TimesNewRoman,Italic" w:cs="TimesNewRoman,Italic"/>
+          <w:color w:val="0000FF"/>
+          <w:sz w:val="20"/>
+          <w:szCs w:val="20"/>
+        </w:rPr>
+      </w:pPr>
+    </w:p>
+    <w:p>
+      <w:pPr>
+        <w:pStyle w:val="TDC2"/>
+        <w:numPr>
+          <w:ilvl w:val="1"/>
+          <w:numId w:val="2"/>
+        </w:numPr>
+        <w:rPr>
+          <w:rStyle w:val="Ttulo2Car"/>
+          <w:b w:val="0"/>
+          <w:bCs w:val="0"/>
+          <w:color w:val="auto"/>
+        </w:rPr>
+      </w:pPr>
+      <w:bookmarkStart w:id="35" w:name="_Toc68679741"/>
+      <w:bookmarkStart w:id="36" w:name="_Toc69124251"/>
+      <w:bookmarkStart w:id="37" w:name="_Toc69808855"/>
+      <w:r>
+        <w:rPr>
+          <w:rStyle w:val="Ttulo2Car"/>
+          <w:b w:val="0"/>
+          <w:bCs w:val="0"/>
+          <w:color w:val="auto"/>
+        </w:rPr>
+        <w:lastRenderedPageBreak/>
+        <w:t>Vista de procesos</w:t>
+      </w:r>
+      <w:bookmarkEnd w:id="35"/>
+      <w:bookmarkEnd w:id="36"/>
+      <w:bookmarkEnd w:id="37"/>
+    </w:p>
+    <w:p>
+      <w:pPr>
+        <w:spacing w:before="100" w:beforeAutospacing="1" w:after="100" w:afterAutospacing="1" w:line="240" w:lineRule="auto"/>
+        <w:rPr>
+          <w:rFonts w:ascii="Times New Roman" w:eastAsia="Times New Roman" w:hAnsi="Times New Roman" w:cs="Times New Roman"/>
+          <w:sz w:val="24"/>
+          <w:szCs w:val="24"/>
+          <w:lang w:eastAsia="es-PE"/>
+        </w:rPr>
+      </w:pPr>
+      <w:r>
+        <w:rPr>
+          <w:rFonts w:ascii="Times New Roman" w:eastAsia="Times New Roman" w:hAnsi="Times New Roman" w:cs="Times New Roman"/>
+          <w:sz w:val="24"/>
+          <w:szCs w:val="24"/>
+          <w:lang w:eastAsia="es-PE"/>
+        </w:rPr>
+        <w:t>La vista de procesos describe el comportamiento dinámico del sistema, identificando los procesos principales y cómo interactúan entre sí.</w:t>
+      </w:r>
+    </w:p>
+    <w:p>
+      <w:pPr>
+        <w:spacing w:before="100" w:beforeAutospacing="1" w:after="100" w:afterAutospacing="1" w:line="240" w:lineRule="auto"/>
+        <w:rPr>
+          <w:rFonts w:ascii="Times New Roman" w:eastAsia="Times New Roman" w:hAnsi="Times New Roman" w:cs="Times New Roman"/>
+          <w:sz w:val="24"/>
+          <w:szCs w:val="24"/>
+          <w:lang w:eastAsia="es-PE"/>
+        </w:rPr>
+      </w:pPr>
+      <w:r>
+        <w:rPr>
+          <w:rFonts w:ascii="Times New Roman" w:eastAsia="Times New Roman" w:hAnsi="Times New Roman" w:cs="Times New Roman"/>
+          <w:sz w:val="24"/>
+          <w:szCs w:val="24"/>
+          <w:lang w:eastAsia="es-PE"/>
+        </w:rPr>
+        <w:t>En el sistema, los procesos más relevantes son:</w:t>
+      </w:r>
+    </w:p>
+    <w:p>
+      <w:pPr>
+        <w:numPr>
+          <w:ilvl w:val="0"/>
+          <w:numId w:val="12"/>
+        </w:numPr>
+        <w:spacing w:before="100" w:beforeAutospacing="1" w:after="100" w:afterAutospacing="1" w:line="240" w:lineRule="auto"/>
+        <w:rPr>
+          <w:rFonts w:ascii="Times New Roman" w:eastAsia="Times New Roman" w:hAnsi="Times New Roman" w:cs="Times New Roman"/>
+          <w:sz w:val="24"/>
+          <w:szCs w:val="24"/>
+          <w:lang w:eastAsia="es-PE"/>
+        </w:rPr>
+      </w:pPr>
+      <w:r>
+        <w:rPr>
+          <w:rFonts w:ascii="Times New Roman" w:eastAsia="Times New Roman" w:hAnsi="Times New Roman" w:cs="Times New Roman"/>
+          <w:sz w:val="24"/>
+          <w:szCs w:val="24"/>
+          <w:lang w:eastAsia="es-PE"/>
+        </w:rPr>
+        <w:t xml:space="preserve">Proceso de autenticación </w:t>
+      </w:r>
+    </w:p>
+    <w:p>
+      <w:pPr>
+        <w:numPr>
+          <w:ilvl w:val="0"/>
+          <w:numId w:val="12"/>
+        </w:numPr>
+        <w:spacing w:before="100" w:beforeAutospacing="1" w:after="100" w:afterAutospacing="1" w:line="240" w:lineRule="auto"/>
+        <w:rPr>
+          <w:rFonts w:ascii="Times New Roman" w:eastAsia="Times New Roman" w:hAnsi="Times New Roman" w:cs="Times New Roman"/>
+          <w:sz w:val="24"/>
+          <w:szCs w:val="24"/>
+          <w:lang w:eastAsia="es-PE"/>
+        </w:rPr>
+      </w:pPr>
+      <w:r>
+        <w:rPr>
+          <w:rFonts w:ascii="Times New Roman" w:eastAsia="Times New Roman" w:hAnsi="Times New Roman" w:cs="Times New Roman"/>
+          <w:sz w:val="24"/>
+          <w:szCs w:val="24"/>
+          <w:lang w:eastAsia="es-PE"/>
+        </w:rPr>
+        <w:t xml:space="preserve">Proceso de gestión de datos (bancos y retos) </w:t>
+      </w:r>
+    </w:p>
+    <w:p>
+      <w:pPr>
+        <w:numPr>
+          <w:ilvl w:val="0"/>
+          <w:numId w:val="12"/>
+        </w:numPr>
+        <w:spacing w:before="100" w:beforeAutospacing="1" w:after="100" w:afterAutospacing="1" w:line="240" w:lineRule="auto"/>
+        <w:rPr>
+          <w:rFonts w:ascii="Times New Roman" w:eastAsia="Times New Roman" w:hAnsi="Times New Roman" w:cs="Times New Roman"/>
+          <w:sz w:val="24"/>
+          <w:szCs w:val="24"/>
+          <w:lang w:eastAsia="es-PE"/>
+        </w:rPr>
+      </w:pPr>
+      <w:r>
+        <w:rPr>
+          <w:rFonts w:ascii="Times New Roman" w:eastAsia="Times New Roman" w:hAnsi="Times New Roman" w:cs="Times New Roman"/>
+          <w:sz w:val="24"/>
+          <w:szCs w:val="24"/>
+          <w:lang w:eastAsia="es-PE"/>
+        </w:rPr>
+        <w:t xml:space="preserve">Proceso de ejecución de código </w:t>
+      </w:r>
+    </w:p>
+    <w:p>
+      <w:pPr>
+        <w:spacing w:before="100" w:beforeAutospacing="1" w:after="100" w:afterAutospacing="1" w:line="240" w:lineRule="auto"/>
+        <w:rPr>
+          <w:rFonts w:ascii="Times New Roman" w:eastAsia="Times New Roman" w:hAnsi="Times New Roman" w:cs="Times New Roman"/>
+          <w:sz w:val="24"/>
+          <w:szCs w:val="24"/>
+          <w:lang w:eastAsia="es-PE"/>
+        </w:rPr>
+      </w:pPr>
+      <w:r>
+        <w:rPr>
+          <w:rFonts w:ascii="Times New Roman" w:eastAsia="Times New Roman" w:hAnsi="Times New Roman" w:cs="Times New Roman"/>
+          <w:sz w:val="24"/>
+          <w:szCs w:val="24"/>
+          <w:lang w:eastAsia="es-PE"/>
+        </w:rPr>
+        <w:t>Estos procesos interactúan mediante solicitudes HTTP y llamadas a servicios externos.</w:t>
+      </w:r>
+    </w:p>
+    <w:p>
+      <w:pPr>
+        <w:pStyle w:val="Ttulo3"/>
+        <w:numPr>
+          <w:ilvl w:val="2"/>
+          <w:numId w:val="2"/>
+        </w:numPr>
+        <w:ind w:left="1225" w:hanging="505"/>
+        <w:rPr>
+          <w:color w:val="auto"/>
+        </w:rPr>
+      </w:pPr>
+      <w:bookmarkStart w:id="38" w:name="_Toc68679742"/>
+      <w:bookmarkStart w:id="39" w:name="_Toc69124252"/>
+      <w:bookmarkStart w:id="40" w:name="_Toc69808856"/>
+      <w:r>
+        <w:rPr>
+          <w:color w:val="auto"/>
+        </w:rPr>
+        <w:t>Diagrama de Proceso</w:t>
+      </w:r>
+      <w:bookmarkEnd w:id="38"/>
+      <w:bookmarkEnd w:id="39"/>
+      <w:r>
+        <w:rPr>
+          <w:color w:val="auto"/>
+        </w:rPr>
+        <w:t>s del sistema (diagrama de actividad)</w:t>
+      </w:r>
+      <w:bookmarkEnd w:id="40"/>
+    </w:p>
+    <w:p>
+      <w:pPr>
+        <w:autoSpaceDE w:val="0"/>
+        <w:autoSpaceDN w:val="0"/>
+        <w:adjustRightInd w:val="0"/>
+        <w:spacing w:after="0" w:line="240" w:lineRule="auto"/>
+        <w:jc w:val="both"/>
         <w:rPr>
           <w:rFonts w:ascii="TimesNewRoman,Italic" w:hAnsi="TimesNewRoman,Italic" w:cs="TimesNewRoman,Italic"/>
           <w:i/>
@@ -10583,9 +12992,151 @@
           <w:sz w:val="20"/>
           <w:szCs w:val="20"/>
         </w:rPr>
-        <w:t xml:space="preserve"> de manera más detallada</w:t>
-      </w:r>
-      <w:r>
+      </w:pPr>
+    </w:p>
+    <w:p>
+      <w:pPr>
+        <w:autoSpaceDE w:val="0"/>
+        <w:autoSpaceDN w:val="0"/>
+        <w:adjustRightInd w:val="0"/>
+        <w:spacing w:after="0" w:line="240" w:lineRule="auto"/>
+        <w:jc w:val="center"/>
+        <w:rPr>
+          <w:rFonts w:ascii="TimesNewRoman,Italic" w:hAnsi="TimesNewRoman,Italic" w:cs="TimesNewRoman,Italic"/>
+          <w:color w:val="0000FF"/>
+          <w:sz w:val="20"/>
+          <w:szCs w:val="20"/>
+        </w:rPr>
+      </w:pPr>
+      <w:r>
+        <w:rPr>
+          <w:rFonts w:ascii="TimesNewRoman,Italic" w:hAnsi="TimesNewRoman,Italic" w:cs="TimesNewRoman,Italic"/>
+          <w:noProof/>
+          <w:color w:val="0000FF"/>
+          <w:sz w:val="20"/>
+          <w:szCs w:val="20"/>
+        </w:rPr>
+        <w:drawing>
+          <wp:inline distT="0" distB="0" distL="0" distR="0" wp14:anchorId="6910FDD6" wp14:editId="566B26A4">
+            <wp:extent cx="3714750" cy="5857875"/>
+            <wp:effectExtent l="0" t="0" r="0" b="9525"/>
+            <wp:docPr id="15" name="Imagen 15"/>
+            <wp:cNvGraphicFramePr>
+              <a:graphicFrameLocks xmlns:a="http://schemas.openxmlformats.org/drawingml/2006/main" noChangeAspect="1"/>
+            </wp:cNvGraphicFramePr>
+            <a:graphic xmlns:a="http://schemas.openxmlformats.org/drawingml/2006/main">
+              <a:graphicData uri="http://schemas.openxmlformats.org/drawingml/2006/picture">
+                <pic:pic xmlns:pic="http://schemas.openxmlformats.org/drawingml/2006/picture">
+                  <pic:nvPicPr>
+                    <pic:cNvPr id="0" name="Picture 7"/>
+                    <pic:cNvPicPr>
+                      <a:picLocks noChangeAspect="1" noChangeArrowheads="1"/>
+                    </pic:cNvPicPr>
+                  </pic:nvPicPr>
+                  <pic:blipFill>
+                    <a:blip r:embed="rId28">
+                      <a:extLst>
+                        <a:ext uri="{28A0092B-C50C-407E-A947-70E740481C1C}">
+                          <a14:useLocalDpi xmlns:a14="http://schemas.microsoft.com/office/drawing/2010/main" val="0"/>
+                        </a:ext>
+                      </a:extLst>
+                    </a:blip>
+                    <a:srcRect/>
+                    <a:stretch>
+                      <a:fillRect/>
+                    </a:stretch>
+                  </pic:blipFill>
+                  <pic:spPr bwMode="auto">
+                    <a:xfrm>
+                      <a:off x="0" y="0"/>
+                      <a:ext cx="3714750" cy="5857875"/>
+                    </a:xfrm>
+                    <a:prstGeom prst="rect">
+                      <a:avLst/>
+                    </a:prstGeom>
+                    <a:noFill/>
+                  </pic:spPr>
+                </pic:pic>
+              </a:graphicData>
+            </a:graphic>
+          </wp:inline>
+        </w:drawing>
+      </w:r>
+    </w:p>
+    <w:p>
+      <w:pPr>
+        <w:autoSpaceDE w:val="0"/>
+        <w:autoSpaceDN w:val="0"/>
+        <w:adjustRightInd w:val="0"/>
+        <w:spacing w:after="0" w:line="240" w:lineRule="auto"/>
+        <w:jc w:val="both"/>
+        <w:rPr>
+          <w:rFonts w:ascii="TimesNewRoman,Italic" w:hAnsi="TimesNewRoman,Italic" w:cs="TimesNewRoman,Italic"/>
+          <w:color w:val="0000FF"/>
+          <w:sz w:val="20"/>
+          <w:szCs w:val="20"/>
+        </w:rPr>
+      </w:pPr>
+    </w:p>
+    <w:p>
+      <w:pPr>
+        <w:pStyle w:val="TDC2"/>
+        <w:numPr>
+          <w:ilvl w:val="1"/>
+          <w:numId w:val="2"/>
+        </w:numPr>
+        <w:rPr>
+          <w:rStyle w:val="Ttulo2Car"/>
+          <w:b w:val="0"/>
+          <w:bCs w:val="0"/>
+          <w:color w:val="auto"/>
+        </w:rPr>
+      </w:pPr>
+      <w:bookmarkStart w:id="41" w:name="_Toc68679744"/>
+      <w:bookmarkStart w:id="42" w:name="_Toc69808857"/>
+      <w:r>
+        <w:rPr>
+          <w:rStyle w:val="Ttulo2Car"/>
+          <w:b w:val="0"/>
+          <w:bCs w:val="0"/>
+          <w:color w:val="auto"/>
+        </w:rPr>
+        <w:lastRenderedPageBreak/>
+        <w:t xml:space="preserve">Vista de </w:t>
+      </w:r>
+      <w:bookmarkEnd w:id="41"/>
+      <w:r>
+        <w:rPr>
+          <w:rStyle w:val="Ttulo2Car"/>
+          <w:b w:val="0"/>
+          <w:bCs w:val="0"/>
+          <w:color w:val="auto"/>
+        </w:rPr>
+        <w:t>Despliegue</w:t>
+      </w:r>
+      <w:r>
+        <w:rPr>
+          <w:rStyle w:val="Ttulo2Car"/>
+          <w:b w:val="0"/>
+          <w:bCs w:val="0"/>
+          <w:color w:val="auto"/>
+        </w:rPr>
+        <w:t xml:space="preserve"> (vista física</w:t>
+      </w:r>
+      <w:r>
+        <w:rPr>
+          <w:rStyle w:val="Ttulo2Car"/>
+          <w:b w:val="0"/>
+          <w:bCs w:val="0"/>
+          <w:color w:val="auto"/>
+        </w:rPr>
+        <w:t>)</w:t>
+      </w:r>
+      <w:bookmarkEnd w:id="42"/>
+    </w:p>
+    <w:p>
+      <w:pPr>
+        <w:jc w:val="both"/>
         <w:rPr>
           <w:rFonts w:ascii="TimesNewRoman,Italic" w:hAnsi="TimesNewRoman,Italic" w:cs="TimesNewRoman,Italic"/>
           <w:i/>
@@ -10594,26 +13145,23 @@
           <w:sz w:val="20"/>
           <w:szCs w:val="20"/>
         </w:rPr>
-        <w:t>]</w:t>
-      </w:r>
-    </w:p>
-    <w:p>
-      <w:pPr>
-        <w:pStyle w:val="Prrafodelista"/>
-        <w:ind w:left="792"/>
-        <w:rPr>
-          <w:lang w:eastAsia="es-PE"/>
-        </w:rPr>
-      </w:pPr>
-    </w:p>
-    <w:p>
-      <w:pPr>
-        <w:pStyle w:val="Prrafodelista"/>
-        <w:ind w:left="792"/>
-        <w:rPr>
-          <w:lang w:eastAsia="es-PE"/>
-        </w:rPr>
-      </w:pPr>
+      </w:pPr>
+    </w:p>
+    <w:p>
+      <w:pPr>
+        <w:jc w:val="both"/>
+        <w:rPr>
+          <w:rFonts w:ascii="TimesNewRoman,Italic" w:hAnsi="TimesNewRoman,Italic" w:cs="TimesNewRoman,Italic"/>
+          <w:i/>
+          <w:iCs/>
+          <w:color w:val="0000FF"/>
+          <w:sz w:val="20"/>
+          <w:szCs w:val="20"/>
+        </w:rPr>
+      </w:pPr>
+      <w:r>
+        <w:t>La vista de despliegue describe la distribución física del sistema, identificando los nodos donde se ejecutan los componentes y cómo se comunican entre sí.</w:t>
+      </w:r>
     </w:p>
     <w:p>
       <w:pPr>
@@ -10627,63 +13175,93 @@
           <w:lang w:eastAsia="es-PE"/>
         </w:rPr>
       </w:pPr>
-      <w:bookmarkStart w:id="32" w:name="_Toc69808853"/>
+      <w:bookmarkStart w:id="43" w:name="_Toc68679745"/>
+      <w:bookmarkStart w:id="44" w:name="_Toc69808858"/>
       <w:r>
         <w:rPr>
           <w:color w:val="auto"/>
           <w:lang w:eastAsia="es-PE"/>
         </w:rPr>
-        <w:t>Diagrama de</w:t>
-      </w:r>
+        <w:t xml:space="preserve">Diagrama de </w:t>
+      </w:r>
+      <w:bookmarkEnd w:id="43"/>
       <w:r>
         <w:rPr>
           <w:color w:val="auto"/>
           <w:lang w:eastAsia="es-PE"/>
         </w:rPr>
-        <w:t xml:space="preserve"> arquitectura </w:t>
-      </w:r>
-      <w:r>
-        <w:rPr>
-          <w:color w:val="auto"/>
-          <w:lang w:eastAsia="es-PE"/>
-        </w:rPr>
-        <w:t>software</w:t>
-      </w:r>
-      <w:r>
-        <w:rPr>
-          <w:color w:val="auto"/>
-          <w:lang w:eastAsia="es-PE"/>
-        </w:rPr>
-        <w:t xml:space="preserve"> (</w:t>
-      </w:r>
-      <w:r>
-        <w:rPr>
-          <w:color w:val="auto"/>
-          <w:lang w:eastAsia="es-PE"/>
-        </w:rPr>
-        <w:t>paquetes</w:t>
-      </w:r>
-      <w:r>
-        <w:rPr>
-          <w:color w:val="auto"/>
-          <w:lang w:eastAsia="es-PE"/>
-        </w:rPr>
-        <w:t>)</w:t>
-      </w:r>
-      <w:bookmarkEnd w:id="32"/>
-    </w:p>
-    <w:p>
-      <w:pPr>
-        <w:pStyle w:val="Prrafodelista"/>
-        <w:ind w:left="792"/>
-        <w:rPr>
-          <w:lang w:eastAsia="es-PE"/>
-        </w:rPr>
-      </w:pPr>
-    </w:p>
-    <w:p>
-      <w:pPr>
-        <w:pStyle w:val="Prrafodelista"/>
+        <w:t>despliegue</w:t>
+      </w:r>
+      <w:bookmarkEnd w:id="44"/>
+    </w:p>
+    <w:p>
+      <w:pPr>
+        <w:rPr>
+          <w:lang w:eastAsia="es-PE"/>
+        </w:rPr>
+      </w:pPr>
+    </w:p>
+    <w:p>
+      <w:pPr>
+        <w:rPr>
+          <w:lang w:eastAsia="es-PE"/>
+        </w:rPr>
+      </w:pPr>
+      <w:r>
+        <w:rPr>
+          <w:noProof/>
+          <w:lang w:eastAsia="es-PE"/>
+        </w:rPr>
+        <w:drawing>
+          <wp:inline distT="0" distB="0" distL="0" distR="0" wp14:anchorId="17F9C3D8" wp14:editId="24649DC7">
+            <wp:extent cx="5947619" cy="3962400"/>
+            <wp:effectExtent l="0" t="0" r="0" b="0"/>
+            <wp:docPr id="16" name="Imagen 16"/>
+            <wp:cNvGraphicFramePr>
+              <a:graphicFrameLocks xmlns:a="http://schemas.openxmlformats.org/drawingml/2006/main" noChangeAspect="1"/>
+            </wp:cNvGraphicFramePr>
+            <a:graphic xmlns:a="http://schemas.openxmlformats.org/drawingml/2006/main">
+              <a:graphicData uri="http://schemas.openxmlformats.org/drawingml/2006/picture">
+                <pic:pic xmlns:pic="http://schemas.openxmlformats.org/drawingml/2006/picture">
+                  <pic:nvPicPr>
+                    <pic:cNvPr id="0" name="Picture 8"/>
+                    <pic:cNvPicPr>
+                      <a:picLocks noChangeAspect="1" noChangeArrowheads="1"/>
+                    </pic:cNvPicPr>
+                  </pic:nvPicPr>
+                  <pic:blipFill>
+                    <a:blip r:embed="rId29">
+                      <a:extLst>
+                        <a:ext uri="{28A0092B-C50C-407E-A947-70E740481C1C}">
+                          <a14:useLocalDpi xmlns:a14="http://schemas.microsoft.com/office/drawing/2010/main" val="0"/>
+                        </a:ext>
+                      </a:extLst>
+                    </a:blip>
+                    <a:srcRect/>
+                    <a:stretch>
+                      <a:fillRect/>
+                    </a:stretch>
+                  </pic:blipFill>
+                  <pic:spPr bwMode="auto">
+                    <a:xfrm>
+                      <a:off x="0" y="0"/>
+                      <a:ext cx="5959931" cy="3970603"/>
+                    </a:xfrm>
+                    <a:prstGeom prst="rect">
+                      <a:avLst/>
+                    </a:prstGeom>
+                    <a:noFill/>
+                  </pic:spPr>
+                </pic:pic>
+              </a:graphicData>
+            </a:graphic>
+          </wp:inline>
+        </w:drawing>
+      </w:r>
+    </w:p>
+    <w:bookmarkEnd w:id="16"/>
+    <w:p>
+      <w:pPr>
         <w:autoSpaceDE w:val="0"/>
         <w:autoSpaceDN w:val="0"/>
         <w:adjustRightInd w:val="0"/>
@@ -10699,622 +13277,6 @@
           <w:szCs w:val="20"/>
         </w:rPr>
       </w:pPr>
-      <w:r>
-        <w:rPr>
-          <w:rFonts w:ascii="TimesNewRoman,Italic" w:hAnsi="TimesNewRoman,Italic" w:cs="TimesNewRoman,Italic"/>
-          <w:i/>
-          <w:iCs/>
-          <w:color w:val="0000FF"/>
-          <w:sz w:val="20"/>
-          <w:szCs w:val="20"/>
-        </w:rPr>
-        <w:t>[Se detalla la manera como fue implementado el sistema propuesto, se describe visualmente las capas que tiene el sistema, como están distribuidas y sus principales funciones]</w:t>
-      </w:r>
-    </w:p>
-    <w:p>
-      <w:pPr>
-        <w:pStyle w:val="Prrafodelista"/>
-        <w:ind w:left="792"/>
-        <w:rPr>
-          <w:lang w:eastAsia="es-PE"/>
-        </w:rPr>
-      </w:pPr>
-    </w:p>
-    <w:p>
-      <w:pPr>
-        <w:pStyle w:val="Ttulo3"/>
-        <w:numPr>
-          <w:ilvl w:val="2"/>
-          <w:numId w:val="2"/>
-        </w:numPr>
-        <w:rPr>
-          <w:color w:val="auto"/>
-          <w:lang w:eastAsia="es-PE"/>
-        </w:rPr>
-      </w:pPr>
-      <w:bookmarkStart w:id="33" w:name="_Toc68679747"/>
-      <w:bookmarkStart w:id="34" w:name="_Toc69808854"/>
-      <w:r>
-        <w:rPr>
-          <w:color w:val="auto"/>
-          <w:lang w:eastAsia="es-PE"/>
-        </w:rPr>
-        <w:t>D</w:t>
-      </w:r>
-      <w:r>
-        <w:rPr>
-          <w:color w:val="auto"/>
-          <w:lang w:eastAsia="es-PE"/>
-        </w:rPr>
-        <w:t>iagrama de arquitectura del sistema</w:t>
-      </w:r>
-      <w:r>
-        <w:rPr>
-          <w:color w:val="auto"/>
-          <w:lang w:eastAsia="es-PE"/>
-        </w:rPr>
-        <w:t xml:space="preserve"> (</w:t>
-      </w:r>
-      <w:r>
-        <w:rPr>
-          <w:color w:val="auto"/>
-          <w:lang w:eastAsia="es-PE"/>
-        </w:rPr>
-        <w:t>Diagrama de componentes</w:t>
-      </w:r>
-      <w:bookmarkEnd w:id="33"/>
-      <w:r>
-        <w:rPr>
-          <w:color w:val="auto"/>
-          <w:lang w:eastAsia="es-PE"/>
-        </w:rPr>
-        <w:t>)</w:t>
-      </w:r>
-      <w:bookmarkEnd w:id="34"/>
-    </w:p>
-    <w:p>
-      <w:pPr>
-        <w:pStyle w:val="Prrafodelista"/>
-        <w:autoSpaceDE w:val="0"/>
-        <w:autoSpaceDN w:val="0"/>
-        <w:adjustRightInd w:val="0"/>
-        <w:spacing w:after="0" w:line="240" w:lineRule="auto"/>
-        <w:ind w:left="1224"/>
-        <w:jc w:val="both"/>
-        <w:rPr>
-          <w:rFonts w:ascii="TimesNewRoman,Italic" w:hAnsi="TimesNewRoman,Italic" w:cs="TimesNewRoman,Italic"/>
-          <w:i/>
-          <w:iCs/>
-          <w:color w:val="0000FF"/>
-          <w:sz w:val="20"/>
-          <w:szCs w:val="20"/>
-        </w:rPr>
-      </w:pPr>
-    </w:p>
-    <w:p>
-      <w:pPr>
-        <w:pStyle w:val="Prrafodelista"/>
-        <w:autoSpaceDE w:val="0"/>
-        <w:autoSpaceDN w:val="0"/>
-        <w:adjustRightInd w:val="0"/>
-        <w:spacing w:after="0" w:line="240" w:lineRule="auto"/>
-        <w:ind w:left="1224"/>
-        <w:jc w:val="both"/>
-        <w:rPr>
-          <w:rFonts w:ascii="TimesNewRoman,Italic" w:hAnsi="TimesNewRoman,Italic" w:cs="TimesNewRoman,Italic"/>
-          <w:i/>
-          <w:iCs/>
-          <w:color w:val="0000FF"/>
-          <w:sz w:val="20"/>
-          <w:szCs w:val="20"/>
-        </w:rPr>
-      </w:pPr>
-      <w:r>
-        <w:rPr>
-          <w:rFonts w:ascii="TimesNewRoman,Italic" w:hAnsi="TimesNewRoman,Italic" w:cs="TimesNewRoman,Italic"/>
-          <w:i/>
-          <w:iCs/>
-          <w:color w:val="0000FF"/>
-          <w:sz w:val="20"/>
-          <w:szCs w:val="20"/>
-        </w:rPr>
-        <w:t>[Se detalla la manera como fue implementado el sistema propuesto, se describe visualmente las capas que tiene el sistema, como están distribuidas y sus principales funciones]</w:t>
-      </w:r>
-    </w:p>
-    <w:p>
-      <w:pPr>
-        <w:autoSpaceDE w:val="0"/>
-        <w:autoSpaceDN w:val="0"/>
-        <w:adjustRightInd w:val="0"/>
-        <w:spacing w:after="0" w:line="240" w:lineRule="auto"/>
-        <w:jc w:val="both"/>
-        <w:rPr>
-          <w:rFonts w:ascii="TimesNewRoman,Italic" w:hAnsi="TimesNewRoman,Italic" w:cs="TimesNewRoman,Italic"/>
-          <w:color w:val="0000FF"/>
-          <w:sz w:val="20"/>
-          <w:szCs w:val="20"/>
-        </w:rPr>
-      </w:pPr>
-    </w:p>
-    <w:p>
-      <w:pPr>
-        <w:pStyle w:val="TDC2"/>
-        <w:numPr>
-          <w:ilvl w:val="1"/>
-          <w:numId w:val="2"/>
-        </w:numPr>
-        <w:rPr>
-          <w:rStyle w:val="Ttulo2Car"/>
-          <w:b w:val="0"/>
-          <w:bCs w:val="0"/>
-          <w:color w:val="auto"/>
-        </w:rPr>
-      </w:pPr>
-      <w:bookmarkStart w:id="35" w:name="_Toc68679741"/>
-      <w:bookmarkStart w:id="36" w:name="_Toc69124251"/>
-      <w:bookmarkStart w:id="37" w:name="_Toc69808855"/>
-      <w:r>
-        <w:rPr>
-          <w:rStyle w:val="Ttulo2Car"/>
-          <w:b w:val="0"/>
-          <w:bCs w:val="0"/>
-          <w:color w:val="auto"/>
-        </w:rPr>
-        <w:t>Vista de procesos</w:t>
-      </w:r>
-      <w:bookmarkEnd w:id="35"/>
-      <w:bookmarkEnd w:id="36"/>
-      <w:bookmarkEnd w:id="37"/>
-    </w:p>
-    <w:p>
-      <w:pPr>
-        <w:autoSpaceDE w:val="0"/>
-        <w:autoSpaceDN w:val="0"/>
-        <w:adjustRightInd w:val="0"/>
-        <w:spacing w:after="0" w:line="240" w:lineRule="auto"/>
-        <w:ind w:left="708"/>
-        <w:jc w:val="both"/>
-        <w:rPr>
-          <w:rFonts w:ascii="TimesNewRoman,Italic" w:hAnsi="TimesNewRoman,Italic" w:cs="TimesNewRoman,Italic"/>
-          <w:i/>
-          <w:iCs/>
-          <w:color w:val="0000FF"/>
-          <w:sz w:val="20"/>
-          <w:szCs w:val="20"/>
-        </w:rPr>
-      </w:pPr>
-      <w:r>
-        <w:rPr>
-          <w:rFonts w:ascii="TimesNewRoman,Italic" w:hAnsi="TimesNewRoman,Italic" w:cs="TimesNewRoman,Italic"/>
-          <w:i/>
-          <w:iCs/>
-          <w:color w:val="0000FF"/>
-          <w:sz w:val="20"/>
-          <w:szCs w:val="20"/>
-        </w:rPr>
-        <w:t>[Describe la descomp</w:t>
-      </w:r>
-      <w:r>
-        <w:rPr>
-          <w:rFonts w:ascii="TimesNewRoman,Italic" w:hAnsi="TimesNewRoman,Italic" w:cs="TimesNewRoman,Italic"/>
-          <w:i/>
-          <w:iCs/>
-          <w:color w:val="0000FF"/>
-          <w:sz w:val="20"/>
-          <w:szCs w:val="20"/>
-        </w:rPr>
-        <w:t>osición del sistema</w:t>
-      </w:r>
-      <w:r>
-        <w:rPr>
-          <w:rFonts w:ascii="TimesNewRoman,Italic" w:hAnsi="TimesNewRoman,Italic" w:cs="TimesNewRoman,Italic"/>
-          <w:i/>
-          <w:iCs/>
-          <w:color w:val="0000FF"/>
-          <w:sz w:val="20"/>
-          <w:szCs w:val="20"/>
-        </w:rPr>
-        <w:t xml:space="preserve"> procesos pesados. Indica que procesos o grupos de procesos se comunican o interactúan entre sí y los modos en que estos se comunican.]</w:t>
-      </w:r>
-    </w:p>
-    <w:p>
-      <w:pPr>
-        <w:autoSpaceDE w:val="0"/>
-        <w:autoSpaceDN w:val="0"/>
-        <w:adjustRightInd w:val="0"/>
-        <w:spacing w:after="0" w:line="240" w:lineRule="auto"/>
-        <w:ind w:left="708"/>
-        <w:jc w:val="both"/>
-        <w:rPr>
-          <w:rFonts w:ascii="TimesNewRoman,Italic" w:hAnsi="TimesNewRoman,Italic" w:cs="TimesNewRoman,Italic"/>
-          <w:i/>
-          <w:iCs/>
-          <w:color w:val="0000FF"/>
-          <w:sz w:val="20"/>
-          <w:szCs w:val="20"/>
-        </w:rPr>
-      </w:pPr>
-    </w:p>
-    <w:p>
-      <w:pPr>
-        <w:pStyle w:val="Ttulo3"/>
-        <w:numPr>
-          <w:ilvl w:val="2"/>
-          <w:numId w:val="2"/>
-        </w:numPr>
-        <w:ind w:left="1225" w:hanging="505"/>
-        <w:rPr>
-          <w:color w:val="auto"/>
-        </w:rPr>
-      </w:pPr>
-      <w:bookmarkStart w:id="38" w:name="_Toc68679742"/>
-      <w:bookmarkStart w:id="39" w:name="_Toc69124252"/>
-      <w:bookmarkStart w:id="40" w:name="_Toc69808856"/>
-      <w:r>
-        <w:rPr>
-          <w:color w:val="auto"/>
-        </w:rPr>
-        <w:t>Diagrama de Proceso</w:t>
-      </w:r>
-      <w:bookmarkEnd w:id="38"/>
-      <w:bookmarkEnd w:id="39"/>
-      <w:r>
-        <w:rPr>
-          <w:color w:val="auto"/>
-        </w:rPr>
-        <w:t>s del sistema (diagrama de actividad)</w:t>
-      </w:r>
-      <w:bookmarkEnd w:id="40"/>
-    </w:p>
-    <w:p>
-      <w:pPr>
-        <w:ind w:left="1224"/>
-      </w:pPr>
-      <w:r>
-        <w:rPr>
-          <w:rFonts w:ascii="TimesNewRoman,Italic" w:hAnsi="TimesNewRoman,Italic" w:cs="TimesNewRoman,Italic"/>
-          <w:i/>
-          <w:iCs/>
-          <w:color w:val="0000FF"/>
-          <w:sz w:val="20"/>
-          <w:szCs w:val="20"/>
-        </w:rPr>
-        <w:t>[Se realizará un diagrama del</w:t>
-      </w:r>
-      <w:r>
-        <w:rPr>
-          <w:rFonts w:ascii="TimesNewRoman,Italic" w:hAnsi="TimesNewRoman,Italic" w:cs="TimesNewRoman,Italic"/>
-          <w:i/>
-          <w:iCs/>
-          <w:color w:val="0000FF"/>
-          <w:sz w:val="20"/>
-          <w:szCs w:val="20"/>
-        </w:rPr>
-        <w:t xml:space="preserve"> o los </w:t>
-      </w:r>
-      <w:r>
-        <w:rPr>
-          <w:rFonts w:ascii="TimesNewRoman,Italic" w:hAnsi="TimesNewRoman,Italic" w:cs="TimesNewRoman,Italic"/>
-          <w:i/>
-          <w:iCs/>
-          <w:color w:val="0000FF"/>
-          <w:sz w:val="20"/>
-          <w:szCs w:val="20"/>
-        </w:rPr>
-        <w:t>proceso</w:t>
-      </w:r>
-      <w:r>
-        <w:rPr>
-          <w:rFonts w:ascii="TimesNewRoman,Italic" w:hAnsi="TimesNewRoman,Italic" w:cs="TimesNewRoman,Italic"/>
-          <w:i/>
-          <w:iCs/>
-          <w:color w:val="0000FF"/>
-          <w:sz w:val="20"/>
-          <w:szCs w:val="20"/>
-        </w:rPr>
-        <w:t>s</w:t>
-      </w:r>
-      <w:r>
-        <w:rPr>
-          <w:rFonts w:ascii="TimesNewRoman,Italic" w:hAnsi="TimesNewRoman,Italic" w:cs="TimesNewRoman,Italic"/>
-          <w:i/>
-          <w:iCs/>
-          <w:color w:val="0000FF"/>
-          <w:sz w:val="20"/>
-          <w:szCs w:val="20"/>
-        </w:rPr>
-        <w:t xml:space="preserve"> </w:t>
-      </w:r>
-      <w:r>
-        <w:rPr>
-          <w:rFonts w:ascii="TimesNewRoman,Italic" w:hAnsi="TimesNewRoman,Italic" w:cs="TimesNewRoman,Italic"/>
-          <w:i/>
-          <w:iCs/>
-          <w:color w:val="0000FF"/>
-          <w:sz w:val="20"/>
-          <w:szCs w:val="20"/>
-        </w:rPr>
-        <w:t>del sistema</w:t>
-      </w:r>
-      <w:r>
-        <w:rPr>
-          <w:rFonts w:ascii="TimesNewRoman,Italic" w:hAnsi="TimesNewRoman,Italic" w:cs="TimesNewRoman,Italic"/>
-          <w:i/>
-          <w:iCs/>
-          <w:color w:val="0000FF"/>
-          <w:sz w:val="20"/>
-          <w:szCs w:val="20"/>
-        </w:rPr>
-        <w:t xml:space="preserve"> donde se exponga las actividades donde interviene el sistema propuesto, adicionando diagramas que definan el detalle la descomposición del sistema en procesos pesados. Indica que procesos o grupos de procesos se comunican o interactúan entre sí y los modos en que estos se comunican]</w:t>
-      </w:r>
-    </w:p>
-    <w:p>
-      <w:pPr>
-        <w:autoSpaceDE w:val="0"/>
-        <w:autoSpaceDN w:val="0"/>
-        <w:adjustRightInd w:val="0"/>
-        <w:spacing w:after="0" w:line="240" w:lineRule="auto"/>
-        <w:jc w:val="both"/>
-        <w:rPr>
-          <w:rFonts w:ascii="TimesNewRoman,Italic" w:hAnsi="TimesNewRoman,Italic" w:cs="TimesNewRoman,Italic"/>
-          <w:color w:val="0000FF"/>
-          <w:sz w:val="20"/>
-          <w:szCs w:val="20"/>
-        </w:rPr>
-      </w:pPr>
-    </w:p>
-    <w:p>
-      <w:pPr>
-        <w:autoSpaceDE w:val="0"/>
-        <w:autoSpaceDN w:val="0"/>
-        <w:adjustRightInd w:val="0"/>
-        <w:spacing w:after="0" w:line="240" w:lineRule="auto"/>
-        <w:jc w:val="both"/>
-        <w:rPr>
-          <w:rFonts w:ascii="TimesNewRoman,Italic" w:hAnsi="TimesNewRoman,Italic" w:cs="TimesNewRoman,Italic"/>
-          <w:color w:val="0000FF"/>
-          <w:sz w:val="20"/>
-          <w:szCs w:val="20"/>
-        </w:rPr>
-      </w:pPr>
-    </w:p>
-    <w:p>
-      <w:pPr>
-        <w:pStyle w:val="TDC2"/>
-        <w:numPr>
-          <w:ilvl w:val="1"/>
-          <w:numId w:val="2"/>
-        </w:numPr>
-        <w:rPr>
-          <w:rStyle w:val="Ttulo2Car"/>
-          <w:b w:val="0"/>
-          <w:bCs w:val="0"/>
-          <w:color w:val="auto"/>
-        </w:rPr>
-      </w:pPr>
-      <w:bookmarkStart w:id="41" w:name="_Toc68679744"/>
-      <w:bookmarkStart w:id="42" w:name="_Toc69808857"/>
-      <w:r>
-        <w:rPr>
-          <w:rStyle w:val="Ttulo2Car"/>
-          <w:b w:val="0"/>
-          <w:bCs w:val="0"/>
-          <w:color w:val="auto"/>
-        </w:rPr>
-        <w:t xml:space="preserve">Vista de </w:t>
-      </w:r>
-      <w:bookmarkEnd w:id="41"/>
-      <w:r>
-        <w:rPr>
-          <w:rStyle w:val="Ttulo2Car"/>
-          <w:b w:val="0"/>
-          <w:bCs w:val="0"/>
-          <w:color w:val="auto"/>
-        </w:rPr>
-        <w:t>Despliegue</w:t>
-      </w:r>
-      <w:r>
-        <w:rPr>
-          <w:rStyle w:val="Ttulo2Car"/>
-          <w:b w:val="0"/>
-          <w:bCs w:val="0"/>
-          <w:color w:val="auto"/>
-        </w:rPr>
-        <w:t xml:space="preserve"> (vista física</w:t>
-      </w:r>
-      <w:r>
-        <w:rPr>
-          <w:rStyle w:val="Ttulo2Car"/>
-          <w:b w:val="0"/>
-          <w:bCs w:val="0"/>
-          <w:color w:val="auto"/>
-        </w:rPr>
-        <w:t>)</w:t>
-      </w:r>
-      <w:bookmarkEnd w:id="42"/>
-    </w:p>
-    <w:p>
-      <w:pPr>
-        <w:pStyle w:val="Prrafodelista"/>
-        <w:ind w:left="792"/>
-        <w:jc w:val="both"/>
-        <w:rPr>
-          <w:rFonts w:ascii="TimesNewRoman,Italic" w:hAnsi="TimesNewRoman,Italic" w:cs="TimesNewRoman,Italic"/>
-          <w:i/>
-          <w:iCs/>
-          <w:color w:val="0000FF"/>
-          <w:sz w:val="20"/>
-          <w:szCs w:val="20"/>
-        </w:rPr>
-      </w:pPr>
-    </w:p>
-    <w:p>
-      <w:pPr>
-        <w:pStyle w:val="Prrafodelista"/>
-        <w:ind w:left="792"/>
-        <w:jc w:val="both"/>
-        <w:rPr>
-          <w:rFonts w:ascii="TimesNewRoman,Italic" w:hAnsi="TimesNewRoman,Italic" w:cs="TimesNewRoman,Italic"/>
-          <w:i/>
-          <w:iCs/>
-          <w:color w:val="0000FF"/>
-          <w:sz w:val="20"/>
-          <w:szCs w:val="20"/>
-        </w:rPr>
-      </w:pPr>
-      <w:r>
-        <w:rPr>
-          <w:rFonts w:ascii="TimesNewRoman,Italic" w:hAnsi="TimesNewRoman,Italic" w:cs="TimesNewRoman,Italic"/>
-          <w:i/>
-          <w:iCs/>
-          <w:color w:val="0000FF"/>
-          <w:sz w:val="20"/>
-          <w:szCs w:val="20"/>
-        </w:rPr>
-        <w:t>[Se despliega</w:t>
-      </w:r>
-      <w:r>
-        <w:rPr>
-          <w:rFonts w:ascii="TimesNewRoman,Italic" w:hAnsi="TimesNewRoman,Italic" w:cs="TimesNewRoman,Italic"/>
-          <w:i/>
-          <w:iCs/>
-          <w:color w:val="0000FF"/>
-          <w:sz w:val="20"/>
-          <w:szCs w:val="20"/>
-        </w:rPr>
-        <w:t xml:space="preserve"> uno o más escenarios de distribución física del sistema</w:t>
-      </w:r>
-      <w:r>
-        <w:rPr>
-          <w:rFonts w:ascii="TimesNewRoman,Italic" w:hAnsi="TimesNewRoman,Italic" w:cs="TimesNewRoman,Italic"/>
-          <w:i/>
-          <w:iCs/>
-          <w:color w:val="0000FF"/>
-          <w:sz w:val="20"/>
-          <w:szCs w:val="20"/>
-        </w:rPr>
-        <w:t xml:space="preserve"> </w:t>
-      </w:r>
-      <w:r>
-        <w:rPr>
-          <w:rFonts w:ascii="TimesNewRoman,Italic" w:hAnsi="TimesNewRoman,Italic" w:cs="TimesNewRoman,Italic"/>
-          <w:i/>
-          <w:iCs/>
-          <w:color w:val="0000FF"/>
-          <w:sz w:val="20"/>
-          <w:szCs w:val="20"/>
-        </w:rPr>
-        <w:t>sobre los cuales se ejecutará y hará el desp</w:t>
-      </w:r>
-      <w:r>
-        <w:rPr>
-          <w:rFonts w:ascii="TimesNewRoman,Italic" w:hAnsi="TimesNewRoman,Italic" w:cs="TimesNewRoman,Italic"/>
-          <w:i/>
-          <w:iCs/>
-          <w:color w:val="0000FF"/>
-          <w:sz w:val="20"/>
-          <w:szCs w:val="20"/>
-        </w:rPr>
-        <w:t>liegue</w:t>
-      </w:r>
-      <w:r>
-        <w:rPr>
-          <w:rFonts w:ascii="TimesNewRoman,Italic" w:hAnsi="TimesNewRoman,Italic" w:cs="TimesNewRoman,Italic"/>
-          <w:i/>
-          <w:iCs/>
-          <w:color w:val="0000FF"/>
-          <w:sz w:val="20"/>
-          <w:szCs w:val="20"/>
-        </w:rPr>
-        <w:t xml:space="preserve"> del mismo. Muestra la comunicación entre</w:t>
-      </w:r>
-      <w:r>
-        <w:rPr>
-          <w:rFonts w:ascii="TimesNewRoman,Italic" w:hAnsi="TimesNewRoman,Italic" w:cs="TimesNewRoman,Italic"/>
-          <w:i/>
-          <w:iCs/>
-          <w:color w:val="0000FF"/>
-          <w:sz w:val="20"/>
-          <w:szCs w:val="20"/>
-        </w:rPr>
-        <w:t xml:space="preserve"> </w:t>
-      </w:r>
-      <w:r>
-        <w:rPr>
-          <w:rFonts w:ascii="TimesNewRoman,Italic" w:hAnsi="TimesNewRoman,Italic" w:cs="TimesNewRoman,Italic"/>
-          <w:i/>
-          <w:iCs/>
-          <w:color w:val="0000FF"/>
-          <w:sz w:val="20"/>
-          <w:szCs w:val="20"/>
-        </w:rPr>
-        <w:t>los diferentes nodos que componen los escenarios antes mencionados, así como el</w:t>
-      </w:r>
-      <w:r>
-        <w:rPr>
-          <w:rFonts w:ascii="TimesNewRoman,Italic" w:hAnsi="TimesNewRoman,Italic" w:cs="TimesNewRoman,Italic"/>
-          <w:i/>
-          <w:iCs/>
-          <w:color w:val="0000FF"/>
-          <w:sz w:val="20"/>
-          <w:szCs w:val="20"/>
-        </w:rPr>
-        <w:t xml:space="preserve"> </w:t>
-      </w:r>
-      <w:r>
-        <w:rPr>
-          <w:rFonts w:ascii="TimesNewRoman,Italic" w:hAnsi="TimesNewRoman,Italic" w:cs="TimesNewRoman,Italic"/>
-          <w:i/>
-          <w:iCs/>
-          <w:color w:val="0000FF"/>
-          <w:sz w:val="20"/>
-          <w:szCs w:val="20"/>
-        </w:rPr>
-        <w:t>mapeo de los elementos de la Vista de Procesos en dichos nodos</w:t>
-      </w:r>
-      <w:r>
-        <w:rPr>
-          <w:rFonts w:ascii="TimesNewRoman,Italic" w:hAnsi="TimesNewRoman,Italic" w:cs="TimesNewRoman,Italic"/>
-          <w:i/>
-          <w:iCs/>
-          <w:color w:val="0000FF"/>
-          <w:sz w:val="20"/>
-          <w:szCs w:val="20"/>
-        </w:rPr>
-        <w:t>]</w:t>
-      </w:r>
-    </w:p>
-    <w:p>
-      <w:pPr>
-        <w:pStyle w:val="Ttulo3"/>
-        <w:numPr>
-          <w:ilvl w:val="2"/>
-          <w:numId w:val="2"/>
-        </w:numPr>
-        <w:rPr>
-          <w:color w:val="auto"/>
-          <w:lang w:eastAsia="es-PE"/>
-        </w:rPr>
-      </w:pPr>
-      <w:bookmarkStart w:id="43" w:name="_Toc68679745"/>
-      <w:bookmarkStart w:id="44" w:name="_Toc69808858"/>
-      <w:r>
-        <w:rPr>
-          <w:color w:val="auto"/>
-          <w:lang w:eastAsia="es-PE"/>
-        </w:rPr>
-        <w:lastRenderedPageBreak/>
-        <w:t xml:space="preserve">Diagrama de </w:t>
-      </w:r>
-      <w:bookmarkEnd w:id="43"/>
-      <w:r>
-        <w:rPr>
-          <w:color w:val="auto"/>
-          <w:lang w:eastAsia="es-PE"/>
-        </w:rPr>
-        <w:t>despliegue</w:t>
-      </w:r>
-      <w:bookmarkEnd w:id="44"/>
     </w:p>
     <w:p>
       <w:pPr>
@@ -11328,67 +13290,126 @@
     <w:p>
       <w:pPr>
         <w:pStyle w:val="Prrafodelista"/>
-        <w:ind w:left="792"/>
-        <w:jc w:val="both"/>
-        <w:rPr>
-          <w:rFonts w:ascii="TimesNewRoman,Italic" w:hAnsi="TimesNewRoman,Italic" w:cs="TimesNewRoman,Italic"/>
-          <w:i/>
-          <w:iCs/>
-          <w:color w:val="0000FF"/>
-          <w:sz w:val="20"/>
-          <w:szCs w:val="20"/>
-        </w:rPr>
-      </w:pPr>
-      <w:r>
-        <w:rPr>
-          <w:rFonts w:ascii="TimesNewRoman,Italic" w:hAnsi="TimesNewRoman,Italic" w:cs="TimesNewRoman,Italic"/>
-          <w:i/>
-          <w:iCs/>
-          <w:color w:val="0000FF"/>
-          <w:sz w:val="20"/>
-          <w:szCs w:val="20"/>
-        </w:rPr>
-        <w:t xml:space="preserve">[un diagrama de </w:t>
-      </w:r>
-      <w:r>
-        <w:rPr>
-          <w:rFonts w:ascii="TimesNewRoman,Italic" w:hAnsi="TimesNewRoman,Italic" w:cs="TimesNewRoman,Italic"/>
-          <w:i/>
-          <w:iCs/>
-          <w:color w:val="0000FF"/>
-          <w:sz w:val="20"/>
-          <w:szCs w:val="20"/>
-        </w:rPr>
-        <w:t>despliegue</w:t>
-      </w:r>
-      <w:r>
-        <w:rPr>
-          <w:rFonts w:ascii="TimesNewRoman,Italic" w:hAnsi="TimesNewRoman,Italic" w:cs="TimesNewRoman,Italic"/>
-          <w:i/>
-          <w:iCs/>
-          <w:color w:val="0000FF"/>
-          <w:sz w:val="20"/>
-          <w:szCs w:val="20"/>
-        </w:rPr>
-        <w:t>, amplía el sistema de software y muestra los contenedores (aplicaciones, almacenamiento de datos, microservicios, etc.) que componen este sistema de software]</w:t>
-      </w:r>
-    </w:p>
-    <w:bookmarkEnd w:id="16"/>
-    <w:p>
-      <w:pPr>
-        <w:autoSpaceDE w:val="0"/>
-        <w:autoSpaceDN w:val="0"/>
-        <w:adjustRightInd w:val="0"/>
-        <w:spacing w:after="0" w:line="240" w:lineRule="auto"/>
         <w:ind w:left="1224"/>
-        <w:jc w:val="both"/>
-        <w:rPr>
-          <w:rFonts w:ascii="TimesNewRoman,Italic" w:hAnsi="TimesNewRoman,Italic" w:cs="TimesNewRoman,Italic"/>
-          <w:i/>
-          <w:iCs/>
-          <w:color w:val="0000FF"/>
-          <w:sz w:val="20"/>
-          <w:szCs w:val="20"/>
+        <w:rPr>
+          <w:lang w:eastAsia="es-PE"/>
+        </w:rPr>
+      </w:pPr>
+    </w:p>
+    <w:p>
+      <w:pPr>
+        <w:pStyle w:val="Prrafodelista"/>
+        <w:ind w:left="1224"/>
+        <w:rPr>
+          <w:lang w:eastAsia="es-PE"/>
+        </w:rPr>
+      </w:pPr>
+    </w:p>
+    <w:p>
+      <w:pPr>
+        <w:pStyle w:val="Prrafodelista"/>
+        <w:ind w:left="1224"/>
+        <w:rPr>
+          <w:lang w:eastAsia="es-PE"/>
+        </w:rPr>
+      </w:pPr>
+    </w:p>
+    <w:p>
+      <w:pPr>
+        <w:pStyle w:val="Prrafodelista"/>
+        <w:ind w:left="1224"/>
+        <w:rPr>
+          <w:lang w:eastAsia="es-PE"/>
+        </w:rPr>
+      </w:pPr>
+    </w:p>
+    <w:p>
+      <w:pPr>
+        <w:pStyle w:val="Prrafodelista"/>
+        <w:ind w:left="1224"/>
+        <w:rPr>
+          <w:lang w:eastAsia="es-PE"/>
+        </w:rPr>
+      </w:pPr>
+    </w:p>
+    <w:p>
+      <w:pPr>
+        <w:pStyle w:val="Prrafodelista"/>
+        <w:ind w:left="1224"/>
+        <w:rPr>
+          <w:lang w:eastAsia="es-PE"/>
+        </w:rPr>
+      </w:pPr>
+    </w:p>
+    <w:p>
+      <w:pPr>
+        <w:pStyle w:val="Prrafodelista"/>
+        <w:ind w:left="1224"/>
+        <w:rPr>
+          <w:lang w:eastAsia="es-PE"/>
+        </w:rPr>
+      </w:pPr>
+    </w:p>
+    <w:p>
+      <w:pPr>
+        <w:pStyle w:val="Prrafodelista"/>
+        <w:ind w:left="1224"/>
+        <w:rPr>
+          <w:lang w:eastAsia="es-PE"/>
+        </w:rPr>
+      </w:pPr>
+    </w:p>
+    <w:p>
+      <w:pPr>
+        <w:pStyle w:val="Prrafodelista"/>
+        <w:ind w:left="1224"/>
+        <w:rPr>
+          <w:lang w:eastAsia="es-PE"/>
+        </w:rPr>
+      </w:pPr>
+    </w:p>
+    <w:p>
+      <w:pPr>
+        <w:pStyle w:val="Prrafodelista"/>
+        <w:ind w:left="1224"/>
+        <w:rPr>
+          <w:lang w:eastAsia="es-PE"/>
+        </w:rPr>
+      </w:pPr>
+    </w:p>
+    <w:p>
+      <w:pPr>
+        <w:pStyle w:val="Prrafodelista"/>
+        <w:ind w:left="1224"/>
+        <w:rPr>
+          <w:lang w:eastAsia="es-PE"/>
+        </w:rPr>
+      </w:pPr>
+    </w:p>
+    <w:p>
+      <w:pPr>
+        <w:pStyle w:val="Prrafodelista"/>
+        <w:ind w:left="1224"/>
+        <w:rPr>
+          <w:lang w:eastAsia="es-PE"/>
+        </w:rPr>
+      </w:pPr>
+    </w:p>
+    <w:p>
+      <w:pPr>
+        <w:pStyle w:val="Prrafodelista"/>
+        <w:ind w:left="1224"/>
+        <w:rPr>
+          <w:lang w:eastAsia="es-PE"/>
+        </w:rPr>
+      </w:pPr>
+    </w:p>
+    <w:p>
+      <w:pPr>
+        <w:pStyle w:val="Prrafodelista"/>
+        <w:ind w:left="1224"/>
+        <w:rPr>
+          <w:lang w:eastAsia="es-PE"/>
         </w:rPr>
       </w:pPr>
     </w:p>
@@ -11421,841 +13442,1478 @@
           <w:color w:val="auto"/>
           <w:lang w:eastAsia="es-PE"/>
         </w:rPr>
+        <w:lastRenderedPageBreak/>
         <w:t>ATRIBUTOS DE CALIDAD DEL SOFTWARE</w:t>
       </w:r>
       <w:bookmarkEnd w:id="45"/>
     </w:p>
     <w:p>
       <w:pPr>
-        <w:pStyle w:val="TDC2"/>
-        <w:rPr>
-          <w:rStyle w:val="Ttulo2Car"/>
-          <w:b w:val="0"/>
-          <w:bCs w:val="0"/>
-          <w:color w:val="auto"/>
-        </w:rPr>
-      </w:pPr>
-    </w:p>
-    <w:p>
-      <w:pPr>
-        <w:autoSpaceDE w:val="0"/>
-        <w:autoSpaceDN w:val="0"/>
-        <w:adjustRightInd w:val="0"/>
-        <w:spacing w:after="0" w:line="240" w:lineRule="auto"/>
-        <w:ind w:left="360"/>
-        <w:jc w:val="both"/>
-        <w:rPr>
-          <w:rFonts w:ascii="TimesNewRoman,Italic" w:hAnsi="TimesNewRoman,Italic" w:cs="TimesNewRoman,Italic"/>
-          <w:i/>
-          <w:iCs/>
-          <w:color w:val="0000FF"/>
-          <w:sz w:val="20"/>
-          <w:szCs w:val="20"/>
-        </w:rPr>
-      </w:pPr>
-      <w:r>
-        <w:rPr>
-          <w:rFonts w:ascii="TimesNewRoman,Italic" w:hAnsi="TimesNewRoman,Italic" w:cs="TimesNewRoman,Italic"/>
-          <w:i/>
-          <w:iCs/>
-          <w:color w:val="0000FF"/>
-          <w:sz w:val="20"/>
-          <w:szCs w:val="20"/>
-        </w:rPr>
-        <w:t>[</w:t>
-      </w:r>
-      <w:r>
-        <w:rPr>
-          <w:rFonts w:ascii="TimesNewRoman,Italic" w:hAnsi="TimesNewRoman,Italic" w:cs="TimesNewRoman,Italic"/>
-          <w:i/>
-          <w:iCs/>
-          <w:color w:val="0000FF"/>
-          <w:sz w:val="20"/>
-          <w:szCs w:val="20"/>
-        </w:rPr>
-        <w:t>Los Atributos de Calidad (</w:t>
-      </w:r>
-      <w:proofErr w:type="spellStart"/>
-      <w:r>
-        <w:rPr>
-          <w:rFonts w:ascii="TimesNewRoman,Italic" w:hAnsi="TimesNewRoman,Italic" w:cs="TimesNewRoman,Italic"/>
-          <w:i/>
-          <w:iCs/>
-          <w:color w:val="0000FF"/>
-          <w:sz w:val="20"/>
-          <w:szCs w:val="20"/>
-        </w:rPr>
-        <w:t>QAs</w:t>
-      </w:r>
-      <w:proofErr w:type="spellEnd"/>
-      <w:r>
-        <w:rPr>
-          <w:rFonts w:ascii="TimesNewRoman,Italic" w:hAnsi="TimesNewRoman,Italic" w:cs="TimesNewRoman,Italic"/>
-          <w:i/>
-          <w:iCs/>
-          <w:color w:val="0000FF"/>
-          <w:sz w:val="20"/>
-          <w:szCs w:val="20"/>
-        </w:rPr>
-        <w:t xml:space="preserve">) son propiedades medibles y evaluables de un sistema, estas propiedades son usadas para indicar el grado en que el sistema satisface las necesidades de los </w:t>
-      </w:r>
-      <w:proofErr w:type="spellStart"/>
-      <w:r>
-        <w:rPr>
-          <w:rFonts w:ascii="TimesNewRoman,Italic" w:hAnsi="TimesNewRoman,Italic" w:cs="TimesNewRoman,Italic"/>
-          <w:i/>
-          <w:iCs/>
-          <w:color w:val="0000FF"/>
-          <w:sz w:val="20"/>
-          <w:szCs w:val="20"/>
-        </w:rPr>
-        <w:t>stakeholders</w:t>
-      </w:r>
-      <w:proofErr w:type="spellEnd"/>
-      <w:r>
-        <w:rPr>
-          <w:rFonts w:ascii="TimesNewRoman,Italic" w:hAnsi="TimesNewRoman,Italic" w:cs="TimesNewRoman,Italic"/>
-          <w:i/>
-          <w:iCs/>
-          <w:color w:val="0000FF"/>
-          <w:sz w:val="20"/>
-          <w:szCs w:val="20"/>
-        </w:rPr>
-        <w:t xml:space="preserve">   [</w:t>
-      </w:r>
-      <w:proofErr w:type="spellStart"/>
-      <w:r>
-        <w:rPr>
-          <w:rFonts w:ascii="TimesNewRoman,Italic" w:hAnsi="TimesNewRoman,Italic" w:cs="TimesNewRoman,Italic"/>
-          <w:i/>
-          <w:iCs/>
-          <w:color w:val="0000FF"/>
-          <w:sz w:val="20"/>
-          <w:szCs w:val="20"/>
-        </w:rPr>
-        <w:t>Wojcik</w:t>
-      </w:r>
-      <w:proofErr w:type="spellEnd"/>
-      <w:r>
-        <w:rPr>
-          <w:rFonts w:ascii="TimesNewRoman,Italic" w:hAnsi="TimesNewRoman,Italic" w:cs="TimesNewRoman,Italic"/>
-          <w:i/>
-          <w:iCs/>
-          <w:color w:val="0000FF"/>
-          <w:sz w:val="20"/>
-          <w:szCs w:val="20"/>
-        </w:rPr>
-        <w:t xml:space="preserve">  2013].</w:t>
-      </w:r>
-    </w:p>
-    <w:p>
-      <w:pPr>
-        <w:autoSpaceDE w:val="0"/>
-        <w:autoSpaceDN w:val="0"/>
-        <w:adjustRightInd w:val="0"/>
-        <w:spacing w:after="0" w:line="240" w:lineRule="auto"/>
-        <w:ind w:left="360"/>
-        <w:jc w:val="both"/>
-        <w:rPr>
-          <w:rFonts w:ascii="TimesNewRoman,Italic" w:hAnsi="TimesNewRoman,Italic" w:cs="TimesNewRoman,Italic"/>
-          <w:i/>
-          <w:iCs/>
-          <w:color w:val="0000FF"/>
-          <w:sz w:val="20"/>
-          <w:szCs w:val="20"/>
-        </w:rPr>
-      </w:pPr>
-      <w:r>
-        <w:rPr>
-          <w:rFonts w:ascii="TimesNewRoman,Italic" w:hAnsi="TimesNewRoman,Italic" w:cs="TimesNewRoman,Italic"/>
-          <w:i/>
-          <w:iCs/>
-          <w:color w:val="0000FF"/>
-          <w:sz w:val="20"/>
-          <w:szCs w:val="20"/>
-        </w:rPr>
-        <w:t xml:space="preserve">Los </w:t>
-      </w:r>
-      <w:proofErr w:type="spellStart"/>
-      <w:r>
-        <w:rPr>
-          <w:rFonts w:ascii="TimesNewRoman,Italic" w:hAnsi="TimesNewRoman,Italic" w:cs="TimesNewRoman,Italic"/>
-          <w:i/>
-          <w:iCs/>
-          <w:color w:val="0000FF"/>
-          <w:sz w:val="20"/>
-          <w:szCs w:val="20"/>
-        </w:rPr>
-        <w:t>QAs</w:t>
-      </w:r>
-      <w:proofErr w:type="spellEnd"/>
-      <w:r>
-        <w:rPr>
-          <w:rFonts w:ascii="TimesNewRoman,Italic" w:hAnsi="TimesNewRoman,Italic" w:cs="TimesNewRoman,Italic"/>
-          <w:i/>
-          <w:iCs/>
-          <w:color w:val="0000FF"/>
-          <w:sz w:val="20"/>
-          <w:szCs w:val="20"/>
-        </w:rPr>
-        <w:t xml:space="preserve"> además son concebidos como aquellos requerimientos que no son funcionales. De hecho, la funcionalidad es mayormente ortogonal a los </w:t>
-      </w:r>
-      <w:proofErr w:type="spellStart"/>
-      <w:r>
-        <w:rPr>
-          <w:rFonts w:ascii="TimesNewRoman,Italic" w:hAnsi="TimesNewRoman,Italic" w:cs="TimesNewRoman,Italic"/>
-          <w:i/>
-          <w:iCs/>
-          <w:color w:val="0000FF"/>
-          <w:sz w:val="20"/>
-          <w:szCs w:val="20"/>
-        </w:rPr>
-        <w:t>QAs</w:t>
-      </w:r>
-      <w:proofErr w:type="spellEnd"/>
-      <w:r>
-        <w:rPr>
-          <w:rFonts w:ascii="TimesNewRoman,Italic" w:hAnsi="TimesNewRoman,Italic" w:cs="TimesNewRoman,Italic"/>
-          <w:i/>
-          <w:iCs/>
-          <w:color w:val="0000FF"/>
-          <w:sz w:val="20"/>
-          <w:szCs w:val="20"/>
-        </w:rPr>
-        <w:t xml:space="preserve">; un diseño puede cumplir con la funcionalidad deseada y fallar a la hora de satisfacer sus requerimientos de calidad. De esta manera, se entiende a la funcionalidad como la capacidad del sistema para hacer el trabajo para el cual fue pensado, independientemente de la estructura. Existen QAs mayormente usados que se suelen identificar en numerosos sistemas y se tienen que describir, aunque la lista no es fina ya que muy a menudo hay situaciones en que podrían identificarse y proponerse nuevas propiedades para las diversas necesidades de </w:t>
-      </w:r>
-      <w:proofErr w:type="spellStart"/>
-      <w:r>
-        <w:rPr>
-          <w:rFonts w:ascii="TimesNewRoman,Italic" w:hAnsi="TimesNewRoman,Italic" w:cs="TimesNewRoman,Italic"/>
-          <w:i/>
-          <w:iCs/>
-          <w:color w:val="0000FF"/>
-          <w:sz w:val="20"/>
-          <w:szCs w:val="20"/>
-        </w:rPr>
-        <w:t>stakeholders</w:t>
-      </w:r>
-      <w:proofErr w:type="spellEnd"/>
-      <w:r>
-        <w:rPr>
-          <w:rFonts w:ascii="TimesNewRoman,Italic" w:hAnsi="TimesNewRoman,Italic" w:cs="TimesNewRoman,Italic"/>
-          <w:i/>
-          <w:iCs/>
-          <w:color w:val="0000FF"/>
-          <w:sz w:val="20"/>
-          <w:szCs w:val="20"/>
-        </w:rPr>
-        <w:t xml:space="preserve">.] </w:t>
-      </w:r>
-    </w:p>
-    <w:p>
-      <w:pPr>
-        <w:pStyle w:val="Prrafodelista"/>
-        <w:autoSpaceDE w:val="0"/>
-        <w:autoSpaceDN w:val="0"/>
-        <w:adjustRightInd w:val="0"/>
-        <w:spacing w:after="0" w:line="240" w:lineRule="auto"/>
-        <w:ind w:left="708"/>
-        <w:jc w:val="both"/>
-        <w:rPr>
-          <w:rFonts w:ascii="TimesNewRoman,Italic" w:hAnsi="TimesNewRoman,Italic" w:cs="TimesNewRoman,Italic"/>
-          <w:i/>
-          <w:iCs/>
-          <w:color w:val="0000FF"/>
-          <w:sz w:val="20"/>
-          <w:szCs w:val="20"/>
-        </w:rPr>
-      </w:pPr>
-      <w:r>
-        <w:rPr>
-          <w:rFonts w:ascii="TimesNewRoman,Italic" w:hAnsi="TimesNewRoman,Italic" w:cs="TimesNewRoman,Italic"/>
-          <w:i/>
-          <w:iCs/>
-          <w:color w:val="0000FF"/>
-          <w:sz w:val="20"/>
-          <w:szCs w:val="20"/>
-        </w:rPr>
-        <w:t>.</w:t>
-      </w:r>
-    </w:p>
-    <w:p>
-      <w:pPr>
-        <w:pStyle w:val="Prrafodelista"/>
-        <w:ind w:left="792"/>
-        <w:rPr>
-          <w:lang w:eastAsia="es-PE"/>
-        </w:rPr>
-      </w:pPr>
-    </w:p>
-    <w:p>
-      <w:pPr>
-        <w:pStyle w:val="TDC2"/>
         <w:rPr>
           <w:rStyle w:val="Ttulo2Car"/>
           <w:color w:val="auto"/>
         </w:rPr>
       </w:pPr>
-      <w:bookmarkStart w:id="46" w:name="_Toc69808860"/>
-      <w:r>
+    </w:p>
+    <w:p>
+      <w:pPr>
+        <w:pStyle w:val="NormalWeb"/>
+      </w:pPr>
+      <w:r>
+        <w:t xml:space="preserve">Los </w:t>
+      </w:r>
+      <w:r>
+        <w:rPr>
+          <w:rStyle w:val="Textoennegrita"/>
+        </w:rPr>
+        <w:t>Atributos de Calidad (</w:t>
+      </w:r>
+      <w:proofErr w:type="spellStart"/>
+      <w:r>
+        <w:rPr>
+          <w:rStyle w:val="Textoennegrita"/>
+        </w:rPr>
+        <w:t>QAs</w:t>
+      </w:r>
+      <w:proofErr w:type="spellEnd"/>
+      <w:r>
+        <w:rPr>
+          <w:rStyle w:val="Textoennegrita"/>
+        </w:rPr>
+        <w:t>)</w:t>
+      </w:r>
+      <w:r>
+        <w:t xml:space="preserve"> son propiedades medibles y evaluables de un sistema que permiten determinar el grado en que este satisface las necesidades de los </w:t>
+      </w:r>
+      <w:proofErr w:type="spellStart"/>
+      <w:r>
+        <w:t>stakeholders</w:t>
+      </w:r>
+      <w:proofErr w:type="spellEnd"/>
+      <w:r>
+        <w:t xml:space="preserve">. A diferencia de los requerimientos funcionales, los atributos de calidad no describen qué hace el sistema, sino </w:t>
+      </w:r>
+      <w:r>
+        <w:rPr>
+          <w:rStyle w:val="Textoennegrita"/>
+        </w:rPr>
+        <w:t>cómo lo hace</w:t>
+      </w:r>
+      <w:r>
+        <w:t>, evaluando aspectos como seguridad, rendimiento, usabilidad y mantenibilidad.</w:t>
+      </w:r>
+    </w:p>
+    <w:p>
+      <w:pPr>
+        <w:pStyle w:val="NormalWeb"/>
+      </w:pPr>
+      <w:r>
+        <w:t xml:space="preserve">Un sistema puede cumplir correctamente con sus funcionalidades y aun así fallar si no satisface sus atributos de calidad. Por ello, estos atributos son fundamentales en el diseño arquitectónico del sistema </w:t>
+      </w:r>
+      <w:r>
+        <w:rPr>
+          <w:rStyle w:val="Textoennegrita"/>
+        </w:rPr>
+        <w:t>Simulador de Entrevistas Técnicas</w:t>
+      </w:r>
+      <w:r>
+        <w:t>, ya que garantizan una experiencia adecuada para los usuarios y una operación eficiente del sistema.</w:t>
+      </w:r>
+    </w:p>
+    <w:p>
+      <w:pPr>
+        <w:pStyle w:val="NormalWeb"/>
+      </w:pPr>
+      <w:r>
+        <w:t>A continuación, se describen los principales escenarios de calidad considerados en el sistema:</w:t>
+      </w:r>
+    </w:p>
+    <w:p>
+      <w:pPr>
+        <w:rPr>
+          <w:lang w:eastAsia="es-PE"/>
+        </w:rPr>
+      </w:pPr>
+    </w:p>
+    <w:p>
+      <w:pPr>
+        <w:pStyle w:val="TDC2"/>
         <w:rPr>
           <w:rStyle w:val="Ttulo2Car"/>
           <w:color w:val="auto"/>
         </w:rPr>
-        <w:t>Escenario de Funcionalidad</w:t>
-      </w:r>
-      <w:bookmarkEnd w:id="46"/>
-    </w:p>
-    <w:p>
-      <w:pPr>
-        <w:autoSpaceDE w:val="0"/>
-        <w:autoSpaceDN w:val="0"/>
-        <w:adjustRightInd w:val="0"/>
-        <w:spacing w:after="0" w:line="240" w:lineRule="auto"/>
-        <w:ind w:left="708"/>
-        <w:jc w:val="both"/>
-        <w:rPr>
-          <w:rFonts w:ascii="TimesNewRoman,Italic" w:hAnsi="TimesNewRoman,Italic" w:cs="TimesNewRoman,Italic"/>
-          <w:i/>
-          <w:iCs/>
-          <w:color w:val="0000FF"/>
-          <w:sz w:val="20"/>
-          <w:szCs w:val="20"/>
-        </w:rPr>
-      </w:pPr>
-      <w:r>
-        <w:rPr>
-          <w:rFonts w:ascii="TimesNewRoman,Italic" w:hAnsi="TimesNewRoman,Italic" w:cs="TimesNewRoman,Italic"/>
-          <w:i/>
-          <w:iCs/>
-          <w:color w:val="0000FF"/>
-          <w:sz w:val="20"/>
-          <w:szCs w:val="20"/>
-        </w:rPr>
-        <w:t>[</w:t>
-      </w:r>
-      <w:r>
-        <w:rPr>
-          <w:rFonts w:ascii="TimesNewRoman,Italic" w:hAnsi="TimesNewRoman,Italic" w:cs="TimesNewRoman,Italic"/>
-          <w:i/>
-          <w:iCs/>
-          <w:color w:val="0000FF"/>
-          <w:sz w:val="20"/>
-          <w:szCs w:val="20"/>
-        </w:rPr>
-        <w:t>se califica de acuerdo con el conjunto de características y capacidades del programa, la generalidad de las funciones que se entregan y la seguridad general del sistema</w:t>
-      </w:r>
-      <w:r>
-        <w:rPr>
-          <w:rFonts w:ascii="TimesNewRoman,Italic" w:hAnsi="TimesNewRoman,Italic" w:cs="TimesNewRoman,Italic"/>
-          <w:i/>
-          <w:iCs/>
-          <w:color w:val="0000FF"/>
-          <w:sz w:val="20"/>
-          <w:szCs w:val="20"/>
-        </w:rPr>
-        <w:t>.]</w:t>
-      </w:r>
-    </w:p>
-    <w:p>
-      <w:pPr>
-        <w:pStyle w:val="TDC2"/>
-        <w:rPr>
-          <w:rStyle w:val="Ttulo2Car"/>
-        </w:rPr>
-      </w:pPr>
-    </w:p>
-    <w:p>
-      <w:pPr>
-        <w:pStyle w:val="TDC2"/>
+      </w:pPr>
+      <w:bookmarkStart w:id="46" w:name="_Toc69808860"/>
+      <w:r>
         <w:rPr>
           <w:rStyle w:val="Ttulo2Car"/>
           <w:color w:val="auto"/>
         </w:rPr>
-      </w:pPr>
-      <w:bookmarkStart w:id="47" w:name="_Toc69808861"/>
-      <w:r>
+        <w:t>Escenario de Funcionalidad</w:t>
+      </w:r>
+      <w:bookmarkEnd w:id="46"/>
+    </w:p>
+    <w:p>
+      <w:pPr>
+        <w:spacing w:before="100" w:beforeAutospacing="1" w:after="100" w:afterAutospacing="1" w:line="240" w:lineRule="auto"/>
+        <w:rPr>
+          <w:rFonts w:ascii="Times New Roman" w:eastAsia="Times New Roman" w:hAnsi="Times New Roman" w:cs="Times New Roman"/>
+          <w:sz w:val="24"/>
+          <w:szCs w:val="24"/>
+          <w:lang w:eastAsia="es-PE"/>
+        </w:rPr>
+      </w:pPr>
+      <w:r>
+        <w:rPr>
+          <w:rFonts w:ascii="Times New Roman" w:eastAsia="Times New Roman" w:hAnsi="Times New Roman" w:cs="Times New Roman"/>
+          <w:sz w:val="24"/>
+          <w:szCs w:val="24"/>
+          <w:lang w:eastAsia="es-PE"/>
+        </w:rPr>
+        <w:t>El sistema debe cumplir con todas las funcionalidades definidas, garantizando que los usuarios puedan:</w:t>
+      </w:r>
+    </w:p>
+    <w:p>
+      <w:pPr>
+        <w:numPr>
+          <w:ilvl w:val="0"/>
+          <w:numId w:val="13"/>
+        </w:numPr>
+        <w:spacing w:before="100" w:beforeAutospacing="1" w:after="100" w:afterAutospacing="1" w:line="240" w:lineRule="auto"/>
+        <w:rPr>
+          <w:rFonts w:ascii="Times New Roman" w:eastAsia="Times New Roman" w:hAnsi="Times New Roman" w:cs="Times New Roman"/>
+          <w:sz w:val="24"/>
+          <w:szCs w:val="24"/>
+          <w:lang w:eastAsia="es-PE"/>
+        </w:rPr>
+      </w:pPr>
+      <w:r>
+        <w:rPr>
+          <w:rFonts w:ascii="Times New Roman" w:eastAsia="Times New Roman" w:hAnsi="Times New Roman" w:cs="Times New Roman"/>
+          <w:sz w:val="24"/>
+          <w:szCs w:val="24"/>
+          <w:lang w:eastAsia="es-PE"/>
+        </w:rPr>
+        <w:t xml:space="preserve">Autenticarse correctamente mediante Google OAuth2 </w:t>
+      </w:r>
+    </w:p>
+    <w:p>
+      <w:pPr>
+        <w:numPr>
+          <w:ilvl w:val="0"/>
+          <w:numId w:val="13"/>
+        </w:numPr>
+        <w:spacing w:before="100" w:beforeAutospacing="1" w:after="100" w:afterAutospacing="1" w:line="240" w:lineRule="auto"/>
+        <w:rPr>
+          <w:rFonts w:ascii="Times New Roman" w:eastAsia="Times New Roman" w:hAnsi="Times New Roman" w:cs="Times New Roman"/>
+          <w:sz w:val="24"/>
+          <w:szCs w:val="24"/>
+          <w:lang w:eastAsia="es-PE"/>
+        </w:rPr>
+      </w:pPr>
+      <w:r>
+        <w:rPr>
+          <w:rFonts w:ascii="Times New Roman" w:eastAsia="Times New Roman" w:hAnsi="Times New Roman" w:cs="Times New Roman"/>
+          <w:sz w:val="24"/>
+          <w:szCs w:val="24"/>
+          <w:lang w:eastAsia="es-PE"/>
+        </w:rPr>
+        <w:t xml:space="preserve">Crear y gestionar bancos de preguntas </w:t>
+      </w:r>
+    </w:p>
+    <w:p>
+      <w:pPr>
+        <w:numPr>
+          <w:ilvl w:val="0"/>
+          <w:numId w:val="13"/>
+        </w:numPr>
+        <w:spacing w:before="100" w:beforeAutospacing="1" w:after="100" w:afterAutospacing="1" w:line="240" w:lineRule="auto"/>
+        <w:rPr>
+          <w:rFonts w:ascii="Times New Roman" w:eastAsia="Times New Roman" w:hAnsi="Times New Roman" w:cs="Times New Roman"/>
+          <w:sz w:val="24"/>
+          <w:szCs w:val="24"/>
+          <w:lang w:eastAsia="es-PE"/>
+        </w:rPr>
+      </w:pPr>
+      <w:r>
+        <w:rPr>
+          <w:rFonts w:ascii="Times New Roman" w:eastAsia="Times New Roman" w:hAnsi="Times New Roman" w:cs="Times New Roman"/>
+          <w:sz w:val="24"/>
+          <w:szCs w:val="24"/>
+          <w:lang w:eastAsia="es-PE"/>
+        </w:rPr>
+        <w:t xml:space="preserve">Crear, editar y eliminar retos técnicos </w:t>
+      </w:r>
+    </w:p>
+    <w:p>
+      <w:pPr>
+        <w:numPr>
+          <w:ilvl w:val="0"/>
+          <w:numId w:val="13"/>
+        </w:numPr>
+        <w:spacing w:before="100" w:beforeAutospacing="1" w:after="100" w:afterAutospacing="1" w:line="240" w:lineRule="auto"/>
+        <w:rPr>
+          <w:rFonts w:ascii="Times New Roman" w:eastAsia="Times New Roman" w:hAnsi="Times New Roman" w:cs="Times New Roman"/>
+          <w:sz w:val="24"/>
+          <w:szCs w:val="24"/>
+          <w:lang w:eastAsia="es-PE"/>
+        </w:rPr>
+      </w:pPr>
+      <w:r>
+        <w:rPr>
+          <w:rFonts w:ascii="Times New Roman" w:eastAsia="Times New Roman" w:hAnsi="Times New Roman" w:cs="Times New Roman"/>
+          <w:sz w:val="24"/>
+          <w:szCs w:val="24"/>
+          <w:lang w:eastAsia="es-PE"/>
+        </w:rPr>
+        <w:t xml:space="preserve">Ejecutar código en múltiples lenguajes </w:t>
+      </w:r>
+    </w:p>
+    <w:p>
+      <w:pPr>
+        <w:numPr>
+          <w:ilvl w:val="0"/>
+          <w:numId w:val="13"/>
+        </w:numPr>
+        <w:spacing w:before="100" w:beforeAutospacing="1" w:after="100" w:afterAutospacing="1" w:line="240" w:lineRule="auto"/>
+        <w:rPr>
+          <w:rFonts w:ascii="Times New Roman" w:eastAsia="Times New Roman" w:hAnsi="Times New Roman" w:cs="Times New Roman"/>
+          <w:sz w:val="24"/>
+          <w:szCs w:val="24"/>
+          <w:lang w:eastAsia="es-PE"/>
+        </w:rPr>
+      </w:pPr>
+      <w:r>
+        <w:rPr>
+          <w:rFonts w:ascii="Times New Roman" w:eastAsia="Times New Roman" w:hAnsi="Times New Roman" w:cs="Times New Roman"/>
+          <w:sz w:val="24"/>
+          <w:szCs w:val="24"/>
+          <w:lang w:eastAsia="es-PE"/>
+        </w:rPr>
+        <w:t xml:space="preserve">Obtener resultados de ejecución de forma clara y precisa </w:t>
+      </w:r>
+    </w:p>
+    <w:p>
+      <w:pPr>
+        <w:spacing w:before="100" w:beforeAutospacing="1" w:after="100" w:afterAutospacing="1" w:line="240" w:lineRule="auto"/>
+        <w:rPr>
+          <w:rFonts w:ascii="Times New Roman" w:eastAsia="Times New Roman" w:hAnsi="Times New Roman" w:cs="Times New Roman"/>
+          <w:sz w:val="24"/>
+          <w:szCs w:val="24"/>
+          <w:lang w:eastAsia="es-PE"/>
+        </w:rPr>
+      </w:pPr>
+      <w:r>
+        <w:rPr>
+          <w:rFonts w:ascii="Times New Roman" w:eastAsia="Times New Roman" w:hAnsi="Times New Roman" w:cs="Times New Roman"/>
+          <w:sz w:val="24"/>
+          <w:szCs w:val="24"/>
+          <w:lang w:eastAsia="es-PE"/>
+        </w:rPr>
+        <w:t>Además, la funcionalidad del sistema se complementa con mecanismos de validación y control de errores, asegurando que las operaciones se realicen de manera correcta y consistente.</w:t>
+      </w:r>
+    </w:p>
+    <w:p>
+      <w:pPr>
+        <w:pStyle w:val="TDC2"/>
+        <w:ind w:left="0"/>
+        <w:rPr>
+          <w:rStyle w:val="Ttulo2Car"/>
+        </w:rPr>
+      </w:pPr>
+    </w:p>
+    <w:p>
+      <w:pPr>
+        <w:pStyle w:val="TDC2"/>
         <w:rPr>
           <w:rStyle w:val="Ttulo2Car"/>
           <w:color w:val="auto"/>
         </w:rPr>
-        <w:t>Escenario de Usabilidad</w:t>
-      </w:r>
-      <w:bookmarkEnd w:id="47"/>
-    </w:p>
-    <w:p>
-      <w:pPr>
-        <w:autoSpaceDE w:val="0"/>
-        <w:autoSpaceDN w:val="0"/>
-        <w:adjustRightInd w:val="0"/>
-        <w:spacing w:after="0" w:line="240" w:lineRule="auto"/>
-        <w:ind w:left="792"/>
-        <w:jc w:val="both"/>
-        <w:rPr>
-          <w:rFonts w:ascii="TimesNewRoman,Italic" w:hAnsi="TimesNewRoman,Italic" w:cs="TimesNewRoman,Italic"/>
-          <w:i/>
-          <w:iCs/>
-          <w:color w:val="0000FF"/>
-          <w:sz w:val="20"/>
-          <w:szCs w:val="20"/>
-        </w:rPr>
-      </w:pPr>
-      <w:r>
-        <w:rPr>
-          <w:rFonts w:ascii="TimesNewRoman,Italic" w:hAnsi="TimesNewRoman,Italic" w:cs="TimesNewRoman,Italic"/>
-          <w:i/>
-          <w:iCs/>
-          <w:color w:val="0000FF"/>
-          <w:sz w:val="20"/>
-          <w:szCs w:val="20"/>
-        </w:rPr>
-        <w:t>[Este atributo de calidad se refiere a la facilidad con la que un usuario puede aprender a utilizar e interpretar los resultados producidos por un sistema [</w:t>
-      </w:r>
-      <w:proofErr w:type="spellStart"/>
-      <w:r>
-        <w:rPr>
-          <w:rFonts w:ascii="TimesNewRoman,Italic" w:hAnsi="TimesNewRoman,Italic" w:cs="TimesNewRoman,Italic"/>
-          <w:i/>
-          <w:iCs/>
-          <w:color w:val="0000FF"/>
-          <w:sz w:val="20"/>
-          <w:szCs w:val="20"/>
-        </w:rPr>
-        <w:t>Barbacci</w:t>
-      </w:r>
-      <w:proofErr w:type="spellEnd"/>
-      <w:r>
-        <w:rPr>
-          <w:rFonts w:ascii="TimesNewRoman,Italic" w:hAnsi="TimesNewRoman,Italic" w:cs="TimesNewRoman,Italic"/>
-          <w:i/>
-          <w:iCs/>
-          <w:color w:val="0000FF"/>
-          <w:sz w:val="20"/>
-          <w:szCs w:val="20"/>
-        </w:rPr>
-        <w:t xml:space="preserve"> 1995]. Para este atributo de calidad, se suelen considerar diversos aspectos de la interacción humano computadora, tales como: aprendizaje del sistema, utilización eficiente del sistema, minimización del impacto de errores, adaptación del sistema a las necesidades del usuario, confianza y satisfacción, entre otros.]</w:t>
-      </w:r>
-    </w:p>
-    <w:p>
-      <w:pPr>
-        <w:pStyle w:val="Prrafodelista"/>
-        <w:ind w:left="792"/>
-        <w:rPr>
-          <w:lang w:eastAsia="es-PE"/>
-        </w:rPr>
-      </w:pPr>
-    </w:p>
-    <w:p>
-      <w:pPr>
-        <w:pStyle w:val="TDC2"/>
+      </w:pPr>
+      <w:bookmarkStart w:id="47" w:name="_Toc69808861"/>
+      <w:r>
         <w:rPr>
           <w:rStyle w:val="Ttulo2Car"/>
           <w:color w:val="auto"/>
         </w:rPr>
-      </w:pPr>
-      <w:bookmarkStart w:id="48" w:name="_Toc69808862"/>
-      <w:r>
+        <w:t>Escenario de Usabilidad</w:t>
+      </w:r>
+      <w:bookmarkEnd w:id="47"/>
+    </w:p>
+    <w:p>
+      <w:pPr>
+        <w:rPr>
+          <w:lang w:eastAsia="es-PE"/>
+        </w:rPr>
+      </w:pPr>
+    </w:p>
+    <w:p>
+      <w:pPr>
+        <w:spacing w:before="100" w:beforeAutospacing="1" w:after="100" w:afterAutospacing="1" w:line="240" w:lineRule="auto"/>
+        <w:rPr>
+          <w:rFonts w:ascii="Times New Roman" w:eastAsia="Times New Roman" w:hAnsi="Times New Roman" w:cs="Times New Roman"/>
+          <w:sz w:val="24"/>
+          <w:szCs w:val="24"/>
+          <w:lang w:eastAsia="es-PE"/>
+        </w:rPr>
+      </w:pPr>
+      <w:r>
+        <w:rPr>
+          <w:rFonts w:ascii="Times New Roman" w:eastAsia="Times New Roman" w:hAnsi="Times New Roman" w:cs="Times New Roman"/>
+          <w:sz w:val="24"/>
+          <w:szCs w:val="24"/>
+          <w:lang w:eastAsia="es-PE"/>
+        </w:rPr>
+        <w:t>El sistema debe ser fácil de aprender y utilizar, especialmente para usuarios con perfil técnico.</w:t>
+      </w:r>
+    </w:p>
+    <w:p>
+      <w:pPr>
+        <w:spacing w:before="100" w:beforeAutospacing="1" w:after="100" w:afterAutospacing="1" w:line="240" w:lineRule="auto"/>
+        <w:rPr>
+          <w:rFonts w:ascii="Times New Roman" w:eastAsia="Times New Roman" w:hAnsi="Times New Roman" w:cs="Times New Roman"/>
+          <w:sz w:val="24"/>
+          <w:szCs w:val="24"/>
+          <w:lang w:eastAsia="es-PE"/>
+        </w:rPr>
+      </w:pPr>
+      <w:r>
+        <w:rPr>
+          <w:rFonts w:ascii="Times New Roman" w:eastAsia="Times New Roman" w:hAnsi="Times New Roman" w:cs="Times New Roman"/>
+          <w:sz w:val="24"/>
+          <w:szCs w:val="24"/>
+          <w:lang w:eastAsia="es-PE"/>
+        </w:rPr>
+        <w:t>Se consideran los siguientes aspectos:</w:t>
+      </w:r>
+    </w:p>
+    <w:p>
+      <w:pPr>
+        <w:numPr>
+          <w:ilvl w:val="0"/>
+          <w:numId w:val="14"/>
+        </w:numPr>
+        <w:spacing w:before="100" w:beforeAutospacing="1" w:after="100" w:afterAutospacing="1" w:line="240" w:lineRule="auto"/>
+        <w:rPr>
+          <w:rFonts w:ascii="Times New Roman" w:eastAsia="Times New Roman" w:hAnsi="Times New Roman" w:cs="Times New Roman"/>
+          <w:sz w:val="24"/>
+          <w:szCs w:val="24"/>
+          <w:lang w:eastAsia="es-PE"/>
+        </w:rPr>
+      </w:pPr>
+      <w:r>
+        <w:rPr>
+          <w:rFonts w:ascii="Times New Roman" w:eastAsia="Times New Roman" w:hAnsi="Times New Roman" w:cs="Times New Roman"/>
+          <w:sz w:val="24"/>
+          <w:szCs w:val="24"/>
+          <w:lang w:eastAsia="es-PE"/>
+        </w:rPr>
+        <w:t xml:space="preserve">Interfaz intuitiva basada en diseño </w:t>
+      </w:r>
+      <w:proofErr w:type="spellStart"/>
+      <w:r>
+        <w:rPr>
+          <w:rFonts w:ascii="Times New Roman" w:eastAsia="Times New Roman" w:hAnsi="Times New Roman" w:cs="Times New Roman"/>
+          <w:b/>
+          <w:bCs/>
+          <w:sz w:val="24"/>
+          <w:szCs w:val="24"/>
+          <w:lang w:eastAsia="es-PE"/>
+        </w:rPr>
+        <w:t>Dark</w:t>
+      </w:r>
+      <w:proofErr w:type="spellEnd"/>
+      <w:r>
+        <w:rPr>
+          <w:rFonts w:ascii="Times New Roman" w:eastAsia="Times New Roman" w:hAnsi="Times New Roman" w:cs="Times New Roman"/>
+          <w:b/>
+          <w:bCs/>
+          <w:sz w:val="24"/>
+          <w:szCs w:val="24"/>
+          <w:lang w:eastAsia="es-PE"/>
+        </w:rPr>
+        <w:t>/</w:t>
+      </w:r>
+      <w:proofErr w:type="spellStart"/>
+      <w:r>
+        <w:rPr>
+          <w:rFonts w:ascii="Times New Roman" w:eastAsia="Times New Roman" w:hAnsi="Times New Roman" w:cs="Times New Roman"/>
+          <w:b/>
+          <w:bCs/>
+          <w:sz w:val="24"/>
+          <w:szCs w:val="24"/>
+          <w:lang w:eastAsia="es-PE"/>
+        </w:rPr>
+        <w:t>Glassmorphism</w:t>
+      </w:r>
+      <w:proofErr w:type="spellEnd"/>
+      <w:r>
+        <w:rPr>
+          <w:rFonts w:ascii="Times New Roman" w:eastAsia="Times New Roman" w:hAnsi="Times New Roman" w:cs="Times New Roman"/>
+          <w:sz w:val="24"/>
+          <w:szCs w:val="24"/>
+          <w:lang w:eastAsia="es-PE"/>
+        </w:rPr>
+        <w:t xml:space="preserve"> </w:t>
+      </w:r>
+    </w:p>
+    <w:p>
+      <w:pPr>
+        <w:numPr>
+          <w:ilvl w:val="0"/>
+          <w:numId w:val="14"/>
+        </w:numPr>
+        <w:spacing w:before="100" w:beforeAutospacing="1" w:after="100" w:afterAutospacing="1" w:line="240" w:lineRule="auto"/>
+        <w:rPr>
+          <w:rFonts w:ascii="Times New Roman" w:eastAsia="Times New Roman" w:hAnsi="Times New Roman" w:cs="Times New Roman"/>
+          <w:sz w:val="24"/>
+          <w:szCs w:val="24"/>
+          <w:lang w:eastAsia="es-PE"/>
+        </w:rPr>
+      </w:pPr>
+      <w:r>
+        <w:rPr>
+          <w:rFonts w:ascii="Times New Roman" w:eastAsia="Times New Roman" w:hAnsi="Times New Roman" w:cs="Times New Roman"/>
+          <w:sz w:val="24"/>
+          <w:szCs w:val="24"/>
+          <w:lang w:eastAsia="es-PE"/>
+        </w:rPr>
+        <w:t xml:space="preserve">Navegación clara entre módulos (bancos, retos, ejecución) </w:t>
+      </w:r>
+    </w:p>
+    <w:p>
+      <w:pPr>
+        <w:numPr>
+          <w:ilvl w:val="0"/>
+          <w:numId w:val="14"/>
+        </w:numPr>
+        <w:spacing w:before="100" w:beforeAutospacing="1" w:after="100" w:afterAutospacing="1" w:line="240" w:lineRule="auto"/>
+        <w:rPr>
+          <w:rFonts w:ascii="Times New Roman" w:eastAsia="Times New Roman" w:hAnsi="Times New Roman" w:cs="Times New Roman"/>
+          <w:sz w:val="24"/>
+          <w:szCs w:val="24"/>
+          <w:lang w:eastAsia="es-PE"/>
+        </w:rPr>
+      </w:pPr>
+      <w:r>
+        <w:rPr>
+          <w:rFonts w:ascii="Times New Roman" w:eastAsia="Times New Roman" w:hAnsi="Times New Roman" w:cs="Times New Roman"/>
+          <w:sz w:val="24"/>
+          <w:szCs w:val="24"/>
+          <w:lang w:eastAsia="es-PE"/>
+        </w:rPr>
+        <w:t xml:space="preserve">Minimización de errores mediante validaciones en formularios </w:t>
+      </w:r>
+    </w:p>
+    <w:p>
+      <w:pPr>
+        <w:numPr>
+          <w:ilvl w:val="0"/>
+          <w:numId w:val="14"/>
+        </w:numPr>
+        <w:spacing w:before="100" w:beforeAutospacing="1" w:after="100" w:afterAutospacing="1" w:line="240" w:lineRule="auto"/>
+        <w:rPr>
+          <w:rFonts w:ascii="Times New Roman" w:eastAsia="Times New Roman" w:hAnsi="Times New Roman" w:cs="Times New Roman"/>
+          <w:sz w:val="24"/>
+          <w:szCs w:val="24"/>
+          <w:lang w:eastAsia="es-PE"/>
+        </w:rPr>
+      </w:pPr>
+      <w:r>
+        <w:rPr>
+          <w:rFonts w:ascii="Times New Roman" w:eastAsia="Times New Roman" w:hAnsi="Times New Roman" w:cs="Times New Roman"/>
+          <w:sz w:val="24"/>
+          <w:szCs w:val="24"/>
+          <w:lang w:eastAsia="es-PE"/>
+        </w:rPr>
+        <w:t xml:space="preserve">Presentación clara de resultados de ejecución </w:t>
+      </w:r>
+    </w:p>
+    <w:p>
+      <w:pPr>
+        <w:numPr>
+          <w:ilvl w:val="0"/>
+          <w:numId w:val="14"/>
+        </w:numPr>
+        <w:spacing w:before="100" w:beforeAutospacing="1" w:after="100" w:afterAutospacing="1" w:line="240" w:lineRule="auto"/>
+        <w:rPr>
+          <w:rFonts w:ascii="Times New Roman" w:eastAsia="Times New Roman" w:hAnsi="Times New Roman" w:cs="Times New Roman"/>
+          <w:sz w:val="24"/>
+          <w:szCs w:val="24"/>
+          <w:lang w:eastAsia="es-PE"/>
+        </w:rPr>
+      </w:pPr>
+      <w:r>
+        <w:rPr>
+          <w:rFonts w:ascii="Times New Roman" w:eastAsia="Times New Roman" w:hAnsi="Times New Roman" w:cs="Times New Roman"/>
+          <w:sz w:val="24"/>
+          <w:szCs w:val="24"/>
+          <w:lang w:eastAsia="es-PE"/>
+        </w:rPr>
+        <w:lastRenderedPageBreak/>
+        <w:t xml:space="preserve">Experiencia de usuario similar a entornos de programación reales </w:t>
+      </w:r>
+    </w:p>
+    <w:p>
+      <w:pPr>
+        <w:spacing w:before="100" w:beforeAutospacing="1" w:after="100" w:afterAutospacing="1" w:line="240" w:lineRule="auto"/>
+        <w:rPr>
+          <w:rFonts w:ascii="Times New Roman" w:eastAsia="Times New Roman" w:hAnsi="Times New Roman" w:cs="Times New Roman"/>
+          <w:sz w:val="24"/>
+          <w:szCs w:val="24"/>
+          <w:lang w:eastAsia="es-PE"/>
+        </w:rPr>
+      </w:pPr>
+      <w:r>
+        <w:rPr>
+          <w:rFonts w:ascii="Times New Roman" w:eastAsia="Times New Roman" w:hAnsi="Times New Roman" w:cs="Times New Roman"/>
+          <w:sz w:val="24"/>
+          <w:szCs w:val="24"/>
+          <w:lang w:eastAsia="es-PE"/>
+        </w:rPr>
+        <w:t>Esto permite que el usuario interactúe de manera eficiente con el sistema, reduciendo la curva de aprendizaje.</w:t>
+      </w:r>
+    </w:p>
+    <w:p>
+      <w:pPr>
+        <w:rPr>
+          <w:lang w:eastAsia="es-PE"/>
+        </w:rPr>
+      </w:pPr>
+    </w:p>
+    <w:p>
+      <w:pPr>
+        <w:pStyle w:val="TDC2"/>
         <w:rPr>
           <w:rStyle w:val="Ttulo2Car"/>
           <w:color w:val="auto"/>
         </w:rPr>
-        <w:t xml:space="preserve">Escenario de </w:t>
-      </w:r>
+      </w:pPr>
+      <w:bookmarkStart w:id="48" w:name="_Toc69808862"/>
       <w:r>
         <w:rPr>
           <w:rStyle w:val="Ttulo2Car"/>
           <w:color w:val="auto"/>
         </w:rPr>
-        <w:t>confiabilidad</w:t>
-      </w:r>
-      <w:bookmarkEnd w:id="48"/>
-    </w:p>
-    <w:p>
-      <w:pPr>
-        <w:autoSpaceDE w:val="0"/>
-        <w:autoSpaceDN w:val="0"/>
-        <w:adjustRightInd w:val="0"/>
-        <w:spacing w:after="0" w:line="240" w:lineRule="auto"/>
-        <w:ind w:left="708"/>
-        <w:jc w:val="both"/>
-        <w:rPr>
-          <w:rFonts w:ascii="TimesNewRoman,Italic" w:hAnsi="TimesNewRoman,Italic" w:cs="TimesNewRoman,Italic"/>
-          <w:i/>
-          <w:iCs/>
-          <w:color w:val="0000FF"/>
-          <w:sz w:val="20"/>
-          <w:szCs w:val="20"/>
-        </w:rPr>
-      </w:pPr>
-      <w:r>
-        <w:rPr>
-          <w:rFonts w:ascii="TimesNewRoman,Italic" w:hAnsi="TimesNewRoman,Italic" w:cs="TimesNewRoman,Italic"/>
-          <w:i/>
-          <w:iCs/>
-          <w:color w:val="0000FF"/>
-          <w:sz w:val="20"/>
-          <w:szCs w:val="20"/>
-        </w:rPr>
-        <w:t xml:space="preserve">[Es el equilibrio entre la confidencialidad, la integridad, la </w:t>
-      </w:r>
-      <w:proofErr w:type="spellStart"/>
-      <w:r>
-        <w:rPr>
-          <w:rFonts w:ascii="TimesNewRoman,Italic" w:hAnsi="TimesNewRoman,Italic" w:cs="TimesNewRoman,Italic"/>
-          <w:i/>
-          <w:iCs/>
-          <w:color w:val="0000FF"/>
-          <w:sz w:val="20"/>
-          <w:szCs w:val="20"/>
-        </w:rPr>
-        <w:t>irrefutabilidad</w:t>
-      </w:r>
-      <w:proofErr w:type="spellEnd"/>
-      <w:r>
-        <w:rPr>
-          <w:rFonts w:ascii="TimesNewRoman,Italic" w:hAnsi="TimesNewRoman,Italic" w:cs="TimesNewRoman,Italic"/>
-          <w:i/>
-          <w:iCs/>
-          <w:color w:val="0000FF"/>
-          <w:sz w:val="20"/>
-          <w:szCs w:val="20"/>
-        </w:rPr>
-        <w:t xml:space="preserve"> y la disponibilidad de la información y datos manipulados por el sistema. Se trata del estado de un sistema, el cual puede ser transitorio y volátil. La seguridad de un sistema se caracteriza por mecanismos y técnicas empleados para intentar reducir los más posible el impacto provocado por un ataque, y las amenazas (entendidas como los caminos mediante los cuales se pueden provocar un ataque).</w:t>
-      </w:r>
-    </w:p>
-    <w:p>
-      <w:pPr>
-        <w:autoSpaceDE w:val="0"/>
-        <w:autoSpaceDN w:val="0"/>
-        <w:adjustRightInd w:val="0"/>
-        <w:spacing w:after="0" w:line="240" w:lineRule="auto"/>
-        <w:ind w:left="708"/>
-        <w:jc w:val="both"/>
-        <w:rPr>
-          <w:rFonts w:ascii="TimesNewRoman,Italic" w:hAnsi="TimesNewRoman,Italic" w:cs="TimesNewRoman,Italic"/>
-          <w:i/>
-          <w:iCs/>
-          <w:color w:val="0000FF"/>
-          <w:sz w:val="20"/>
-          <w:szCs w:val="20"/>
-        </w:rPr>
-      </w:pPr>
-      <w:r>
-        <w:rPr>
-          <w:rFonts w:ascii="TimesNewRoman,Italic" w:hAnsi="TimesNewRoman,Italic" w:cs="TimesNewRoman,Italic"/>
-          <w:i/>
-          <w:iCs/>
-          <w:color w:val="0000FF"/>
-          <w:sz w:val="20"/>
-          <w:szCs w:val="20"/>
-        </w:rPr>
-        <w:t>Abarca los planos de observación físico, lógico y humanos. Posee tres tipos de enfoque: prevención, precaución y reacción.]</w:t>
-      </w:r>
-    </w:p>
-    <w:p>
-      <w:pPr>
-        <w:pStyle w:val="Prrafodelista"/>
-        <w:ind w:left="792"/>
-        <w:rPr>
-          <w:lang w:eastAsia="es-PE"/>
-        </w:rPr>
-      </w:pPr>
-    </w:p>
-    <w:p>
-      <w:pPr>
-        <w:pStyle w:val="TDC2"/>
+        <w:t xml:space="preserve">Escenario de </w:t>
+      </w:r>
+      <w:r>
         <w:rPr>
           <w:rStyle w:val="Ttulo2Car"/>
           <w:color w:val="auto"/>
         </w:rPr>
-      </w:pPr>
-      <w:bookmarkStart w:id="49" w:name="_Toc69808863"/>
-      <w:r>
+        <w:t>confiabilidad</w:t>
+      </w:r>
+      <w:bookmarkEnd w:id="48"/>
+    </w:p>
+    <w:p>
+      <w:pPr>
+        <w:rPr>
+          <w:lang w:eastAsia="es-PE"/>
+        </w:rPr>
+      </w:pPr>
+    </w:p>
+    <w:p>
+      <w:pPr>
+        <w:spacing w:before="100" w:beforeAutospacing="1" w:after="100" w:afterAutospacing="1" w:line="240" w:lineRule="auto"/>
+        <w:rPr>
+          <w:rFonts w:ascii="Times New Roman" w:eastAsia="Times New Roman" w:hAnsi="Times New Roman" w:cs="Times New Roman"/>
+          <w:sz w:val="24"/>
+          <w:szCs w:val="24"/>
+          <w:lang w:eastAsia="es-PE"/>
+        </w:rPr>
+      </w:pPr>
+      <w:r>
+        <w:rPr>
+          <w:rFonts w:ascii="Times New Roman" w:eastAsia="Times New Roman" w:hAnsi="Times New Roman" w:cs="Times New Roman"/>
+          <w:sz w:val="24"/>
+          <w:szCs w:val="24"/>
+          <w:lang w:eastAsia="es-PE"/>
+        </w:rPr>
+        <w:t>El sistema debe garantizar la integridad, disponibilidad y seguridad de la información.</w:t>
+      </w:r>
+    </w:p>
+    <w:p>
+      <w:pPr>
+        <w:spacing w:before="100" w:beforeAutospacing="1" w:after="100" w:afterAutospacing="1" w:line="240" w:lineRule="auto"/>
+        <w:rPr>
+          <w:rFonts w:ascii="Times New Roman" w:eastAsia="Times New Roman" w:hAnsi="Times New Roman" w:cs="Times New Roman"/>
+          <w:sz w:val="24"/>
+          <w:szCs w:val="24"/>
+          <w:lang w:eastAsia="es-PE"/>
+        </w:rPr>
+      </w:pPr>
+      <w:r>
+        <w:rPr>
+          <w:rFonts w:ascii="Times New Roman" w:eastAsia="Times New Roman" w:hAnsi="Times New Roman" w:cs="Times New Roman"/>
+          <w:sz w:val="24"/>
+          <w:szCs w:val="24"/>
+          <w:lang w:eastAsia="es-PE"/>
+        </w:rPr>
+        <w:t>Para ello, se implementan:</w:t>
+      </w:r>
+    </w:p>
+    <w:p>
+      <w:pPr>
+        <w:numPr>
+          <w:ilvl w:val="0"/>
+          <w:numId w:val="15"/>
+        </w:numPr>
+        <w:spacing w:before="100" w:beforeAutospacing="1" w:after="100" w:afterAutospacing="1" w:line="240" w:lineRule="auto"/>
+        <w:rPr>
+          <w:rFonts w:ascii="Times New Roman" w:eastAsia="Times New Roman" w:hAnsi="Times New Roman" w:cs="Times New Roman"/>
+          <w:sz w:val="24"/>
+          <w:szCs w:val="24"/>
+          <w:lang w:eastAsia="es-PE"/>
+        </w:rPr>
+      </w:pPr>
+      <w:r>
+        <w:rPr>
+          <w:rFonts w:ascii="Times New Roman" w:eastAsia="Times New Roman" w:hAnsi="Times New Roman" w:cs="Times New Roman"/>
+          <w:sz w:val="24"/>
+          <w:szCs w:val="24"/>
+          <w:lang w:eastAsia="es-PE"/>
+        </w:rPr>
+        <w:t xml:space="preserve">Autenticación segura mediante OAuth2 </w:t>
+      </w:r>
+    </w:p>
+    <w:p>
+      <w:pPr>
+        <w:numPr>
+          <w:ilvl w:val="0"/>
+          <w:numId w:val="15"/>
+        </w:numPr>
+        <w:spacing w:before="100" w:beforeAutospacing="1" w:after="100" w:afterAutospacing="1" w:line="240" w:lineRule="auto"/>
+        <w:rPr>
+          <w:rFonts w:ascii="Times New Roman" w:eastAsia="Times New Roman" w:hAnsi="Times New Roman" w:cs="Times New Roman"/>
+          <w:sz w:val="24"/>
+          <w:szCs w:val="24"/>
+          <w:lang w:eastAsia="es-PE"/>
+        </w:rPr>
+      </w:pPr>
+      <w:r>
+        <w:rPr>
+          <w:rFonts w:ascii="Times New Roman" w:eastAsia="Times New Roman" w:hAnsi="Times New Roman" w:cs="Times New Roman"/>
+          <w:sz w:val="24"/>
+          <w:szCs w:val="24"/>
+          <w:lang w:eastAsia="es-PE"/>
+        </w:rPr>
+        <w:t>Protección de credenciales mediante variables de entorno (.</w:t>
+      </w:r>
+      <w:proofErr w:type="spellStart"/>
+      <w:r>
+        <w:rPr>
+          <w:rFonts w:ascii="Times New Roman" w:eastAsia="Times New Roman" w:hAnsi="Times New Roman" w:cs="Times New Roman"/>
+          <w:sz w:val="24"/>
+          <w:szCs w:val="24"/>
+          <w:lang w:eastAsia="es-PE"/>
+        </w:rPr>
+        <w:t>env</w:t>
+      </w:r>
+      <w:proofErr w:type="spellEnd"/>
+      <w:r>
+        <w:rPr>
+          <w:rFonts w:ascii="Times New Roman" w:eastAsia="Times New Roman" w:hAnsi="Times New Roman" w:cs="Times New Roman"/>
+          <w:sz w:val="24"/>
+          <w:szCs w:val="24"/>
+          <w:lang w:eastAsia="es-PE"/>
+        </w:rPr>
+        <w:t xml:space="preserve">) </w:t>
+      </w:r>
+    </w:p>
+    <w:p>
+      <w:pPr>
+        <w:numPr>
+          <w:ilvl w:val="0"/>
+          <w:numId w:val="15"/>
+        </w:numPr>
+        <w:spacing w:before="100" w:beforeAutospacing="1" w:after="100" w:afterAutospacing="1" w:line="240" w:lineRule="auto"/>
+        <w:rPr>
+          <w:rFonts w:ascii="Times New Roman" w:eastAsia="Times New Roman" w:hAnsi="Times New Roman" w:cs="Times New Roman"/>
+          <w:sz w:val="24"/>
+          <w:szCs w:val="24"/>
+          <w:lang w:eastAsia="es-PE"/>
+        </w:rPr>
+      </w:pPr>
+      <w:r>
+        <w:rPr>
+          <w:rFonts w:ascii="Times New Roman" w:eastAsia="Times New Roman" w:hAnsi="Times New Roman" w:cs="Times New Roman"/>
+          <w:sz w:val="24"/>
+          <w:szCs w:val="24"/>
+          <w:lang w:eastAsia="es-PE"/>
+        </w:rPr>
+        <w:t xml:space="preserve">Manejo de errores en ejecución de código (compilación, </w:t>
+      </w:r>
+      <w:proofErr w:type="spellStart"/>
+      <w:r>
+        <w:rPr>
+          <w:rFonts w:ascii="Times New Roman" w:eastAsia="Times New Roman" w:hAnsi="Times New Roman" w:cs="Times New Roman"/>
+          <w:sz w:val="24"/>
+          <w:szCs w:val="24"/>
+          <w:lang w:eastAsia="es-PE"/>
+        </w:rPr>
+        <w:t>timeout</w:t>
+      </w:r>
+      <w:proofErr w:type="spellEnd"/>
+      <w:r>
+        <w:rPr>
+          <w:rFonts w:ascii="Times New Roman" w:eastAsia="Times New Roman" w:hAnsi="Times New Roman" w:cs="Times New Roman"/>
+          <w:sz w:val="24"/>
+          <w:szCs w:val="24"/>
+          <w:lang w:eastAsia="es-PE"/>
+        </w:rPr>
+        <w:t xml:space="preserve">, etc.) </w:t>
+      </w:r>
+    </w:p>
+    <w:p>
+      <w:pPr>
+        <w:numPr>
+          <w:ilvl w:val="0"/>
+          <w:numId w:val="15"/>
+        </w:numPr>
+        <w:spacing w:before="100" w:beforeAutospacing="1" w:after="100" w:afterAutospacing="1" w:line="240" w:lineRule="auto"/>
+        <w:rPr>
+          <w:rFonts w:ascii="Times New Roman" w:eastAsia="Times New Roman" w:hAnsi="Times New Roman" w:cs="Times New Roman"/>
+          <w:sz w:val="24"/>
+          <w:szCs w:val="24"/>
+          <w:lang w:eastAsia="es-PE"/>
+        </w:rPr>
+      </w:pPr>
+      <w:r>
+        <w:rPr>
+          <w:rFonts w:ascii="Times New Roman" w:eastAsia="Times New Roman" w:hAnsi="Times New Roman" w:cs="Times New Roman"/>
+          <w:sz w:val="24"/>
+          <w:szCs w:val="24"/>
+          <w:lang w:eastAsia="es-PE"/>
+        </w:rPr>
+        <w:t xml:space="preserve">Control de fallos en servicios externos (Google y Judge0) </w:t>
+      </w:r>
+    </w:p>
+    <w:p>
+      <w:pPr>
+        <w:spacing w:before="100" w:beforeAutospacing="1" w:after="100" w:afterAutospacing="1" w:line="240" w:lineRule="auto"/>
+        <w:rPr>
+          <w:rFonts w:ascii="Times New Roman" w:eastAsia="Times New Roman" w:hAnsi="Times New Roman" w:cs="Times New Roman"/>
+          <w:sz w:val="24"/>
+          <w:szCs w:val="24"/>
+          <w:lang w:eastAsia="es-PE"/>
+        </w:rPr>
+      </w:pPr>
+      <w:r>
+        <w:rPr>
+          <w:rFonts w:ascii="Times New Roman" w:eastAsia="Times New Roman" w:hAnsi="Times New Roman" w:cs="Times New Roman"/>
+          <w:sz w:val="24"/>
+          <w:szCs w:val="24"/>
+          <w:lang w:eastAsia="es-PE"/>
+        </w:rPr>
+        <w:t>El sistema busca minimizar fallos y asegurar que los datos se mantengan consistentes incluso ante errores o interrupciones.</w:t>
+      </w:r>
+    </w:p>
+    <w:p>
+      <w:pPr>
+        <w:rPr>
+          <w:lang w:eastAsia="es-PE"/>
+        </w:rPr>
+      </w:pPr>
+    </w:p>
+    <w:p>
+      <w:pPr>
+        <w:pStyle w:val="TDC2"/>
         <w:rPr>
           <w:rStyle w:val="Ttulo2Car"/>
           <w:color w:val="auto"/>
         </w:rPr>
-        <w:t xml:space="preserve">Escenario de </w:t>
-      </w:r>
+      </w:pPr>
+      <w:bookmarkStart w:id="49" w:name="_Toc69808863"/>
       <w:r>
         <w:rPr>
           <w:rStyle w:val="Ttulo2Car"/>
           <w:color w:val="auto"/>
         </w:rPr>
-        <w:t>rendimiento</w:t>
-      </w:r>
-      <w:bookmarkEnd w:id="49"/>
-    </w:p>
-    <w:p>
-      <w:pPr>
-        <w:autoSpaceDE w:val="0"/>
-        <w:autoSpaceDN w:val="0"/>
-        <w:adjustRightInd w:val="0"/>
-        <w:spacing w:after="0" w:line="240" w:lineRule="auto"/>
-        <w:ind w:left="708"/>
-        <w:jc w:val="both"/>
-        <w:rPr>
-          <w:rFonts w:ascii="TimesNewRoman,Italic" w:hAnsi="TimesNewRoman,Italic" w:cs="TimesNewRoman,Italic"/>
-          <w:i/>
-          <w:iCs/>
-          <w:color w:val="0000FF"/>
-          <w:sz w:val="20"/>
-          <w:szCs w:val="20"/>
-        </w:rPr>
-      </w:pPr>
-      <w:r>
-        <w:rPr>
-          <w:rFonts w:ascii="TimesNewRoman,Italic" w:hAnsi="TimesNewRoman,Italic" w:cs="TimesNewRoman,Italic"/>
-          <w:i/>
-          <w:iCs/>
-          <w:color w:val="0000FF"/>
-          <w:sz w:val="20"/>
-          <w:szCs w:val="20"/>
-        </w:rPr>
-        <w:t>[</w:t>
-      </w:r>
-      <w:r>
-        <w:rPr>
-          <w:rFonts w:ascii="TimesNewRoman,Italic" w:hAnsi="TimesNewRoman,Italic" w:cs="TimesNewRoman,Italic"/>
-          <w:i/>
-          <w:iCs/>
-          <w:color w:val="0000FF"/>
-          <w:sz w:val="20"/>
-          <w:szCs w:val="20"/>
-        </w:rPr>
-        <w:t>S</w:t>
-      </w:r>
-      <w:r>
-        <w:rPr>
-          <w:rFonts w:ascii="TimesNewRoman,Italic" w:hAnsi="TimesNewRoman,Italic" w:cs="TimesNewRoman,Italic"/>
-          <w:i/>
-          <w:iCs/>
-          <w:color w:val="0000FF"/>
-          <w:sz w:val="20"/>
-          <w:szCs w:val="20"/>
-        </w:rPr>
-        <w:t>e mide con base en la velocidad de procesamiento, el tiempo de respuesta, el uso de recursos, el conjunto y la eficiencia.</w:t>
-      </w:r>
-      <w:r>
-        <w:rPr>
-          <w:rFonts w:ascii="TimesNewRoman,Italic" w:hAnsi="TimesNewRoman,Italic" w:cs="TimesNewRoman,Italic"/>
-          <w:i/>
-          <w:iCs/>
-          <w:color w:val="0000FF"/>
-          <w:sz w:val="20"/>
-          <w:szCs w:val="20"/>
-        </w:rPr>
-        <w:t xml:space="preserve">] </w:t>
-      </w:r>
-      <w:r>
-        <w:rPr>
-          <w:rFonts w:ascii="TimesNewRoman,Italic" w:hAnsi="TimesNewRoman,Italic" w:cs="TimesNewRoman,Italic"/>
-          <w:i/>
-          <w:iCs/>
-          <w:color w:val="0000FF"/>
-          <w:sz w:val="20"/>
-          <w:szCs w:val="20"/>
-        </w:rPr>
-        <w:t>(Pressman 2010, pág. 187)</w:t>
-      </w:r>
-    </w:p>
-    <w:p>
-      <w:pPr>
-        <w:pStyle w:val="Prrafodelista"/>
-        <w:ind w:left="792"/>
-        <w:rPr>
-          <w:lang w:eastAsia="es-PE"/>
-        </w:rPr>
-      </w:pPr>
-    </w:p>
-    <w:p>
-      <w:pPr>
-        <w:pStyle w:val="Prrafodelista"/>
-        <w:ind w:left="792"/>
-        <w:rPr>
-          <w:lang w:eastAsia="es-PE"/>
-        </w:rPr>
-      </w:pPr>
-    </w:p>
-    <w:p>
-      <w:pPr>
-        <w:pStyle w:val="TDC2"/>
+        <w:t xml:space="preserve">Escenario de </w:t>
+      </w:r>
+      <w:r>
         <w:rPr>
           <w:rStyle w:val="Ttulo2Car"/>
           <w:color w:val="auto"/>
         </w:rPr>
-      </w:pPr>
-      <w:bookmarkStart w:id="50" w:name="_Toc69808864"/>
-      <w:r>
+        <w:t>rendimiento</w:t>
+      </w:r>
+      <w:bookmarkEnd w:id="49"/>
+    </w:p>
+    <w:p>
+      <w:pPr>
+        <w:rPr>
+          <w:lang w:eastAsia="es-PE"/>
+        </w:rPr>
+      </w:pPr>
+    </w:p>
+    <w:p>
+      <w:pPr>
+        <w:spacing w:before="100" w:beforeAutospacing="1" w:after="100" w:afterAutospacing="1" w:line="240" w:lineRule="auto"/>
+        <w:rPr>
+          <w:rFonts w:ascii="Times New Roman" w:eastAsia="Times New Roman" w:hAnsi="Times New Roman" w:cs="Times New Roman"/>
+          <w:sz w:val="24"/>
+          <w:szCs w:val="24"/>
+          <w:lang w:eastAsia="es-PE"/>
+        </w:rPr>
+      </w:pPr>
+      <w:r>
+        <w:rPr>
+          <w:rFonts w:ascii="Times New Roman" w:eastAsia="Times New Roman" w:hAnsi="Times New Roman" w:cs="Times New Roman"/>
+          <w:sz w:val="24"/>
+          <w:szCs w:val="24"/>
+          <w:lang w:eastAsia="es-PE"/>
+        </w:rPr>
+        <w:t>El sistema debe responder de manera eficiente ante las solicitudes de los usuarios.</w:t>
+      </w:r>
+    </w:p>
+    <w:p>
+      <w:pPr>
+        <w:spacing w:before="100" w:beforeAutospacing="1" w:after="100" w:afterAutospacing="1" w:line="240" w:lineRule="auto"/>
+        <w:rPr>
+          <w:rFonts w:ascii="Times New Roman" w:eastAsia="Times New Roman" w:hAnsi="Times New Roman" w:cs="Times New Roman"/>
+          <w:sz w:val="24"/>
+          <w:szCs w:val="24"/>
+          <w:lang w:eastAsia="es-PE"/>
+        </w:rPr>
+      </w:pPr>
+      <w:r>
+        <w:rPr>
+          <w:rFonts w:ascii="Times New Roman" w:eastAsia="Times New Roman" w:hAnsi="Times New Roman" w:cs="Times New Roman"/>
+          <w:sz w:val="24"/>
+          <w:szCs w:val="24"/>
+          <w:lang w:eastAsia="es-PE"/>
+        </w:rPr>
+        <w:t>Se establecen los siguientes criterios:</w:t>
+      </w:r>
+    </w:p>
+    <w:p>
+      <w:pPr>
+        <w:numPr>
+          <w:ilvl w:val="0"/>
+          <w:numId w:val="16"/>
+        </w:numPr>
+        <w:spacing w:before="100" w:beforeAutospacing="1" w:after="100" w:afterAutospacing="1" w:line="240" w:lineRule="auto"/>
+        <w:rPr>
+          <w:rFonts w:ascii="Times New Roman" w:eastAsia="Times New Roman" w:hAnsi="Times New Roman" w:cs="Times New Roman"/>
+          <w:sz w:val="24"/>
+          <w:szCs w:val="24"/>
+          <w:lang w:eastAsia="es-PE"/>
+        </w:rPr>
+      </w:pPr>
+      <w:r>
+        <w:rPr>
+          <w:rFonts w:ascii="Times New Roman" w:eastAsia="Times New Roman" w:hAnsi="Times New Roman" w:cs="Times New Roman"/>
+          <w:sz w:val="24"/>
+          <w:szCs w:val="24"/>
+          <w:lang w:eastAsia="es-PE"/>
+        </w:rPr>
+        <w:t xml:space="preserve">Tiempo de respuesta menor a 10 segundos en ejecución de código </w:t>
+      </w:r>
+    </w:p>
+    <w:p>
+      <w:pPr>
+        <w:numPr>
+          <w:ilvl w:val="0"/>
+          <w:numId w:val="16"/>
+        </w:numPr>
+        <w:spacing w:before="100" w:beforeAutospacing="1" w:after="100" w:afterAutospacing="1" w:line="240" w:lineRule="auto"/>
+        <w:rPr>
+          <w:rFonts w:ascii="Times New Roman" w:eastAsia="Times New Roman" w:hAnsi="Times New Roman" w:cs="Times New Roman"/>
+          <w:sz w:val="24"/>
+          <w:szCs w:val="24"/>
+          <w:lang w:eastAsia="es-PE"/>
+        </w:rPr>
+      </w:pPr>
+      <w:r>
+        <w:rPr>
+          <w:rFonts w:ascii="Times New Roman" w:eastAsia="Times New Roman" w:hAnsi="Times New Roman" w:cs="Times New Roman"/>
+          <w:sz w:val="24"/>
+          <w:szCs w:val="24"/>
+          <w:lang w:eastAsia="es-PE"/>
+        </w:rPr>
+        <w:t xml:space="preserve">Uso eficiente de recursos mediante pool de conexiones a la base de datos </w:t>
+      </w:r>
+    </w:p>
+    <w:p>
+      <w:pPr>
+        <w:numPr>
+          <w:ilvl w:val="0"/>
+          <w:numId w:val="16"/>
+        </w:numPr>
+        <w:spacing w:before="100" w:beforeAutospacing="1" w:after="100" w:afterAutospacing="1" w:line="240" w:lineRule="auto"/>
+        <w:rPr>
+          <w:rFonts w:ascii="Times New Roman" w:eastAsia="Times New Roman" w:hAnsi="Times New Roman" w:cs="Times New Roman"/>
+          <w:sz w:val="24"/>
+          <w:szCs w:val="24"/>
+          <w:lang w:eastAsia="es-PE"/>
+        </w:rPr>
+      </w:pPr>
+      <w:r>
+        <w:rPr>
+          <w:rFonts w:ascii="Times New Roman" w:eastAsia="Times New Roman" w:hAnsi="Times New Roman" w:cs="Times New Roman"/>
+          <w:sz w:val="24"/>
+          <w:szCs w:val="24"/>
+          <w:lang w:eastAsia="es-PE"/>
+        </w:rPr>
+        <w:t xml:space="preserve">Procesamiento ágil de solicitudes HTTP en el </w:t>
+      </w:r>
+      <w:proofErr w:type="spellStart"/>
+      <w:r>
+        <w:rPr>
+          <w:rFonts w:ascii="Times New Roman" w:eastAsia="Times New Roman" w:hAnsi="Times New Roman" w:cs="Times New Roman"/>
+          <w:sz w:val="24"/>
+          <w:szCs w:val="24"/>
+          <w:lang w:eastAsia="es-PE"/>
+        </w:rPr>
+        <w:t>backend</w:t>
+      </w:r>
+      <w:proofErr w:type="spellEnd"/>
+      <w:r>
+        <w:rPr>
+          <w:rFonts w:ascii="Times New Roman" w:eastAsia="Times New Roman" w:hAnsi="Times New Roman" w:cs="Times New Roman"/>
+          <w:sz w:val="24"/>
+          <w:szCs w:val="24"/>
+          <w:lang w:eastAsia="es-PE"/>
+        </w:rPr>
+        <w:t xml:space="preserve"> </w:t>
+      </w:r>
+    </w:p>
+    <w:p>
+      <w:pPr>
+        <w:spacing w:before="100" w:beforeAutospacing="1" w:after="100" w:afterAutospacing="1" w:line="240" w:lineRule="auto"/>
+        <w:rPr>
+          <w:rFonts w:ascii="Times New Roman" w:eastAsia="Times New Roman" w:hAnsi="Times New Roman" w:cs="Times New Roman"/>
+          <w:sz w:val="24"/>
+          <w:szCs w:val="24"/>
+          <w:lang w:eastAsia="es-PE"/>
+        </w:rPr>
+      </w:pPr>
+      <w:r>
+        <w:rPr>
+          <w:rFonts w:ascii="Times New Roman" w:eastAsia="Times New Roman" w:hAnsi="Times New Roman" w:cs="Times New Roman"/>
+          <w:sz w:val="24"/>
+          <w:szCs w:val="24"/>
+          <w:lang w:eastAsia="es-PE"/>
+        </w:rPr>
+        <w:t>El rendimiento es crítico debido a la naturaleza interactiva del sistema, especialmente en la ejecución de código en tiempo real.</w:t>
+      </w:r>
+    </w:p>
+    <w:p>
+      <w:pPr>
+        <w:rPr>
+          <w:lang w:eastAsia="es-PE"/>
+        </w:rPr>
+      </w:pPr>
+    </w:p>
+    <w:p>
+      <w:pPr>
+        <w:pStyle w:val="TDC2"/>
         <w:rPr>
           <w:rStyle w:val="Ttulo2Car"/>
           <w:color w:val="auto"/>
         </w:rPr>
-        <w:lastRenderedPageBreak/>
-        <w:t xml:space="preserve">Escenario de </w:t>
-      </w:r>
+      </w:pPr>
+      <w:bookmarkStart w:id="50" w:name="_Toc69808864"/>
       <w:r>
         <w:rPr>
           <w:rStyle w:val="Ttulo2Car"/>
           <w:color w:val="auto"/>
         </w:rPr>
-        <w:t>mantenibilidad</w:t>
-      </w:r>
-      <w:bookmarkEnd w:id="50"/>
-    </w:p>
-    <w:p>
-      <w:pPr>
-        <w:autoSpaceDE w:val="0"/>
-        <w:autoSpaceDN w:val="0"/>
-        <w:adjustRightInd w:val="0"/>
-        <w:spacing w:after="0" w:line="240" w:lineRule="auto"/>
-        <w:ind w:left="708"/>
-        <w:jc w:val="both"/>
-        <w:rPr>
-          <w:rFonts w:ascii="TimesNewRoman,Italic" w:hAnsi="TimesNewRoman,Italic" w:cs="TimesNewRoman,Italic"/>
-          <w:i/>
-          <w:iCs/>
-          <w:color w:val="0000FF"/>
-          <w:sz w:val="20"/>
-          <w:szCs w:val="20"/>
-        </w:rPr>
-      </w:pPr>
-      <w:r>
-        <w:rPr>
-          <w:rFonts w:ascii="TimesNewRoman,Italic" w:hAnsi="TimesNewRoman,Italic" w:cs="TimesNewRoman,Italic"/>
-          <w:i/>
-          <w:iCs/>
-          <w:color w:val="0000FF"/>
-          <w:sz w:val="20"/>
-          <w:szCs w:val="20"/>
-        </w:rPr>
-        <w:t>[</w:t>
-      </w:r>
-      <w:r>
-        <w:rPr>
-          <w:rFonts w:ascii="TimesNewRoman,Italic" w:hAnsi="TimesNewRoman,Italic" w:cs="TimesNewRoman,Italic"/>
-          <w:i/>
-          <w:iCs/>
-          <w:color w:val="0000FF"/>
-          <w:sz w:val="20"/>
-          <w:szCs w:val="20"/>
-        </w:rPr>
-        <w:t>C</w:t>
-      </w:r>
-      <w:r>
-        <w:rPr>
-          <w:rFonts w:ascii="TimesNewRoman,Italic" w:hAnsi="TimesNewRoman,Italic" w:cs="TimesNewRoman,Italic"/>
-          <w:i/>
-          <w:iCs/>
-          <w:color w:val="0000FF"/>
-          <w:sz w:val="20"/>
-          <w:szCs w:val="20"/>
-        </w:rPr>
-        <w:t>ombina la capacidad del programa para ser ampliable (extensibilidad), adaptable y servicial. (Pressman 2010, pág. 187)</w:t>
-      </w:r>
-    </w:p>
-    <w:p>
-      <w:pPr>
-        <w:pStyle w:val="Prrafodelista"/>
-        <w:ind w:left="792"/>
-        <w:rPr>
-          <w:lang w:eastAsia="es-PE"/>
-        </w:rPr>
-      </w:pPr>
-    </w:p>
-    <w:p>
-      <w:pPr>
-        <w:pStyle w:val="TDC2"/>
+        <w:t xml:space="preserve">Escenario de </w:t>
+      </w:r>
+      <w:r>
         <w:rPr>
           <w:rStyle w:val="Ttulo2Car"/>
           <w:color w:val="auto"/>
         </w:rPr>
-      </w:pPr>
-      <w:bookmarkStart w:id="51" w:name="_Toc69808865"/>
-      <w:r>
+        <w:t>mantenibilidad</w:t>
+      </w:r>
+      <w:bookmarkEnd w:id="50"/>
+    </w:p>
+    <w:p>
+      <w:pPr>
+        <w:spacing w:before="100" w:beforeAutospacing="1" w:after="100" w:afterAutospacing="1" w:line="240" w:lineRule="auto"/>
+        <w:rPr>
+          <w:rFonts w:ascii="Times New Roman" w:eastAsia="Times New Roman" w:hAnsi="Times New Roman" w:cs="Times New Roman"/>
+          <w:sz w:val="24"/>
+          <w:szCs w:val="24"/>
+          <w:lang w:eastAsia="es-PE"/>
+        </w:rPr>
+      </w:pPr>
+      <w:r>
+        <w:rPr>
+          <w:rFonts w:ascii="Times New Roman" w:eastAsia="Times New Roman" w:hAnsi="Times New Roman" w:cs="Times New Roman"/>
+          <w:sz w:val="24"/>
+          <w:szCs w:val="24"/>
+          <w:lang w:eastAsia="es-PE"/>
+        </w:rPr>
+        <w:t>El sistema debe ser fácil de modificar, extender y mantener.</w:t>
+      </w:r>
+    </w:p>
+    <w:p>
+      <w:pPr>
+        <w:spacing w:before="100" w:beforeAutospacing="1" w:after="100" w:afterAutospacing="1" w:line="240" w:lineRule="auto"/>
+        <w:rPr>
+          <w:rFonts w:ascii="Times New Roman" w:eastAsia="Times New Roman" w:hAnsi="Times New Roman" w:cs="Times New Roman"/>
+          <w:sz w:val="24"/>
+          <w:szCs w:val="24"/>
+          <w:lang w:eastAsia="es-PE"/>
+        </w:rPr>
+      </w:pPr>
+      <w:r>
+        <w:rPr>
+          <w:rFonts w:ascii="Times New Roman" w:eastAsia="Times New Roman" w:hAnsi="Times New Roman" w:cs="Times New Roman"/>
+          <w:sz w:val="24"/>
+          <w:szCs w:val="24"/>
+          <w:lang w:eastAsia="es-PE"/>
+        </w:rPr>
+        <w:t>Se logra mediante:</w:t>
+      </w:r>
+    </w:p>
+    <w:p>
+      <w:pPr>
+        <w:numPr>
+          <w:ilvl w:val="0"/>
+          <w:numId w:val="17"/>
+        </w:numPr>
+        <w:spacing w:before="100" w:beforeAutospacing="1" w:after="100" w:afterAutospacing="1" w:line="240" w:lineRule="auto"/>
+        <w:rPr>
+          <w:rFonts w:ascii="Times New Roman" w:eastAsia="Times New Roman" w:hAnsi="Times New Roman" w:cs="Times New Roman"/>
+          <w:sz w:val="24"/>
+          <w:szCs w:val="24"/>
+          <w:lang w:eastAsia="es-PE"/>
+        </w:rPr>
+      </w:pPr>
+      <w:r>
+        <w:rPr>
+          <w:rFonts w:ascii="Times New Roman" w:eastAsia="Times New Roman" w:hAnsi="Times New Roman" w:cs="Times New Roman"/>
+          <w:sz w:val="24"/>
+          <w:szCs w:val="24"/>
+          <w:lang w:eastAsia="es-PE"/>
+        </w:rPr>
+        <w:t xml:space="preserve">Uso del patrón arquitectónico MVC </w:t>
+      </w:r>
+    </w:p>
+    <w:p>
+      <w:pPr>
+        <w:numPr>
+          <w:ilvl w:val="0"/>
+          <w:numId w:val="17"/>
+        </w:numPr>
+        <w:spacing w:before="100" w:beforeAutospacing="1" w:after="100" w:afterAutospacing="1" w:line="240" w:lineRule="auto"/>
+        <w:rPr>
+          <w:rFonts w:ascii="Times New Roman" w:eastAsia="Times New Roman" w:hAnsi="Times New Roman" w:cs="Times New Roman"/>
+          <w:sz w:val="24"/>
+          <w:szCs w:val="24"/>
+          <w:lang w:eastAsia="es-PE"/>
+        </w:rPr>
+      </w:pPr>
+      <w:r>
+        <w:rPr>
+          <w:rFonts w:ascii="Times New Roman" w:eastAsia="Times New Roman" w:hAnsi="Times New Roman" w:cs="Times New Roman"/>
+          <w:sz w:val="24"/>
+          <w:szCs w:val="24"/>
+          <w:lang w:eastAsia="es-PE"/>
+        </w:rPr>
+        <w:t xml:space="preserve">Separación clara entre capas (modelo, vista, controlador) </w:t>
+      </w:r>
+    </w:p>
+    <w:p>
+      <w:pPr>
+        <w:numPr>
+          <w:ilvl w:val="0"/>
+          <w:numId w:val="17"/>
+        </w:numPr>
+        <w:spacing w:before="100" w:beforeAutospacing="1" w:after="100" w:afterAutospacing="1" w:line="240" w:lineRule="auto"/>
+        <w:rPr>
+          <w:rFonts w:ascii="Times New Roman" w:eastAsia="Times New Roman" w:hAnsi="Times New Roman" w:cs="Times New Roman"/>
+          <w:sz w:val="24"/>
+          <w:szCs w:val="24"/>
+          <w:lang w:eastAsia="es-PE"/>
+        </w:rPr>
+      </w:pPr>
+      <w:r>
+        <w:rPr>
+          <w:rFonts w:ascii="Times New Roman" w:eastAsia="Times New Roman" w:hAnsi="Times New Roman" w:cs="Times New Roman"/>
+          <w:sz w:val="24"/>
+          <w:szCs w:val="24"/>
+          <w:lang w:eastAsia="es-PE"/>
+        </w:rPr>
+        <w:t xml:space="preserve">Organización modular del código </w:t>
+      </w:r>
+    </w:p>
+    <w:p>
+      <w:pPr>
+        <w:numPr>
+          <w:ilvl w:val="0"/>
+          <w:numId w:val="17"/>
+        </w:numPr>
+        <w:spacing w:before="100" w:beforeAutospacing="1" w:after="100" w:afterAutospacing="1" w:line="240" w:lineRule="auto"/>
+        <w:rPr>
+          <w:rFonts w:ascii="Times New Roman" w:eastAsia="Times New Roman" w:hAnsi="Times New Roman" w:cs="Times New Roman"/>
+          <w:sz w:val="24"/>
+          <w:szCs w:val="24"/>
+          <w:lang w:eastAsia="es-PE"/>
+        </w:rPr>
+      </w:pPr>
+      <w:r>
+        <w:rPr>
+          <w:rFonts w:ascii="Times New Roman" w:eastAsia="Times New Roman" w:hAnsi="Times New Roman" w:cs="Times New Roman"/>
+          <w:sz w:val="24"/>
+          <w:szCs w:val="24"/>
+          <w:lang w:eastAsia="es-PE"/>
+        </w:rPr>
+        <w:t xml:space="preserve">Uso de buenas prácticas de desarrollo </w:t>
+      </w:r>
+    </w:p>
+    <w:p>
+      <w:pPr>
+        <w:spacing w:before="100" w:beforeAutospacing="1" w:after="100" w:afterAutospacing="1" w:line="240" w:lineRule="auto"/>
+        <w:rPr>
+          <w:rFonts w:ascii="Times New Roman" w:eastAsia="Times New Roman" w:hAnsi="Times New Roman" w:cs="Times New Roman"/>
+          <w:sz w:val="24"/>
+          <w:szCs w:val="24"/>
+          <w:lang w:eastAsia="es-PE"/>
+        </w:rPr>
+      </w:pPr>
+      <w:r>
+        <w:rPr>
+          <w:rFonts w:ascii="Times New Roman" w:eastAsia="Times New Roman" w:hAnsi="Times New Roman" w:cs="Times New Roman"/>
+          <w:sz w:val="24"/>
+          <w:szCs w:val="24"/>
+          <w:lang w:eastAsia="es-PE"/>
+        </w:rPr>
+        <w:lastRenderedPageBreak/>
+        <w:t>Esto permite realizar cambios o mejoras sin afectar significativamente otras partes del sistema.</w:t>
+      </w:r>
+    </w:p>
+    <w:p>
+      <w:pPr>
+        <w:rPr>
+          <w:lang w:eastAsia="es-PE"/>
+        </w:rPr>
+      </w:pPr>
+    </w:p>
+    <w:p>
+      <w:pPr>
+        <w:pStyle w:val="TDC2"/>
         <w:rPr>
           <w:rStyle w:val="Ttulo2Car"/>
           <w:color w:val="auto"/>
         </w:rPr>
+      </w:pPr>
+      <w:bookmarkStart w:id="51" w:name="_Toc69808865"/>
+      <w:r>
+        <w:rPr>
+          <w:rStyle w:val="Ttulo2Car"/>
+          <w:color w:val="auto"/>
+        </w:rPr>
         <w:t>Otros Escenarios</w:t>
       </w:r>
       <w:bookmarkEnd w:id="51"/>
     </w:p>
     <w:p>
       <w:pPr>
-        <w:autoSpaceDE w:val="0"/>
-        <w:autoSpaceDN w:val="0"/>
-        <w:adjustRightInd w:val="0"/>
-        <w:spacing w:after="0" w:line="240" w:lineRule="auto"/>
-        <w:ind w:left="708"/>
-        <w:jc w:val="both"/>
-        <w:rPr>
-          <w:rFonts w:ascii="TimesNewRoman,Italic" w:hAnsi="TimesNewRoman,Italic" w:cs="TimesNewRoman,Italic"/>
-          <w:i/>
-          <w:iCs/>
-          <w:color w:val="0000FF"/>
-          <w:sz w:val="20"/>
-          <w:szCs w:val="20"/>
-        </w:rPr>
-      </w:pPr>
-      <w:r>
-        <w:rPr>
-          <w:rFonts w:ascii="TimesNewRoman,Italic" w:hAnsi="TimesNewRoman,Italic" w:cs="TimesNewRoman,Italic"/>
-          <w:i/>
-          <w:iCs/>
-          <w:color w:val="0000FF"/>
-          <w:sz w:val="20"/>
-          <w:szCs w:val="20"/>
-        </w:rPr>
-        <w:t>[“Otros escenarios como por ejemplo: Performance”</w:t>
-      </w:r>
-    </w:p>
-    <w:p>
-      <w:pPr>
-        <w:autoSpaceDE w:val="0"/>
-        <w:autoSpaceDN w:val="0"/>
-        <w:adjustRightInd w:val="0"/>
-        <w:spacing w:after="0" w:line="240" w:lineRule="auto"/>
-        <w:ind w:left="708"/>
-        <w:jc w:val="both"/>
-        <w:rPr>
-          <w:rFonts w:ascii="TimesNewRoman,Italic" w:hAnsi="TimesNewRoman,Italic" w:cs="TimesNewRoman,Italic"/>
-          <w:i/>
-          <w:iCs/>
-          <w:color w:val="0000FF"/>
-          <w:sz w:val="20"/>
-          <w:szCs w:val="20"/>
-        </w:rPr>
-      </w:pPr>
-      <w:r>
-        <w:rPr>
-          <w:rFonts w:ascii="TimesNewRoman,Italic" w:hAnsi="TimesNewRoman,Italic" w:cs="TimesNewRoman,Italic"/>
+        <w:spacing w:before="100" w:beforeAutospacing="1" w:after="100" w:afterAutospacing="1" w:line="240" w:lineRule="auto"/>
+        <w:rPr>
+          <w:rFonts w:ascii="Times New Roman" w:eastAsia="Times New Roman" w:hAnsi="Times New Roman" w:cs="Times New Roman"/>
+          <w:sz w:val="24"/>
+          <w:szCs w:val="24"/>
+          <w:lang w:eastAsia="es-PE"/>
+        </w:rPr>
+      </w:pPr>
+      <w:r>
+        <w:rPr>
+          <w:rFonts w:ascii="Times New Roman" w:eastAsia="Times New Roman" w:hAnsi="Times New Roman" w:cs="Times New Roman"/>
+          <w:sz w:val="24"/>
+          <w:szCs w:val="24"/>
+          <w:lang w:eastAsia="es-PE"/>
+        </w:rPr>
+        <w:t>El sistema debe ser capaz de manejar múltiples usuarios y ejecuciones simultáneas sin degradar significativamente su rendimiento.</w:t>
+      </w:r>
+    </w:p>
+    <w:p>
+      <w:pPr>
+        <w:spacing w:before="100" w:beforeAutospacing="1" w:after="100" w:afterAutospacing="1" w:line="240" w:lineRule="auto"/>
+        <w:rPr>
+          <w:rFonts w:ascii="Times New Roman" w:eastAsia="Times New Roman" w:hAnsi="Times New Roman" w:cs="Times New Roman"/>
+          <w:sz w:val="24"/>
+          <w:szCs w:val="24"/>
+          <w:lang w:eastAsia="es-PE"/>
+        </w:rPr>
+      </w:pPr>
+      <w:r>
+        <w:rPr>
+          <w:rFonts w:ascii="Times New Roman" w:eastAsia="Times New Roman" w:hAnsi="Times New Roman" w:cs="Times New Roman"/>
+          <w:sz w:val="24"/>
+          <w:szCs w:val="24"/>
+          <w:lang w:eastAsia="es-PE"/>
+        </w:rPr>
+        <w:t>Se consideran:</w:t>
+      </w:r>
+    </w:p>
+    <w:p>
+      <w:pPr>
+        <w:numPr>
+          <w:ilvl w:val="0"/>
+          <w:numId w:val="18"/>
+        </w:numPr>
+        <w:spacing w:before="100" w:beforeAutospacing="1" w:after="100" w:afterAutospacing="1" w:line="240" w:lineRule="auto"/>
+        <w:rPr>
+          <w:rFonts w:ascii="Times New Roman" w:eastAsia="Times New Roman" w:hAnsi="Times New Roman" w:cs="Times New Roman"/>
+          <w:sz w:val="24"/>
+          <w:szCs w:val="24"/>
+          <w:lang w:eastAsia="es-PE"/>
+        </w:rPr>
+      </w:pPr>
+      <w:r>
+        <w:rPr>
+          <w:rFonts w:ascii="Times New Roman" w:eastAsia="Times New Roman" w:hAnsi="Times New Roman" w:cs="Times New Roman"/>
+          <w:sz w:val="24"/>
+          <w:szCs w:val="24"/>
+          <w:lang w:eastAsia="es-PE"/>
+        </w:rPr>
+        <w:t xml:space="preserve">Escalabilidad mediante uso de pool de conexiones en MySQL </w:t>
+      </w:r>
+    </w:p>
+    <w:p>
+      <w:pPr>
+        <w:numPr>
+          <w:ilvl w:val="0"/>
+          <w:numId w:val="18"/>
+        </w:numPr>
+        <w:spacing w:before="100" w:beforeAutospacing="1" w:after="100" w:afterAutospacing="1" w:line="240" w:lineRule="auto"/>
+        <w:rPr>
+          <w:rFonts w:ascii="Times New Roman" w:eastAsia="Times New Roman" w:hAnsi="Times New Roman" w:cs="Times New Roman"/>
+          <w:sz w:val="24"/>
+          <w:szCs w:val="24"/>
+          <w:lang w:eastAsia="es-PE"/>
+        </w:rPr>
+      </w:pPr>
+      <w:r>
+        <w:rPr>
+          <w:rFonts w:ascii="Times New Roman" w:eastAsia="Times New Roman" w:hAnsi="Times New Roman" w:cs="Times New Roman"/>
+          <w:sz w:val="24"/>
+          <w:szCs w:val="24"/>
+          <w:lang w:eastAsia="es-PE"/>
+        </w:rPr>
+        <w:t xml:space="preserve">Capacidad de manejar múltiples solicitudes concurrentes </w:t>
+      </w:r>
+    </w:p>
+    <w:p>
+      <w:pPr>
+        <w:numPr>
+          <w:ilvl w:val="0"/>
+          <w:numId w:val="18"/>
+        </w:numPr>
+        <w:spacing w:before="100" w:beforeAutospacing="1" w:after="100" w:afterAutospacing="1" w:line="240" w:lineRule="auto"/>
+        <w:rPr>
+          <w:rFonts w:ascii="Times New Roman" w:eastAsia="Times New Roman" w:hAnsi="Times New Roman" w:cs="Times New Roman"/>
+          <w:sz w:val="24"/>
+          <w:szCs w:val="24"/>
+          <w:lang w:eastAsia="es-PE"/>
+        </w:rPr>
+      </w:pPr>
+      <w:r>
+        <w:rPr>
+          <w:rFonts w:ascii="Times New Roman" w:eastAsia="Times New Roman" w:hAnsi="Times New Roman" w:cs="Times New Roman"/>
+          <w:sz w:val="24"/>
+          <w:szCs w:val="24"/>
+          <w:lang w:eastAsia="es-PE"/>
+        </w:rPr>
+        <w:t xml:space="preserve">Integración eficiente con servicios externos </w:t>
+      </w:r>
+    </w:p>
+    <w:p>
+      <w:pPr>
+        <w:spacing w:before="100" w:beforeAutospacing="1" w:after="100" w:afterAutospacing="1" w:line="240" w:lineRule="auto"/>
+        <w:rPr>
+          <w:rFonts w:ascii="Times New Roman" w:eastAsia="Times New Roman" w:hAnsi="Times New Roman" w:cs="Times New Roman"/>
+          <w:sz w:val="24"/>
+          <w:szCs w:val="24"/>
+          <w:lang w:eastAsia="es-PE"/>
+        </w:rPr>
+      </w:pPr>
+      <w:r>
+        <w:rPr>
+          <w:rFonts w:ascii="Times New Roman" w:eastAsia="Times New Roman" w:hAnsi="Times New Roman" w:cs="Times New Roman"/>
+          <w:sz w:val="24"/>
+          <w:szCs w:val="24"/>
+          <w:lang w:eastAsia="es-PE"/>
+        </w:rPr>
+        <w:t xml:space="preserve">El atributo de </w:t>
+      </w:r>
+      <w:r>
+        <w:rPr>
+          <w:rFonts w:ascii="Times New Roman" w:eastAsia="Times New Roman" w:hAnsi="Times New Roman" w:cs="Times New Roman"/>
           <w:b/>
-          <w:i/>
-          <w:iCs/>
-          <w:color w:val="0000FF"/>
-          <w:sz w:val="20"/>
-          <w:szCs w:val="20"/>
-        </w:rPr>
-        <w:t>Performance</w:t>
-      </w:r>
-      <w:r>
-        <w:rPr>
-          <w:rFonts w:ascii="TimesNewRoman,Italic" w:hAnsi="TimesNewRoman,Italic" w:cs="TimesNewRoman,Italic"/>
-          <w:i/>
-          <w:iCs/>
-          <w:color w:val="0000FF"/>
-          <w:sz w:val="20"/>
-          <w:szCs w:val="20"/>
-        </w:rPr>
-        <w:t>: El atributo de calidad Performance se refiere a la capacidad de responder, ya sea el tiempo requerido para responder a eventos determinados, o bien, la cantidad de eventos procesados en un intervalo de tiempo dado. La Performance caracteriza la proyección en el tiempo de los servicios entregados por el sistema.]</w:t>
-      </w:r>
-    </w:p>
+          <w:bCs/>
+          <w:sz w:val="24"/>
+          <w:szCs w:val="24"/>
+          <w:lang w:eastAsia="es-PE"/>
+        </w:rPr>
+        <w:t>performance</w:t>
+      </w:r>
+      <w:r>
+        <w:rPr>
+          <w:rFonts w:ascii="Times New Roman" w:eastAsia="Times New Roman" w:hAnsi="Times New Roman" w:cs="Times New Roman"/>
+          <w:sz w:val="24"/>
+          <w:szCs w:val="24"/>
+          <w:lang w:eastAsia="es-PE"/>
+        </w:rPr>
+        <w:t xml:space="preserve"> se refiere a la capacidad del sistema para responder en tiempos adecuados y procesar múltiples eventos en un intervalo determinado, asegurando una experiencia fluida para el usuario.</w:t>
+      </w:r>
+    </w:p>
+    <w:p>
+      <w:pPr>
+        <w:pStyle w:val="Ttulo1"/>
+        <w:spacing w:line="480" w:lineRule="auto"/>
+        <w:rPr>
+          <w:rFonts w:ascii="Times New Roman" w:eastAsia="Times New Roman" w:hAnsi="Times New Roman" w:cs="Times New Roman"/>
+          <w:b/>
+          <w:bCs/>
+          <w:color w:val="auto"/>
+          <w:sz w:val="24"/>
+          <w:szCs w:val="24"/>
+          <w:lang w:eastAsia="es-PE"/>
+        </w:rPr>
+      </w:pPr>
+      <w:bookmarkStart w:id="52" w:name="_Toc228377049"/>
+      <w:r>
+        <w:rPr>
+          <w:rFonts w:ascii="Times New Roman" w:eastAsia="Times New Roman" w:hAnsi="Times New Roman" w:cs="Times New Roman"/>
+          <w:b/>
+          <w:bCs/>
+          <w:color w:val="auto"/>
+          <w:sz w:val="24"/>
+          <w:szCs w:val="24"/>
+          <w:lang w:eastAsia="es-PE"/>
+        </w:rPr>
+        <w:t>CONCLUSIONES</w:t>
+      </w:r>
+      <w:bookmarkEnd w:id="52"/>
+    </w:p>
+    <w:p>
+      <w:pPr>
+        <w:pStyle w:val="Prrafodelista"/>
+        <w:numPr>
+          <w:ilvl w:val="0"/>
+          <w:numId w:val="19"/>
+        </w:numPr>
+        <w:spacing w:before="80" w:after="80" w:line="480" w:lineRule="auto"/>
+        <w:contextualSpacing w:val="0"/>
+        <w:rPr>
+          <w:rFonts w:ascii="Times New Roman" w:eastAsia="Times New Roman" w:hAnsi="Times New Roman" w:cs="Times New Roman"/>
+          <w:bCs/>
+          <w:sz w:val="24"/>
+          <w:szCs w:val="24"/>
+          <w:lang w:eastAsia="es-PE"/>
+        </w:rPr>
+      </w:pPr>
+      <w:bookmarkStart w:id="53" w:name="_GoBack"/>
+      <w:r>
+        <w:rPr>
+          <w:rFonts w:ascii="Times New Roman" w:eastAsia="Times New Roman" w:hAnsi="Times New Roman" w:cs="Times New Roman"/>
+          <w:bCs/>
+          <w:sz w:val="24"/>
+          <w:szCs w:val="24"/>
+          <w:lang w:eastAsia="es-PE"/>
+        </w:rPr>
+        <w:t>El Simulador de Entrevistas Técnicas resuelve una necesidad real del mercado tecnológico, ofreciendo una plataforma centralizada y automatizada para la evaluación de candidatos.</w:t>
+      </w:r>
+    </w:p>
+    <w:p>
+      <w:pPr>
+        <w:pStyle w:val="Prrafodelista"/>
+        <w:numPr>
+          <w:ilvl w:val="0"/>
+          <w:numId w:val="19"/>
+        </w:numPr>
+        <w:spacing w:before="80" w:after="80" w:line="480" w:lineRule="auto"/>
+        <w:contextualSpacing w:val="0"/>
+        <w:rPr>
+          <w:rFonts w:ascii="Times New Roman" w:eastAsia="Times New Roman" w:hAnsi="Times New Roman" w:cs="Times New Roman"/>
+          <w:bCs/>
+          <w:sz w:val="24"/>
+          <w:szCs w:val="24"/>
+          <w:lang w:eastAsia="es-PE"/>
+        </w:rPr>
+      </w:pPr>
+      <w:r>
+        <w:rPr>
+          <w:rFonts w:ascii="Times New Roman" w:eastAsia="Times New Roman" w:hAnsi="Times New Roman" w:cs="Times New Roman"/>
+          <w:bCs/>
+          <w:sz w:val="24"/>
+          <w:szCs w:val="24"/>
+          <w:lang w:eastAsia="es-PE"/>
+        </w:rPr>
+        <w:t>La integración con la API de Judge0 permite la ejecución de código en tiempo real en múltiples lenguajes, garantizando resultados objetivos e inmediatos.</w:t>
+      </w:r>
+    </w:p>
+    <w:p>
+      <w:pPr>
+        <w:pStyle w:val="Prrafodelista"/>
+        <w:numPr>
+          <w:ilvl w:val="0"/>
+          <w:numId w:val="19"/>
+        </w:numPr>
+        <w:spacing w:before="80" w:after="80" w:line="480" w:lineRule="auto"/>
+        <w:contextualSpacing w:val="0"/>
+        <w:rPr>
+          <w:rFonts w:ascii="Times New Roman" w:eastAsia="Times New Roman" w:hAnsi="Times New Roman" w:cs="Times New Roman"/>
+          <w:bCs/>
+          <w:sz w:val="24"/>
+          <w:szCs w:val="24"/>
+          <w:lang w:eastAsia="es-PE"/>
+        </w:rPr>
+      </w:pPr>
+      <w:r>
+        <w:rPr>
+          <w:rFonts w:ascii="Times New Roman" w:eastAsia="Times New Roman" w:hAnsi="Times New Roman" w:cs="Times New Roman"/>
+          <w:bCs/>
+          <w:sz w:val="24"/>
+          <w:szCs w:val="24"/>
+          <w:lang w:eastAsia="es-PE"/>
+        </w:rPr>
+        <w:t>La arquitectura MVC con Node.js y Express facilita la escalabilidad y mantenimiento del sistema a largo plazo.</w:t>
+      </w:r>
+    </w:p>
+    <w:p>
+      <w:pPr>
+        <w:pStyle w:val="Prrafodelista"/>
+        <w:numPr>
+          <w:ilvl w:val="0"/>
+          <w:numId w:val="19"/>
+        </w:numPr>
+        <w:spacing w:before="80" w:after="80" w:line="480" w:lineRule="auto"/>
+        <w:contextualSpacing w:val="0"/>
+        <w:rPr>
+          <w:rFonts w:ascii="Times New Roman" w:eastAsia="Times New Roman" w:hAnsi="Times New Roman" w:cs="Times New Roman"/>
+          <w:bCs/>
+          <w:sz w:val="24"/>
+          <w:szCs w:val="24"/>
+          <w:lang w:eastAsia="es-PE"/>
+        </w:rPr>
+      </w:pPr>
+      <w:r>
+        <w:rPr>
+          <w:rFonts w:ascii="Times New Roman" w:eastAsia="Times New Roman" w:hAnsi="Times New Roman" w:cs="Times New Roman"/>
+          <w:bCs/>
+          <w:sz w:val="24"/>
+          <w:szCs w:val="24"/>
+          <w:lang w:eastAsia="es-PE"/>
+        </w:rPr>
+        <w:t>El uso de autenticación OAuth2 con Google garantiza la seguridad del acceso sin necesidad de gestionar contraseñas propias.</w:t>
+      </w:r>
+    </w:p>
+    <w:bookmarkEnd w:id="53"/>
     <w:p/>
     <w:p/>
     <w:sectPr>
-      <w:headerReference w:type="default" r:id="rId11"/>
-      <w:footerReference w:type="default" r:id="rId12"/>
+      <w:headerReference w:type="default" r:id="rId30"/>
+      <w:footerReference w:type="default" r:id="rId31"/>
       <w:pgSz w:w="11906" w:h="16838"/>
       <w:pgMar w:top="1417" w:right="1701" w:bottom="1417" w:left="1701" w:header="708" w:footer="708" w:gutter="0"/>
       <w:cols w:space="708"/>
@@ -12621,9 +15279,63 @@
     </w:lvl>
   </w:abstractNum>
   <w:abstractNum w:abstractNumId="2" w15:restartNumberingAfterBreak="0">
-    <w:nsid w:val="2A984A01"/>
+    <w:nsid w:val="1915009D"/>
+    <w:multiLevelType w:val="hybridMultilevel"/>
+    <w:tmpl w:val="800A8A3C"/>
+    <w:lvl w:ilvl="0" w:tplc="B8760F72">
+      <w:start w:val="1"/>
+      <w:numFmt w:val="bullet"/>
+      <w:lvlText w:val="•"/>
+      <w:lvlJc w:val="left"/>
+      <w:pPr>
+        <w:ind w:left="720" w:hanging="360"/>
+      </w:pPr>
+    </w:lvl>
+    <w:lvl w:ilvl="1" w:tplc="C63A33AA">
+      <w:numFmt w:val="decimal"/>
+      <w:lvlText w:val=""/>
+      <w:lvlJc w:val="left"/>
+    </w:lvl>
+    <w:lvl w:ilvl="2" w:tplc="915C228E">
+      <w:numFmt w:val="decimal"/>
+      <w:lvlText w:val=""/>
+      <w:lvlJc w:val="left"/>
+    </w:lvl>
+    <w:lvl w:ilvl="3" w:tplc="268A08AC">
+      <w:numFmt w:val="decimal"/>
+      <w:lvlText w:val=""/>
+      <w:lvlJc w:val="left"/>
+    </w:lvl>
+    <w:lvl w:ilvl="4" w:tplc="2D48A164">
+      <w:numFmt w:val="decimal"/>
+      <w:lvlText w:val=""/>
+      <w:lvlJc w:val="left"/>
+    </w:lvl>
+    <w:lvl w:ilvl="5" w:tplc="041AC6A6">
+      <w:numFmt w:val="decimal"/>
+      <w:lvlText w:val=""/>
+      <w:lvlJc w:val="left"/>
+    </w:lvl>
+    <w:lvl w:ilvl="6" w:tplc="67104618">
+      <w:numFmt w:val="decimal"/>
+      <w:lvlText w:val=""/>
+      <w:lvlJc w:val="left"/>
+    </w:lvl>
+    <w:lvl w:ilvl="7" w:tplc="5C78EC74">
+      <w:numFmt w:val="decimal"/>
+      <w:lvlText w:val=""/>
+      <w:lvlJc w:val="left"/>
+    </w:lvl>
+    <w:lvl w:ilvl="8" w:tplc="D75A1332">
+      <w:numFmt w:val="decimal"/>
+      <w:lvlText w:val=""/>
+      <w:lvlJc w:val="left"/>
+    </w:lvl>
+  </w:abstractNum>
+  <w:abstractNum w:abstractNumId="3" w15:restartNumberingAfterBreak="0">
+    <w:nsid w:val="1EDE57E5"/>
     <w:multiLevelType w:val="multilevel"/>
-    <w:tmpl w:val="8D4645C6"/>
+    <w:tmpl w:val="444A4B1C"/>
     <w:lvl w:ilvl="0">
       <w:start w:val="1"/>
       <w:numFmt w:val="bullet"/>
@@ -12769,10 +15481,10 @@
       </w:rPr>
     </w:lvl>
   </w:abstractNum>
-  <w:abstractNum w:abstractNumId="3" w15:restartNumberingAfterBreak="0">
-    <w:nsid w:val="4A5E2EC6"/>
+  <w:abstractNum w:abstractNumId="4" w15:restartNumberingAfterBreak="0">
+    <w:nsid w:val="20701006"/>
     <w:multiLevelType w:val="multilevel"/>
-    <w:tmpl w:val="2ABE0664"/>
+    <w:tmpl w:val="D6B221D6"/>
     <w:lvl w:ilvl="0">
       <w:start w:val="1"/>
       <w:numFmt w:val="bullet"/>
@@ -12918,10 +15630,10 @@
       </w:rPr>
     </w:lvl>
   </w:abstractNum>
-  <w:abstractNum w:abstractNumId="4" w15:restartNumberingAfterBreak="0">
-    <w:nsid w:val="55D93D73"/>
+  <w:abstractNum w:abstractNumId="5" w15:restartNumberingAfterBreak="0">
+    <w:nsid w:val="29112BB6"/>
     <w:multiLevelType w:val="multilevel"/>
-    <w:tmpl w:val="626662BC"/>
+    <w:tmpl w:val="50346AAA"/>
     <w:lvl w:ilvl="0">
       <w:start w:val="1"/>
       <w:numFmt w:val="bullet"/>
@@ -13067,10 +15779,10 @@
       </w:rPr>
     </w:lvl>
   </w:abstractNum>
-  <w:abstractNum w:abstractNumId="5" w15:restartNumberingAfterBreak="0">
-    <w:nsid w:val="613923AD"/>
+  <w:abstractNum w:abstractNumId="6" w15:restartNumberingAfterBreak="0">
+    <w:nsid w:val="2A984A01"/>
     <w:multiLevelType w:val="multilevel"/>
-    <w:tmpl w:val="B784BC0A"/>
+    <w:tmpl w:val="8D4645C6"/>
     <w:lvl w:ilvl="0">
       <w:start w:val="1"/>
       <w:numFmt w:val="bullet"/>
@@ -13216,10 +15928,10 @@
       </w:rPr>
     </w:lvl>
   </w:abstractNum>
-  <w:abstractNum w:abstractNumId="6" w15:restartNumberingAfterBreak="0">
-    <w:nsid w:val="71EA00F4"/>
+  <w:abstractNum w:abstractNumId="7" w15:restartNumberingAfterBreak="0">
+    <w:nsid w:val="3FD6263A"/>
     <w:multiLevelType w:val="multilevel"/>
-    <w:tmpl w:val="59403F4C"/>
+    <w:tmpl w:val="6D468AF4"/>
     <w:lvl w:ilvl="0">
       <w:start w:val="1"/>
       <w:numFmt w:val="bullet"/>
@@ -13365,7 +16077,1348 @@
       </w:rPr>
     </w:lvl>
   </w:abstractNum>
-  <w:abstractNum w:abstractNumId="7" w15:restartNumberingAfterBreak="0">
+  <w:abstractNum w:abstractNumId="8" w15:restartNumberingAfterBreak="0">
+    <w:nsid w:val="44454CFB"/>
+    <w:multiLevelType w:val="multilevel"/>
+    <w:tmpl w:val="2102B75A"/>
+    <w:lvl w:ilvl="0">
+      <w:start w:val="1"/>
+      <w:numFmt w:val="bullet"/>
+      <w:lvlText w:val=""/>
+      <w:lvlJc w:val="left"/>
+      <w:pPr>
+        <w:tabs>
+          <w:tab w:val="num" w:pos="720"/>
+        </w:tabs>
+        <w:ind w:left="720" w:hanging="360"/>
+      </w:pPr>
+      <w:rPr>
+        <w:rFonts w:ascii="Symbol" w:hAnsi="Symbol" w:hint="default"/>
+        <w:sz w:val="20"/>
+      </w:rPr>
+    </w:lvl>
+    <w:lvl w:ilvl="1" w:tentative="1">
+      <w:start w:val="1"/>
+      <w:numFmt w:val="bullet"/>
+      <w:lvlText w:val="o"/>
+      <w:lvlJc w:val="left"/>
+      <w:pPr>
+        <w:tabs>
+          <w:tab w:val="num" w:pos="1440"/>
+        </w:tabs>
+        <w:ind w:left="1440" w:hanging="360"/>
+      </w:pPr>
+      <w:rPr>
+        <w:rFonts w:ascii="Courier New" w:hAnsi="Courier New" w:hint="default"/>
+        <w:sz w:val="20"/>
+      </w:rPr>
+    </w:lvl>
+    <w:lvl w:ilvl="2" w:tentative="1">
+      <w:start w:val="1"/>
+      <w:numFmt w:val="bullet"/>
+      <w:lvlText w:val=""/>
+      <w:lvlJc w:val="left"/>
+      <w:pPr>
+        <w:tabs>
+          <w:tab w:val="num" w:pos="2160"/>
+        </w:tabs>
+        <w:ind w:left="2160" w:hanging="360"/>
+      </w:pPr>
+      <w:rPr>
+        <w:rFonts w:ascii="Wingdings" w:hAnsi="Wingdings" w:hint="default"/>
+        <w:sz w:val="20"/>
+      </w:rPr>
+    </w:lvl>
+    <w:lvl w:ilvl="3" w:tentative="1">
+      <w:start w:val="1"/>
+      <w:numFmt w:val="bullet"/>
+      <w:lvlText w:val=""/>
+      <w:lvlJc w:val="left"/>
+      <w:pPr>
+        <w:tabs>
+          <w:tab w:val="num" w:pos="2880"/>
+        </w:tabs>
+        <w:ind w:left="2880" w:hanging="360"/>
+      </w:pPr>
+      <w:rPr>
+        <w:rFonts w:ascii="Wingdings" w:hAnsi="Wingdings" w:hint="default"/>
+        <w:sz w:val="20"/>
+      </w:rPr>
+    </w:lvl>
+    <w:lvl w:ilvl="4" w:tentative="1">
+      <w:start w:val="1"/>
+      <w:numFmt w:val="bullet"/>
+      <w:lvlText w:val=""/>
+      <w:lvlJc w:val="left"/>
+      <w:pPr>
+        <w:tabs>
+          <w:tab w:val="num" w:pos="3600"/>
+        </w:tabs>
+        <w:ind w:left="3600" w:hanging="360"/>
+      </w:pPr>
+      <w:rPr>
+        <w:rFonts w:ascii="Wingdings" w:hAnsi="Wingdings" w:hint="default"/>
+        <w:sz w:val="20"/>
+      </w:rPr>
+    </w:lvl>
+    <w:lvl w:ilvl="5" w:tentative="1">
+      <w:start w:val="1"/>
+      <w:numFmt w:val="bullet"/>
+      <w:lvlText w:val=""/>
+      <w:lvlJc w:val="left"/>
+      <w:pPr>
+        <w:tabs>
+          <w:tab w:val="num" w:pos="4320"/>
+        </w:tabs>
+        <w:ind w:left="4320" w:hanging="360"/>
+      </w:pPr>
+      <w:rPr>
+        <w:rFonts w:ascii="Wingdings" w:hAnsi="Wingdings" w:hint="default"/>
+        <w:sz w:val="20"/>
+      </w:rPr>
+    </w:lvl>
+    <w:lvl w:ilvl="6" w:tentative="1">
+      <w:start w:val="1"/>
+      <w:numFmt w:val="bullet"/>
+      <w:lvlText w:val=""/>
+      <w:lvlJc w:val="left"/>
+      <w:pPr>
+        <w:tabs>
+          <w:tab w:val="num" w:pos="5040"/>
+        </w:tabs>
+        <w:ind w:left="5040" w:hanging="360"/>
+      </w:pPr>
+      <w:rPr>
+        <w:rFonts w:ascii="Wingdings" w:hAnsi="Wingdings" w:hint="default"/>
+        <w:sz w:val="20"/>
+      </w:rPr>
+    </w:lvl>
+    <w:lvl w:ilvl="7" w:tentative="1">
+      <w:start w:val="1"/>
+      <w:numFmt w:val="bullet"/>
+      <w:lvlText w:val=""/>
+      <w:lvlJc w:val="left"/>
+      <w:pPr>
+        <w:tabs>
+          <w:tab w:val="num" w:pos="5760"/>
+        </w:tabs>
+        <w:ind w:left="5760" w:hanging="360"/>
+      </w:pPr>
+      <w:rPr>
+        <w:rFonts w:ascii="Wingdings" w:hAnsi="Wingdings" w:hint="default"/>
+        <w:sz w:val="20"/>
+      </w:rPr>
+    </w:lvl>
+    <w:lvl w:ilvl="8" w:tentative="1">
+      <w:start w:val="1"/>
+      <w:numFmt w:val="bullet"/>
+      <w:lvlText w:val=""/>
+      <w:lvlJc w:val="left"/>
+      <w:pPr>
+        <w:tabs>
+          <w:tab w:val="num" w:pos="6480"/>
+        </w:tabs>
+        <w:ind w:left="6480" w:hanging="360"/>
+      </w:pPr>
+      <w:rPr>
+        <w:rFonts w:ascii="Wingdings" w:hAnsi="Wingdings" w:hint="default"/>
+        <w:sz w:val="20"/>
+      </w:rPr>
+    </w:lvl>
+  </w:abstractNum>
+  <w:abstractNum w:abstractNumId="9" w15:restartNumberingAfterBreak="0">
+    <w:nsid w:val="465C06D6"/>
+    <w:multiLevelType w:val="multilevel"/>
+    <w:tmpl w:val="E1FE8B48"/>
+    <w:lvl w:ilvl="0">
+      <w:start w:val="1"/>
+      <w:numFmt w:val="bullet"/>
+      <w:lvlText w:val=""/>
+      <w:lvlJc w:val="left"/>
+      <w:pPr>
+        <w:tabs>
+          <w:tab w:val="num" w:pos="720"/>
+        </w:tabs>
+        <w:ind w:left="720" w:hanging="360"/>
+      </w:pPr>
+      <w:rPr>
+        <w:rFonts w:ascii="Symbol" w:hAnsi="Symbol" w:hint="default"/>
+        <w:sz w:val="20"/>
+      </w:rPr>
+    </w:lvl>
+    <w:lvl w:ilvl="1" w:tentative="1">
+      <w:start w:val="1"/>
+      <w:numFmt w:val="bullet"/>
+      <w:lvlText w:val="o"/>
+      <w:lvlJc w:val="left"/>
+      <w:pPr>
+        <w:tabs>
+          <w:tab w:val="num" w:pos="1440"/>
+        </w:tabs>
+        <w:ind w:left="1440" w:hanging="360"/>
+      </w:pPr>
+      <w:rPr>
+        <w:rFonts w:ascii="Courier New" w:hAnsi="Courier New" w:hint="default"/>
+        <w:sz w:val="20"/>
+      </w:rPr>
+    </w:lvl>
+    <w:lvl w:ilvl="2" w:tentative="1">
+      <w:start w:val="1"/>
+      <w:numFmt w:val="bullet"/>
+      <w:lvlText w:val=""/>
+      <w:lvlJc w:val="left"/>
+      <w:pPr>
+        <w:tabs>
+          <w:tab w:val="num" w:pos="2160"/>
+        </w:tabs>
+        <w:ind w:left="2160" w:hanging="360"/>
+      </w:pPr>
+      <w:rPr>
+        <w:rFonts w:ascii="Wingdings" w:hAnsi="Wingdings" w:hint="default"/>
+        <w:sz w:val="20"/>
+      </w:rPr>
+    </w:lvl>
+    <w:lvl w:ilvl="3" w:tentative="1">
+      <w:start w:val="1"/>
+      <w:numFmt w:val="bullet"/>
+      <w:lvlText w:val=""/>
+      <w:lvlJc w:val="left"/>
+      <w:pPr>
+        <w:tabs>
+          <w:tab w:val="num" w:pos="2880"/>
+        </w:tabs>
+        <w:ind w:left="2880" w:hanging="360"/>
+      </w:pPr>
+      <w:rPr>
+        <w:rFonts w:ascii="Wingdings" w:hAnsi="Wingdings" w:hint="default"/>
+        <w:sz w:val="20"/>
+      </w:rPr>
+    </w:lvl>
+    <w:lvl w:ilvl="4" w:tentative="1">
+      <w:start w:val="1"/>
+      <w:numFmt w:val="bullet"/>
+      <w:lvlText w:val=""/>
+      <w:lvlJc w:val="left"/>
+      <w:pPr>
+        <w:tabs>
+          <w:tab w:val="num" w:pos="3600"/>
+        </w:tabs>
+        <w:ind w:left="3600" w:hanging="360"/>
+      </w:pPr>
+      <w:rPr>
+        <w:rFonts w:ascii="Wingdings" w:hAnsi="Wingdings" w:hint="default"/>
+        <w:sz w:val="20"/>
+      </w:rPr>
+    </w:lvl>
+    <w:lvl w:ilvl="5" w:tentative="1">
+      <w:start w:val="1"/>
+      <w:numFmt w:val="bullet"/>
+      <w:lvlText w:val=""/>
+      <w:lvlJc w:val="left"/>
+      <w:pPr>
+        <w:tabs>
+          <w:tab w:val="num" w:pos="4320"/>
+        </w:tabs>
+        <w:ind w:left="4320" w:hanging="360"/>
+      </w:pPr>
+      <w:rPr>
+        <w:rFonts w:ascii="Wingdings" w:hAnsi="Wingdings" w:hint="default"/>
+        <w:sz w:val="20"/>
+      </w:rPr>
+    </w:lvl>
+    <w:lvl w:ilvl="6" w:tentative="1">
+      <w:start w:val="1"/>
+      <w:numFmt w:val="bullet"/>
+      <w:lvlText w:val=""/>
+      <w:lvlJc w:val="left"/>
+      <w:pPr>
+        <w:tabs>
+          <w:tab w:val="num" w:pos="5040"/>
+        </w:tabs>
+        <w:ind w:left="5040" w:hanging="360"/>
+      </w:pPr>
+      <w:rPr>
+        <w:rFonts w:ascii="Wingdings" w:hAnsi="Wingdings" w:hint="default"/>
+        <w:sz w:val="20"/>
+      </w:rPr>
+    </w:lvl>
+    <w:lvl w:ilvl="7" w:tentative="1">
+      <w:start w:val="1"/>
+      <w:numFmt w:val="bullet"/>
+      <w:lvlText w:val=""/>
+      <w:lvlJc w:val="left"/>
+      <w:pPr>
+        <w:tabs>
+          <w:tab w:val="num" w:pos="5760"/>
+        </w:tabs>
+        <w:ind w:left="5760" w:hanging="360"/>
+      </w:pPr>
+      <w:rPr>
+        <w:rFonts w:ascii="Wingdings" w:hAnsi="Wingdings" w:hint="default"/>
+        <w:sz w:val="20"/>
+      </w:rPr>
+    </w:lvl>
+    <w:lvl w:ilvl="8" w:tentative="1">
+      <w:start w:val="1"/>
+      <w:numFmt w:val="bullet"/>
+      <w:lvlText w:val=""/>
+      <w:lvlJc w:val="left"/>
+      <w:pPr>
+        <w:tabs>
+          <w:tab w:val="num" w:pos="6480"/>
+        </w:tabs>
+        <w:ind w:left="6480" w:hanging="360"/>
+      </w:pPr>
+      <w:rPr>
+        <w:rFonts w:ascii="Wingdings" w:hAnsi="Wingdings" w:hint="default"/>
+        <w:sz w:val="20"/>
+      </w:rPr>
+    </w:lvl>
+  </w:abstractNum>
+  <w:abstractNum w:abstractNumId="10" w15:restartNumberingAfterBreak="0">
+    <w:nsid w:val="4A5E2EC6"/>
+    <w:multiLevelType w:val="multilevel"/>
+    <w:tmpl w:val="2ABE0664"/>
+    <w:lvl w:ilvl="0">
+      <w:start w:val="1"/>
+      <w:numFmt w:val="bullet"/>
+      <w:lvlText w:val=""/>
+      <w:lvlJc w:val="left"/>
+      <w:pPr>
+        <w:tabs>
+          <w:tab w:val="num" w:pos="720"/>
+        </w:tabs>
+        <w:ind w:left="720" w:hanging="360"/>
+      </w:pPr>
+      <w:rPr>
+        <w:rFonts w:ascii="Symbol" w:hAnsi="Symbol" w:hint="default"/>
+        <w:sz w:val="20"/>
+      </w:rPr>
+    </w:lvl>
+    <w:lvl w:ilvl="1" w:tentative="1">
+      <w:start w:val="1"/>
+      <w:numFmt w:val="bullet"/>
+      <w:lvlText w:val="o"/>
+      <w:lvlJc w:val="left"/>
+      <w:pPr>
+        <w:tabs>
+          <w:tab w:val="num" w:pos="1440"/>
+        </w:tabs>
+        <w:ind w:left="1440" w:hanging="360"/>
+      </w:pPr>
+      <w:rPr>
+        <w:rFonts w:ascii="Courier New" w:hAnsi="Courier New" w:hint="default"/>
+        <w:sz w:val="20"/>
+      </w:rPr>
+    </w:lvl>
+    <w:lvl w:ilvl="2" w:tentative="1">
+      <w:start w:val="1"/>
+      <w:numFmt w:val="bullet"/>
+      <w:lvlText w:val=""/>
+      <w:lvlJc w:val="left"/>
+      <w:pPr>
+        <w:tabs>
+          <w:tab w:val="num" w:pos="2160"/>
+        </w:tabs>
+        <w:ind w:left="2160" w:hanging="360"/>
+      </w:pPr>
+      <w:rPr>
+        <w:rFonts w:ascii="Wingdings" w:hAnsi="Wingdings" w:hint="default"/>
+        <w:sz w:val="20"/>
+      </w:rPr>
+    </w:lvl>
+    <w:lvl w:ilvl="3" w:tentative="1">
+      <w:start w:val="1"/>
+      <w:numFmt w:val="bullet"/>
+      <w:lvlText w:val=""/>
+      <w:lvlJc w:val="left"/>
+      <w:pPr>
+        <w:tabs>
+          <w:tab w:val="num" w:pos="2880"/>
+        </w:tabs>
+        <w:ind w:left="2880" w:hanging="360"/>
+      </w:pPr>
+      <w:rPr>
+        <w:rFonts w:ascii="Wingdings" w:hAnsi="Wingdings" w:hint="default"/>
+        <w:sz w:val="20"/>
+      </w:rPr>
+    </w:lvl>
+    <w:lvl w:ilvl="4" w:tentative="1">
+      <w:start w:val="1"/>
+      <w:numFmt w:val="bullet"/>
+      <w:lvlText w:val=""/>
+      <w:lvlJc w:val="left"/>
+      <w:pPr>
+        <w:tabs>
+          <w:tab w:val="num" w:pos="3600"/>
+        </w:tabs>
+        <w:ind w:left="3600" w:hanging="360"/>
+      </w:pPr>
+      <w:rPr>
+        <w:rFonts w:ascii="Wingdings" w:hAnsi="Wingdings" w:hint="default"/>
+        <w:sz w:val="20"/>
+      </w:rPr>
+    </w:lvl>
+    <w:lvl w:ilvl="5" w:tentative="1">
+      <w:start w:val="1"/>
+      <w:numFmt w:val="bullet"/>
+      <w:lvlText w:val=""/>
+      <w:lvlJc w:val="left"/>
+      <w:pPr>
+        <w:tabs>
+          <w:tab w:val="num" w:pos="4320"/>
+        </w:tabs>
+        <w:ind w:left="4320" w:hanging="360"/>
+      </w:pPr>
+      <w:rPr>
+        <w:rFonts w:ascii="Wingdings" w:hAnsi="Wingdings" w:hint="default"/>
+        <w:sz w:val="20"/>
+      </w:rPr>
+    </w:lvl>
+    <w:lvl w:ilvl="6" w:tentative="1">
+      <w:start w:val="1"/>
+      <w:numFmt w:val="bullet"/>
+      <w:lvlText w:val=""/>
+      <w:lvlJc w:val="left"/>
+      <w:pPr>
+        <w:tabs>
+          <w:tab w:val="num" w:pos="5040"/>
+        </w:tabs>
+        <w:ind w:left="5040" w:hanging="360"/>
+      </w:pPr>
+      <w:rPr>
+        <w:rFonts w:ascii="Wingdings" w:hAnsi="Wingdings" w:hint="default"/>
+        <w:sz w:val="20"/>
+      </w:rPr>
+    </w:lvl>
+    <w:lvl w:ilvl="7" w:tentative="1">
+      <w:start w:val="1"/>
+      <w:numFmt w:val="bullet"/>
+      <w:lvlText w:val=""/>
+      <w:lvlJc w:val="left"/>
+      <w:pPr>
+        <w:tabs>
+          <w:tab w:val="num" w:pos="5760"/>
+        </w:tabs>
+        <w:ind w:left="5760" w:hanging="360"/>
+      </w:pPr>
+      <w:rPr>
+        <w:rFonts w:ascii="Wingdings" w:hAnsi="Wingdings" w:hint="default"/>
+        <w:sz w:val="20"/>
+      </w:rPr>
+    </w:lvl>
+    <w:lvl w:ilvl="8" w:tentative="1">
+      <w:start w:val="1"/>
+      <w:numFmt w:val="bullet"/>
+      <w:lvlText w:val=""/>
+      <w:lvlJc w:val="left"/>
+      <w:pPr>
+        <w:tabs>
+          <w:tab w:val="num" w:pos="6480"/>
+        </w:tabs>
+        <w:ind w:left="6480" w:hanging="360"/>
+      </w:pPr>
+      <w:rPr>
+        <w:rFonts w:ascii="Wingdings" w:hAnsi="Wingdings" w:hint="default"/>
+        <w:sz w:val="20"/>
+      </w:rPr>
+    </w:lvl>
+  </w:abstractNum>
+  <w:abstractNum w:abstractNumId="11" w15:restartNumberingAfterBreak="0">
+    <w:nsid w:val="554B6A63"/>
+    <w:multiLevelType w:val="multilevel"/>
+    <w:tmpl w:val="644E65B6"/>
+    <w:lvl w:ilvl="0">
+      <w:start w:val="1"/>
+      <w:numFmt w:val="bullet"/>
+      <w:lvlText w:val=""/>
+      <w:lvlJc w:val="left"/>
+      <w:pPr>
+        <w:tabs>
+          <w:tab w:val="num" w:pos="720"/>
+        </w:tabs>
+        <w:ind w:left="720" w:hanging="360"/>
+      </w:pPr>
+      <w:rPr>
+        <w:rFonts w:ascii="Symbol" w:hAnsi="Symbol" w:hint="default"/>
+        <w:sz w:val="20"/>
+      </w:rPr>
+    </w:lvl>
+    <w:lvl w:ilvl="1" w:tentative="1">
+      <w:start w:val="1"/>
+      <w:numFmt w:val="bullet"/>
+      <w:lvlText w:val="o"/>
+      <w:lvlJc w:val="left"/>
+      <w:pPr>
+        <w:tabs>
+          <w:tab w:val="num" w:pos="1440"/>
+        </w:tabs>
+        <w:ind w:left="1440" w:hanging="360"/>
+      </w:pPr>
+      <w:rPr>
+        <w:rFonts w:ascii="Courier New" w:hAnsi="Courier New" w:hint="default"/>
+        <w:sz w:val="20"/>
+      </w:rPr>
+    </w:lvl>
+    <w:lvl w:ilvl="2" w:tentative="1">
+      <w:start w:val="1"/>
+      <w:numFmt w:val="bullet"/>
+      <w:lvlText w:val=""/>
+      <w:lvlJc w:val="left"/>
+      <w:pPr>
+        <w:tabs>
+          <w:tab w:val="num" w:pos="2160"/>
+        </w:tabs>
+        <w:ind w:left="2160" w:hanging="360"/>
+      </w:pPr>
+      <w:rPr>
+        <w:rFonts w:ascii="Wingdings" w:hAnsi="Wingdings" w:hint="default"/>
+        <w:sz w:val="20"/>
+      </w:rPr>
+    </w:lvl>
+    <w:lvl w:ilvl="3" w:tentative="1">
+      <w:start w:val="1"/>
+      <w:numFmt w:val="bullet"/>
+      <w:lvlText w:val=""/>
+      <w:lvlJc w:val="left"/>
+      <w:pPr>
+        <w:tabs>
+          <w:tab w:val="num" w:pos="2880"/>
+        </w:tabs>
+        <w:ind w:left="2880" w:hanging="360"/>
+      </w:pPr>
+      <w:rPr>
+        <w:rFonts w:ascii="Wingdings" w:hAnsi="Wingdings" w:hint="default"/>
+        <w:sz w:val="20"/>
+      </w:rPr>
+    </w:lvl>
+    <w:lvl w:ilvl="4" w:tentative="1">
+      <w:start w:val="1"/>
+      <w:numFmt w:val="bullet"/>
+      <w:lvlText w:val=""/>
+      <w:lvlJc w:val="left"/>
+      <w:pPr>
+        <w:tabs>
+          <w:tab w:val="num" w:pos="3600"/>
+        </w:tabs>
+        <w:ind w:left="3600" w:hanging="360"/>
+      </w:pPr>
+      <w:rPr>
+        <w:rFonts w:ascii="Wingdings" w:hAnsi="Wingdings" w:hint="default"/>
+        <w:sz w:val="20"/>
+      </w:rPr>
+    </w:lvl>
+    <w:lvl w:ilvl="5" w:tentative="1">
+      <w:start w:val="1"/>
+      <w:numFmt w:val="bullet"/>
+      <w:lvlText w:val=""/>
+      <w:lvlJc w:val="left"/>
+      <w:pPr>
+        <w:tabs>
+          <w:tab w:val="num" w:pos="4320"/>
+        </w:tabs>
+        <w:ind w:left="4320" w:hanging="360"/>
+      </w:pPr>
+      <w:rPr>
+        <w:rFonts w:ascii="Wingdings" w:hAnsi="Wingdings" w:hint="default"/>
+        <w:sz w:val="20"/>
+      </w:rPr>
+    </w:lvl>
+    <w:lvl w:ilvl="6" w:tentative="1">
+      <w:start w:val="1"/>
+      <w:numFmt w:val="bullet"/>
+      <w:lvlText w:val=""/>
+      <w:lvlJc w:val="left"/>
+      <w:pPr>
+        <w:tabs>
+          <w:tab w:val="num" w:pos="5040"/>
+        </w:tabs>
+        <w:ind w:left="5040" w:hanging="360"/>
+      </w:pPr>
+      <w:rPr>
+        <w:rFonts w:ascii="Wingdings" w:hAnsi="Wingdings" w:hint="default"/>
+        <w:sz w:val="20"/>
+      </w:rPr>
+    </w:lvl>
+    <w:lvl w:ilvl="7" w:tentative="1">
+      <w:start w:val="1"/>
+      <w:numFmt w:val="bullet"/>
+      <w:lvlText w:val=""/>
+      <w:lvlJc w:val="left"/>
+      <w:pPr>
+        <w:tabs>
+          <w:tab w:val="num" w:pos="5760"/>
+        </w:tabs>
+        <w:ind w:left="5760" w:hanging="360"/>
+      </w:pPr>
+      <w:rPr>
+        <w:rFonts w:ascii="Wingdings" w:hAnsi="Wingdings" w:hint="default"/>
+        <w:sz w:val="20"/>
+      </w:rPr>
+    </w:lvl>
+    <w:lvl w:ilvl="8" w:tentative="1">
+      <w:start w:val="1"/>
+      <w:numFmt w:val="bullet"/>
+      <w:lvlText w:val=""/>
+      <w:lvlJc w:val="left"/>
+      <w:pPr>
+        <w:tabs>
+          <w:tab w:val="num" w:pos="6480"/>
+        </w:tabs>
+        <w:ind w:left="6480" w:hanging="360"/>
+      </w:pPr>
+      <w:rPr>
+        <w:rFonts w:ascii="Wingdings" w:hAnsi="Wingdings" w:hint="default"/>
+        <w:sz w:val="20"/>
+      </w:rPr>
+    </w:lvl>
+  </w:abstractNum>
+  <w:abstractNum w:abstractNumId="12" w15:restartNumberingAfterBreak="0">
+    <w:nsid w:val="55D93D73"/>
+    <w:multiLevelType w:val="multilevel"/>
+    <w:tmpl w:val="626662BC"/>
+    <w:lvl w:ilvl="0">
+      <w:start w:val="1"/>
+      <w:numFmt w:val="bullet"/>
+      <w:lvlText w:val=""/>
+      <w:lvlJc w:val="left"/>
+      <w:pPr>
+        <w:tabs>
+          <w:tab w:val="num" w:pos="720"/>
+        </w:tabs>
+        <w:ind w:left="720" w:hanging="360"/>
+      </w:pPr>
+      <w:rPr>
+        <w:rFonts w:ascii="Symbol" w:hAnsi="Symbol" w:hint="default"/>
+        <w:sz w:val="20"/>
+      </w:rPr>
+    </w:lvl>
+    <w:lvl w:ilvl="1" w:tentative="1">
+      <w:start w:val="1"/>
+      <w:numFmt w:val="bullet"/>
+      <w:lvlText w:val="o"/>
+      <w:lvlJc w:val="left"/>
+      <w:pPr>
+        <w:tabs>
+          <w:tab w:val="num" w:pos="1440"/>
+        </w:tabs>
+        <w:ind w:left="1440" w:hanging="360"/>
+      </w:pPr>
+      <w:rPr>
+        <w:rFonts w:ascii="Courier New" w:hAnsi="Courier New" w:hint="default"/>
+        <w:sz w:val="20"/>
+      </w:rPr>
+    </w:lvl>
+    <w:lvl w:ilvl="2" w:tentative="1">
+      <w:start w:val="1"/>
+      <w:numFmt w:val="bullet"/>
+      <w:lvlText w:val=""/>
+      <w:lvlJc w:val="left"/>
+      <w:pPr>
+        <w:tabs>
+          <w:tab w:val="num" w:pos="2160"/>
+        </w:tabs>
+        <w:ind w:left="2160" w:hanging="360"/>
+      </w:pPr>
+      <w:rPr>
+        <w:rFonts w:ascii="Wingdings" w:hAnsi="Wingdings" w:hint="default"/>
+        <w:sz w:val="20"/>
+      </w:rPr>
+    </w:lvl>
+    <w:lvl w:ilvl="3" w:tentative="1">
+      <w:start w:val="1"/>
+      <w:numFmt w:val="bullet"/>
+      <w:lvlText w:val=""/>
+      <w:lvlJc w:val="left"/>
+      <w:pPr>
+        <w:tabs>
+          <w:tab w:val="num" w:pos="2880"/>
+        </w:tabs>
+        <w:ind w:left="2880" w:hanging="360"/>
+      </w:pPr>
+      <w:rPr>
+        <w:rFonts w:ascii="Wingdings" w:hAnsi="Wingdings" w:hint="default"/>
+        <w:sz w:val="20"/>
+      </w:rPr>
+    </w:lvl>
+    <w:lvl w:ilvl="4" w:tentative="1">
+      <w:start w:val="1"/>
+      <w:numFmt w:val="bullet"/>
+      <w:lvlText w:val=""/>
+      <w:lvlJc w:val="left"/>
+      <w:pPr>
+        <w:tabs>
+          <w:tab w:val="num" w:pos="3600"/>
+        </w:tabs>
+        <w:ind w:left="3600" w:hanging="360"/>
+      </w:pPr>
+      <w:rPr>
+        <w:rFonts w:ascii="Wingdings" w:hAnsi="Wingdings" w:hint="default"/>
+        <w:sz w:val="20"/>
+      </w:rPr>
+    </w:lvl>
+    <w:lvl w:ilvl="5" w:tentative="1">
+      <w:start w:val="1"/>
+      <w:numFmt w:val="bullet"/>
+      <w:lvlText w:val=""/>
+      <w:lvlJc w:val="left"/>
+      <w:pPr>
+        <w:tabs>
+          <w:tab w:val="num" w:pos="4320"/>
+        </w:tabs>
+        <w:ind w:left="4320" w:hanging="360"/>
+      </w:pPr>
+      <w:rPr>
+        <w:rFonts w:ascii="Wingdings" w:hAnsi="Wingdings" w:hint="default"/>
+        <w:sz w:val="20"/>
+      </w:rPr>
+    </w:lvl>
+    <w:lvl w:ilvl="6" w:tentative="1">
+      <w:start w:val="1"/>
+      <w:numFmt w:val="bullet"/>
+      <w:lvlText w:val=""/>
+      <w:lvlJc w:val="left"/>
+      <w:pPr>
+        <w:tabs>
+          <w:tab w:val="num" w:pos="5040"/>
+        </w:tabs>
+        <w:ind w:left="5040" w:hanging="360"/>
+      </w:pPr>
+      <w:rPr>
+        <w:rFonts w:ascii="Wingdings" w:hAnsi="Wingdings" w:hint="default"/>
+        <w:sz w:val="20"/>
+      </w:rPr>
+    </w:lvl>
+    <w:lvl w:ilvl="7" w:tentative="1">
+      <w:start w:val="1"/>
+      <w:numFmt w:val="bullet"/>
+      <w:lvlText w:val=""/>
+      <w:lvlJc w:val="left"/>
+      <w:pPr>
+        <w:tabs>
+          <w:tab w:val="num" w:pos="5760"/>
+        </w:tabs>
+        <w:ind w:left="5760" w:hanging="360"/>
+      </w:pPr>
+      <w:rPr>
+        <w:rFonts w:ascii="Wingdings" w:hAnsi="Wingdings" w:hint="default"/>
+        <w:sz w:val="20"/>
+      </w:rPr>
+    </w:lvl>
+    <w:lvl w:ilvl="8" w:tentative="1">
+      <w:start w:val="1"/>
+      <w:numFmt w:val="bullet"/>
+      <w:lvlText w:val=""/>
+      <w:lvlJc w:val="left"/>
+      <w:pPr>
+        <w:tabs>
+          <w:tab w:val="num" w:pos="6480"/>
+        </w:tabs>
+        <w:ind w:left="6480" w:hanging="360"/>
+      </w:pPr>
+      <w:rPr>
+        <w:rFonts w:ascii="Wingdings" w:hAnsi="Wingdings" w:hint="default"/>
+        <w:sz w:val="20"/>
+      </w:rPr>
+    </w:lvl>
+  </w:abstractNum>
+  <w:abstractNum w:abstractNumId="13" w15:restartNumberingAfterBreak="0">
+    <w:nsid w:val="613923AD"/>
+    <w:multiLevelType w:val="multilevel"/>
+    <w:tmpl w:val="B784BC0A"/>
+    <w:lvl w:ilvl="0">
+      <w:start w:val="1"/>
+      <w:numFmt w:val="bullet"/>
+      <w:lvlText w:val=""/>
+      <w:lvlJc w:val="left"/>
+      <w:pPr>
+        <w:tabs>
+          <w:tab w:val="num" w:pos="720"/>
+        </w:tabs>
+        <w:ind w:left="720" w:hanging="360"/>
+      </w:pPr>
+      <w:rPr>
+        <w:rFonts w:ascii="Symbol" w:hAnsi="Symbol" w:hint="default"/>
+        <w:sz w:val="20"/>
+      </w:rPr>
+    </w:lvl>
+    <w:lvl w:ilvl="1" w:tentative="1">
+      <w:start w:val="1"/>
+      <w:numFmt w:val="bullet"/>
+      <w:lvlText w:val="o"/>
+      <w:lvlJc w:val="left"/>
+      <w:pPr>
+        <w:tabs>
+          <w:tab w:val="num" w:pos="1440"/>
+        </w:tabs>
+        <w:ind w:left="1440" w:hanging="360"/>
+      </w:pPr>
+      <w:rPr>
+        <w:rFonts w:ascii="Courier New" w:hAnsi="Courier New" w:hint="default"/>
+        <w:sz w:val="20"/>
+      </w:rPr>
+    </w:lvl>
+    <w:lvl w:ilvl="2" w:tentative="1">
+      <w:start w:val="1"/>
+      <w:numFmt w:val="bullet"/>
+      <w:lvlText w:val=""/>
+      <w:lvlJc w:val="left"/>
+      <w:pPr>
+        <w:tabs>
+          <w:tab w:val="num" w:pos="2160"/>
+        </w:tabs>
+        <w:ind w:left="2160" w:hanging="360"/>
+      </w:pPr>
+      <w:rPr>
+        <w:rFonts w:ascii="Wingdings" w:hAnsi="Wingdings" w:hint="default"/>
+        <w:sz w:val="20"/>
+      </w:rPr>
+    </w:lvl>
+    <w:lvl w:ilvl="3" w:tentative="1">
+      <w:start w:val="1"/>
+      <w:numFmt w:val="bullet"/>
+      <w:lvlText w:val=""/>
+      <w:lvlJc w:val="left"/>
+      <w:pPr>
+        <w:tabs>
+          <w:tab w:val="num" w:pos="2880"/>
+        </w:tabs>
+        <w:ind w:left="2880" w:hanging="360"/>
+      </w:pPr>
+      <w:rPr>
+        <w:rFonts w:ascii="Wingdings" w:hAnsi="Wingdings" w:hint="default"/>
+        <w:sz w:val="20"/>
+      </w:rPr>
+    </w:lvl>
+    <w:lvl w:ilvl="4" w:tentative="1">
+      <w:start w:val="1"/>
+      <w:numFmt w:val="bullet"/>
+      <w:lvlText w:val=""/>
+      <w:lvlJc w:val="left"/>
+      <w:pPr>
+        <w:tabs>
+          <w:tab w:val="num" w:pos="3600"/>
+        </w:tabs>
+        <w:ind w:left="3600" w:hanging="360"/>
+      </w:pPr>
+      <w:rPr>
+        <w:rFonts w:ascii="Wingdings" w:hAnsi="Wingdings" w:hint="default"/>
+        <w:sz w:val="20"/>
+      </w:rPr>
+    </w:lvl>
+    <w:lvl w:ilvl="5" w:tentative="1">
+      <w:start w:val="1"/>
+      <w:numFmt w:val="bullet"/>
+      <w:lvlText w:val=""/>
+      <w:lvlJc w:val="left"/>
+      <w:pPr>
+        <w:tabs>
+          <w:tab w:val="num" w:pos="4320"/>
+        </w:tabs>
+        <w:ind w:left="4320" w:hanging="360"/>
+      </w:pPr>
+      <w:rPr>
+        <w:rFonts w:ascii="Wingdings" w:hAnsi="Wingdings" w:hint="default"/>
+        <w:sz w:val="20"/>
+      </w:rPr>
+    </w:lvl>
+    <w:lvl w:ilvl="6" w:tentative="1">
+      <w:start w:val="1"/>
+      <w:numFmt w:val="bullet"/>
+      <w:lvlText w:val=""/>
+      <w:lvlJc w:val="left"/>
+      <w:pPr>
+        <w:tabs>
+          <w:tab w:val="num" w:pos="5040"/>
+        </w:tabs>
+        <w:ind w:left="5040" w:hanging="360"/>
+      </w:pPr>
+      <w:rPr>
+        <w:rFonts w:ascii="Wingdings" w:hAnsi="Wingdings" w:hint="default"/>
+        <w:sz w:val="20"/>
+      </w:rPr>
+    </w:lvl>
+    <w:lvl w:ilvl="7" w:tentative="1">
+      <w:start w:val="1"/>
+      <w:numFmt w:val="bullet"/>
+      <w:lvlText w:val=""/>
+      <w:lvlJc w:val="left"/>
+      <w:pPr>
+        <w:tabs>
+          <w:tab w:val="num" w:pos="5760"/>
+        </w:tabs>
+        <w:ind w:left="5760" w:hanging="360"/>
+      </w:pPr>
+      <w:rPr>
+        <w:rFonts w:ascii="Wingdings" w:hAnsi="Wingdings" w:hint="default"/>
+        <w:sz w:val="20"/>
+      </w:rPr>
+    </w:lvl>
+    <w:lvl w:ilvl="8" w:tentative="1">
+      <w:start w:val="1"/>
+      <w:numFmt w:val="bullet"/>
+      <w:lvlText w:val=""/>
+      <w:lvlJc w:val="left"/>
+      <w:pPr>
+        <w:tabs>
+          <w:tab w:val="num" w:pos="6480"/>
+        </w:tabs>
+        <w:ind w:left="6480" w:hanging="360"/>
+      </w:pPr>
+      <w:rPr>
+        <w:rFonts w:ascii="Wingdings" w:hAnsi="Wingdings" w:hint="default"/>
+        <w:sz w:val="20"/>
+      </w:rPr>
+    </w:lvl>
+  </w:abstractNum>
+  <w:abstractNum w:abstractNumId="14" w15:restartNumberingAfterBreak="0">
+    <w:nsid w:val="64490896"/>
+    <w:multiLevelType w:val="multilevel"/>
+    <w:tmpl w:val="352E770E"/>
+    <w:lvl w:ilvl="0">
+      <w:start w:val="1"/>
+      <w:numFmt w:val="bullet"/>
+      <w:lvlText w:val=""/>
+      <w:lvlJc w:val="left"/>
+      <w:pPr>
+        <w:tabs>
+          <w:tab w:val="num" w:pos="720"/>
+        </w:tabs>
+        <w:ind w:left="720" w:hanging="360"/>
+      </w:pPr>
+      <w:rPr>
+        <w:rFonts w:ascii="Symbol" w:hAnsi="Symbol" w:hint="default"/>
+        <w:sz w:val="20"/>
+      </w:rPr>
+    </w:lvl>
+    <w:lvl w:ilvl="1" w:tentative="1">
+      <w:start w:val="1"/>
+      <w:numFmt w:val="bullet"/>
+      <w:lvlText w:val="o"/>
+      <w:lvlJc w:val="left"/>
+      <w:pPr>
+        <w:tabs>
+          <w:tab w:val="num" w:pos="1440"/>
+        </w:tabs>
+        <w:ind w:left="1440" w:hanging="360"/>
+      </w:pPr>
+      <w:rPr>
+        <w:rFonts w:ascii="Courier New" w:hAnsi="Courier New" w:hint="default"/>
+        <w:sz w:val="20"/>
+      </w:rPr>
+    </w:lvl>
+    <w:lvl w:ilvl="2" w:tentative="1">
+      <w:start w:val="1"/>
+      <w:numFmt w:val="bullet"/>
+      <w:lvlText w:val=""/>
+      <w:lvlJc w:val="left"/>
+      <w:pPr>
+        <w:tabs>
+          <w:tab w:val="num" w:pos="2160"/>
+        </w:tabs>
+        <w:ind w:left="2160" w:hanging="360"/>
+      </w:pPr>
+      <w:rPr>
+        <w:rFonts w:ascii="Wingdings" w:hAnsi="Wingdings" w:hint="default"/>
+        <w:sz w:val="20"/>
+      </w:rPr>
+    </w:lvl>
+    <w:lvl w:ilvl="3" w:tentative="1">
+      <w:start w:val="1"/>
+      <w:numFmt w:val="bullet"/>
+      <w:lvlText w:val=""/>
+      <w:lvlJc w:val="left"/>
+      <w:pPr>
+        <w:tabs>
+          <w:tab w:val="num" w:pos="2880"/>
+        </w:tabs>
+        <w:ind w:left="2880" w:hanging="360"/>
+      </w:pPr>
+      <w:rPr>
+        <w:rFonts w:ascii="Wingdings" w:hAnsi="Wingdings" w:hint="default"/>
+        <w:sz w:val="20"/>
+      </w:rPr>
+    </w:lvl>
+    <w:lvl w:ilvl="4" w:tentative="1">
+      <w:start w:val="1"/>
+      <w:numFmt w:val="bullet"/>
+      <w:lvlText w:val=""/>
+      <w:lvlJc w:val="left"/>
+      <w:pPr>
+        <w:tabs>
+          <w:tab w:val="num" w:pos="3600"/>
+        </w:tabs>
+        <w:ind w:left="3600" w:hanging="360"/>
+      </w:pPr>
+      <w:rPr>
+        <w:rFonts w:ascii="Wingdings" w:hAnsi="Wingdings" w:hint="default"/>
+        <w:sz w:val="20"/>
+      </w:rPr>
+    </w:lvl>
+    <w:lvl w:ilvl="5" w:tentative="1">
+      <w:start w:val="1"/>
+      <w:numFmt w:val="bullet"/>
+      <w:lvlText w:val=""/>
+      <w:lvlJc w:val="left"/>
+      <w:pPr>
+        <w:tabs>
+          <w:tab w:val="num" w:pos="4320"/>
+        </w:tabs>
+        <w:ind w:left="4320" w:hanging="360"/>
+      </w:pPr>
+      <w:rPr>
+        <w:rFonts w:ascii="Wingdings" w:hAnsi="Wingdings" w:hint="default"/>
+        <w:sz w:val="20"/>
+      </w:rPr>
+    </w:lvl>
+    <w:lvl w:ilvl="6" w:tentative="1">
+      <w:start w:val="1"/>
+      <w:numFmt w:val="bullet"/>
+      <w:lvlText w:val=""/>
+      <w:lvlJc w:val="left"/>
+      <w:pPr>
+        <w:tabs>
+          <w:tab w:val="num" w:pos="5040"/>
+        </w:tabs>
+        <w:ind w:left="5040" w:hanging="360"/>
+      </w:pPr>
+      <w:rPr>
+        <w:rFonts w:ascii="Wingdings" w:hAnsi="Wingdings" w:hint="default"/>
+        <w:sz w:val="20"/>
+      </w:rPr>
+    </w:lvl>
+    <w:lvl w:ilvl="7" w:tentative="1">
+      <w:start w:val="1"/>
+      <w:numFmt w:val="bullet"/>
+      <w:lvlText w:val=""/>
+      <w:lvlJc w:val="left"/>
+      <w:pPr>
+        <w:tabs>
+          <w:tab w:val="num" w:pos="5760"/>
+        </w:tabs>
+        <w:ind w:left="5760" w:hanging="360"/>
+      </w:pPr>
+      <w:rPr>
+        <w:rFonts w:ascii="Wingdings" w:hAnsi="Wingdings" w:hint="default"/>
+        <w:sz w:val="20"/>
+      </w:rPr>
+    </w:lvl>
+    <w:lvl w:ilvl="8" w:tentative="1">
+      <w:start w:val="1"/>
+      <w:numFmt w:val="bullet"/>
+      <w:lvlText w:val=""/>
+      <w:lvlJc w:val="left"/>
+      <w:pPr>
+        <w:tabs>
+          <w:tab w:val="num" w:pos="6480"/>
+        </w:tabs>
+        <w:ind w:left="6480" w:hanging="360"/>
+      </w:pPr>
+      <w:rPr>
+        <w:rFonts w:ascii="Wingdings" w:hAnsi="Wingdings" w:hint="default"/>
+        <w:sz w:val="20"/>
+      </w:rPr>
+    </w:lvl>
+  </w:abstractNum>
+  <w:abstractNum w:abstractNumId="15" w15:restartNumberingAfterBreak="0">
+    <w:nsid w:val="71EA00F4"/>
+    <w:multiLevelType w:val="multilevel"/>
+    <w:tmpl w:val="59403F4C"/>
+    <w:lvl w:ilvl="0">
+      <w:start w:val="1"/>
+      <w:numFmt w:val="bullet"/>
+      <w:lvlText w:val=""/>
+      <w:lvlJc w:val="left"/>
+      <w:pPr>
+        <w:tabs>
+          <w:tab w:val="num" w:pos="720"/>
+        </w:tabs>
+        <w:ind w:left="720" w:hanging="360"/>
+      </w:pPr>
+      <w:rPr>
+        <w:rFonts w:ascii="Symbol" w:hAnsi="Symbol" w:hint="default"/>
+        <w:sz w:val="20"/>
+      </w:rPr>
+    </w:lvl>
+    <w:lvl w:ilvl="1" w:tentative="1">
+      <w:start w:val="1"/>
+      <w:numFmt w:val="bullet"/>
+      <w:lvlText w:val="o"/>
+      <w:lvlJc w:val="left"/>
+      <w:pPr>
+        <w:tabs>
+          <w:tab w:val="num" w:pos="1440"/>
+        </w:tabs>
+        <w:ind w:left="1440" w:hanging="360"/>
+      </w:pPr>
+      <w:rPr>
+        <w:rFonts w:ascii="Courier New" w:hAnsi="Courier New" w:hint="default"/>
+        <w:sz w:val="20"/>
+      </w:rPr>
+    </w:lvl>
+    <w:lvl w:ilvl="2" w:tentative="1">
+      <w:start w:val="1"/>
+      <w:numFmt w:val="bullet"/>
+      <w:lvlText w:val=""/>
+      <w:lvlJc w:val="left"/>
+      <w:pPr>
+        <w:tabs>
+          <w:tab w:val="num" w:pos="2160"/>
+        </w:tabs>
+        <w:ind w:left="2160" w:hanging="360"/>
+      </w:pPr>
+      <w:rPr>
+        <w:rFonts w:ascii="Wingdings" w:hAnsi="Wingdings" w:hint="default"/>
+        <w:sz w:val="20"/>
+      </w:rPr>
+    </w:lvl>
+    <w:lvl w:ilvl="3" w:tentative="1">
+      <w:start w:val="1"/>
+      <w:numFmt w:val="bullet"/>
+      <w:lvlText w:val=""/>
+      <w:lvlJc w:val="left"/>
+      <w:pPr>
+        <w:tabs>
+          <w:tab w:val="num" w:pos="2880"/>
+        </w:tabs>
+        <w:ind w:left="2880" w:hanging="360"/>
+      </w:pPr>
+      <w:rPr>
+        <w:rFonts w:ascii="Wingdings" w:hAnsi="Wingdings" w:hint="default"/>
+        <w:sz w:val="20"/>
+      </w:rPr>
+    </w:lvl>
+    <w:lvl w:ilvl="4" w:tentative="1">
+      <w:start w:val="1"/>
+      <w:numFmt w:val="bullet"/>
+      <w:lvlText w:val=""/>
+      <w:lvlJc w:val="left"/>
+      <w:pPr>
+        <w:tabs>
+          <w:tab w:val="num" w:pos="3600"/>
+        </w:tabs>
+        <w:ind w:left="3600" w:hanging="360"/>
+      </w:pPr>
+      <w:rPr>
+        <w:rFonts w:ascii="Wingdings" w:hAnsi="Wingdings" w:hint="default"/>
+        <w:sz w:val="20"/>
+      </w:rPr>
+    </w:lvl>
+    <w:lvl w:ilvl="5" w:tentative="1">
+      <w:start w:val="1"/>
+      <w:numFmt w:val="bullet"/>
+      <w:lvlText w:val=""/>
+      <w:lvlJc w:val="left"/>
+      <w:pPr>
+        <w:tabs>
+          <w:tab w:val="num" w:pos="4320"/>
+        </w:tabs>
+        <w:ind w:left="4320" w:hanging="360"/>
+      </w:pPr>
+      <w:rPr>
+        <w:rFonts w:ascii="Wingdings" w:hAnsi="Wingdings" w:hint="default"/>
+        <w:sz w:val="20"/>
+      </w:rPr>
+    </w:lvl>
+    <w:lvl w:ilvl="6" w:tentative="1">
+      <w:start w:val="1"/>
+      <w:numFmt w:val="bullet"/>
+      <w:lvlText w:val=""/>
+      <w:lvlJc w:val="left"/>
+      <w:pPr>
+        <w:tabs>
+          <w:tab w:val="num" w:pos="5040"/>
+        </w:tabs>
+        <w:ind w:left="5040" w:hanging="360"/>
+      </w:pPr>
+      <w:rPr>
+        <w:rFonts w:ascii="Wingdings" w:hAnsi="Wingdings" w:hint="default"/>
+        <w:sz w:val="20"/>
+      </w:rPr>
+    </w:lvl>
+    <w:lvl w:ilvl="7" w:tentative="1">
+      <w:start w:val="1"/>
+      <w:numFmt w:val="bullet"/>
+      <w:lvlText w:val=""/>
+      <w:lvlJc w:val="left"/>
+      <w:pPr>
+        <w:tabs>
+          <w:tab w:val="num" w:pos="5760"/>
+        </w:tabs>
+        <w:ind w:left="5760" w:hanging="360"/>
+      </w:pPr>
+      <w:rPr>
+        <w:rFonts w:ascii="Wingdings" w:hAnsi="Wingdings" w:hint="default"/>
+        <w:sz w:val="20"/>
+      </w:rPr>
+    </w:lvl>
+    <w:lvl w:ilvl="8" w:tentative="1">
+      <w:start w:val="1"/>
+      <w:numFmt w:val="bullet"/>
+      <w:lvlText w:val=""/>
+      <w:lvlJc w:val="left"/>
+      <w:pPr>
+        <w:tabs>
+          <w:tab w:val="num" w:pos="6480"/>
+        </w:tabs>
+        <w:ind w:left="6480" w:hanging="360"/>
+      </w:pPr>
+      <w:rPr>
+        <w:rFonts w:ascii="Wingdings" w:hAnsi="Wingdings" w:hint="default"/>
+        <w:sz w:val="20"/>
+      </w:rPr>
+    </w:lvl>
+  </w:abstractNum>
+  <w:abstractNum w:abstractNumId="16" w15:restartNumberingAfterBreak="0">
+    <w:nsid w:val="7A3A5258"/>
+    <w:multiLevelType w:val="multilevel"/>
+    <w:tmpl w:val="76F63882"/>
+    <w:lvl w:ilvl="0">
+      <w:start w:val="1"/>
+      <w:numFmt w:val="bullet"/>
+      <w:lvlText w:val=""/>
+      <w:lvlJc w:val="left"/>
+      <w:pPr>
+        <w:tabs>
+          <w:tab w:val="num" w:pos="720"/>
+        </w:tabs>
+        <w:ind w:left="720" w:hanging="360"/>
+      </w:pPr>
+      <w:rPr>
+        <w:rFonts w:ascii="Symbol" w:hAnsi="Symbol" w:hint="default"/>
+        <w:sz w:val="20"/>
+      </w:rPr>
+    </w:lvl>
+    <w:lvl w:ilvl="1" w:tentative="1">
+      <w:start w:val="1"/>
+      <w:numFmt w:val="bullet"/>
+      <w:lvlText w:val="o"/>
+      <w:lvlJc w:val="left"/>
+      <w:pPr>
+        <w:tabs>
+          <w:tab w:val="num" w:pos="1440"/>
+        </w:tabs>
+        <w:ind w:left="1440" w:hanging="360"/>
+      </w:pPr>
+      <w:rPr>
+        <w:rFonts w:ascii="Courier New" w:hAnsi="Courier New" w:hint="default"/>
+        <w:sz w:val="20"/>
+      </w:rPr>
+    </w:lvl>
+    <w:lvl w:ilvl="2" w:tentative="1">
+      <w:start w:val="1"/>
+      <w:numFmt w:val="bullet"/>
+      <w:lvlText w:val=""/>
+      <w:lvlJc w:val="left"/>
+      <w:pPr>
+        <w:tabs>
+          <w:tab w:val="num" w:pos="2160"/>
+        </w:tabs>
+        <w:ind w:left="2160" w:hanging="360"/>
+      </w:pPr>
+      <w:rPr>
+        <w:rFonts w:ascii="Wingdings" w:hAnsi="Wingdings" w:hint="default"/>
+        <w:sz w:val="20"/>
+      </w:rPr>
+    </w:lvl>
+    <w:lvl w:ilvl="3" w:tentative="1">
+      <w:start w:val="1"/>
+      <w:numFmt w:val="bullet"/>
+      <w:lvlText w:val=""/>
+      <w:lvlJc w:val="left"/>
+      <w:pPr>
+        <w:tabs>
+          <w:tab w:val="num" w:pos="2880"/>
+        </w:tabs>
+        <w:ind w:left="2880" w:hanging="360"/>
+      </w:pPr>
+      <w:rPr>
+        <w:rFonts w:ascii="Wingdings" w:hAnsi="Wingdings" w:hint="default"/>
+        <w:sz w:val="20"/>
+      </w:rPr>
+    </w:lvl>
+    <w:lvl w:ilvl="4" w:tentative="1">
+      <w:start w:val="1"/>
+      <w:numFmt w:val="bullet"/>
+      <w:lvlText w:val=""/>
+      <w:lvlJc w:val="left"/>
+      <w:pPr>
+        <w:tabs>
+          <w:tab w:val="num" w:pos="3600"/>
+        </w:tabs>
+        <w:ind w:left="3600" w:hanging="360"/>
+      </w:pPr>
+      <w:rPr>
+        <w:rFonts w:ascii="Wingdings" w:hAnsi="Wingdings" w:hint="default"/>
+        <w:sz w:val="20"/>
+      </w:rPr>
+    </w:lvl>
+    <w:lvl w:ilvl="5" w:tentative="1">
+      <w:start w:val="1"/>
+      <w:numFmt w:val="bullet"/>
+      <w:lvlText w:val=""/>
+      <w:lvlJc w:val="left"/>
+      <w:pPr>
+        <w:tabs>
+          <w:tab w:val="num" w:pos="4320"/>
+        </w:tabs>
+        <w:ind w:left="4320" w:hanging="360"/>
+      </w:pPr>
+      <w:rPr>
+        <w:rFonts w:ascii="Wingdings" w:hAnsi="Wingdings" w:hint="default"/>
+        <w:sz w:val="20"/>
+      </w:rPr>
+    </w:lvl>
+    <w:lvl w:ilvl="6" w:tentative="1">
+      <w:start w:val="1"/>
+      <w:numFmt w:val="bullet"/>
+      <w:lvlText w:val=""/>
+      <w:lvlJc w:val="left"/>
+      <w:pPr>
+        <w:tabs>
+          <w:tab w:val="num" w:pos="5040"/>
+        </w:tabs>
+        <w:ind w:left="5040" w:hanging="360"/>
+      </w:pPr>
+      <w:rPr>
+        <w:rFonts w:ascii="Wingdings" w:hAnsi="Wingdings" w:hint="default"/>
+        <w:sz w:val="20"/>
+      </w:rPr>
+    </w:lvl>
+    <w:lvl w:ilvl="7" w:tentative="1">
+      <w:start w:val="1"/>
+      <w:numFmt w:val="bullet"/>
+      <w:lvlText w:val=""/>
+      <w:lvlJc w:val="left"/>
+      <w:pPr>
+        <w:tabs>
+          <w:tab w:val="num" w:pos="5760"/>
+        </w:tabs>
+        <w:ind w:left="5760" w:hanging="360"/>
+      </w:pPr>
+      <w:rPr>
+        <w:rFonts w:ascii="Wingdings" w:hAnsi="Wingdings" w:hint="default"/>
+        <w:sz w:val="20"/>
+      </w:rPr>
+    </w:lvl>
+    <w:lvl w:ilvl="8" w:tentative="1">
+      <w:start w:val="1"/>
+      <w:numFmt w:val="bullet"/>
+      <w:lvlText w:val=""/>
+      <w:lvlJc w:val="left"/>
+      <w:pPr>
+        <w:tabs>
+          <w:tab w:val="num" w:pos="6480"/>
+        </w:tabs>
+        <w:ind w:left="6480" w:hanging="360"/>
+      </w:pPr>
+      <w:rPr>
+        <w:rFonts w:ascii="Wingdings" w:hAnsi="Wingdings" w:hint="default"/>
+        <w:sz w:val="20"/>
+      </w:rPr>
+    </w:lvl>
+  </w:abstractNum>
+  <w:abstractNum w:abstractNumId="17" w15:restartNumberingAfterBreak="0">
     <w:nsid w:val="7EEE4E5E"/>
     <w:multiLevelType w:val="multilevel"/>
     <w:tmpl w:val="4D449C56"/>
@@ -13521,25 +17574,58 @@
     <w:abstractNumId w:val="1"/>
   </w:num>
   <w:num w:numId="3">
-    <w:abstractNumId w:val="5"/>
+    <w:abstractNumId w:val="13"/>
   </w:num>
   <w:num w:numId="4">
+    <w:abstractNumId w:val="15"/>
+  </w:num>
+  <w:num w:numId="5">
     <w:abstractNumId w:val="6"/>
   </w:num>
-  <w:num w:numId="5">
-    <w:abstractNumId w:val="2"/>
-  </w:num>
   <w:num w:numId="6">
-    <w:abstractNumId w:val="4"/>
+    <w:abstractNumId w:val="12"/>
   </w:num>
   <w:num w:numId="7">
     <w:abstractNumId w:val="0"/>
   </w:num>
   <w:num w:numId="8">
+    <w:abstractNumId w:val="10"/>
+  </w:num>
+  <w:num w:numId="9">
+    <w:abstractNumId w:val="17"/>
+  </w:num>
+  <w:num w:numId="10">
+    <w:abstractNumId w:val="11"/>
+  </w:num>
+  <w:num w:numId="11">
+    <w:abstractNumId w:val="7"/>
+  </w:num>
+  <w:num w:numId="12">
     <w:abstractNumId w:val="3"/>
   </w:num>
-  <w:num w:numId="9">
-    <w:abstractNumId w:val="7"/>
+  <w:num w:numId="13">
+    <w:abstractNumId w:val="8"/>
+  </w:num>
+  <w:num w:numId="14">
+    <w:abstractNumId w:val="4"/>
+  </w:num>
+  <w:num w:numId="15">
+    <w:abstractNumId w:val="9"/>
+  </w:num>
+  <w:num w:numId="16">
+    <w:abstractNumId w:val="16"/>
+  </w:num>
+  <w:num w:numId="17">
+    <w:abstractNumId w:val="5"/>
+  </w:num>
+  <w:num w:numId="18">
+    <w:abstractNumId w:val="14"/>
+  </w:num>
+  <w:num w:numId="19">
+    <w:abstractNumId w:val="2"/>
+    <w:lvlOverride w:ilvl="0">
+      <w:startOverride w:val="1"/>
+    </w:lvlOverride>
   </w:num>
   <w:numIdMacAtCleanup w:val="9"/>
 </w:numbering>
@@ -13668,6 +17754,7 @@
     <w:lsdException w:name="HTML Sample" w:semiHidden="1" w:unhideWhenUsed="1"/>
     <w:lsdException w:name="HTML Typewriter" w:semiHidden="1" w:unhideWhenUsed="1"/>
     <w:lsdException w:name="HTML Variable" w:semiHidden="1" w:unhideWhenUsed="1"/>
+    <w:lsdException w:name="Normal Table" w:semiHidden="1" w:unhideWhenUsed="1"/>
     <w:lsdException w:name="annotation subject" w:semiHidden="1" w:unhideWhenUsed="1"/>
     <w:lsdException w:name="No List" w:semiHidden="1" w:unhideWhenUsed="1"/>
     <w:lsdException w:name="Outline List 1" w:semiHidden="1" w:unhideWhenUsed="1"/>
@@ -13711,8 +17798,10 @@
     <w:lsdException w:name="Table Elegant" w:semiHidden="1" w:unhideWhenUsed="1"/>
     <w:lsdException w:name="Table Professional" w:semiHidden="1" w:unhideWhenUsed="1"/>
     <w:lsdException w:name="Table Subtle 1" w:semiHidden="1" w:unhideWhenUsed="1"/>
+    <w:lsdException w:name="Table Subtle 2" w:semiHidden="1" w:unhideWhenUsed="1"/>
     <w:lsdException w:name="Table Web 1" w:semiHidden="1" w:unhideWhenUsed="1"/>
     <w:lsdException w:name="Table Web 2" w:semiHidden="1" w:unhideWhenUsed="1"/>
+    <w:lsdException w:name="Table Web 3" w:semiHidden="1" w:unhideWhenUsed="1"/>
     <w:lsdException w:name="Balloon Text" w:semiHidden="1" w:unhideWhenUsed="1"/>
     <w:lsdException w:name="Table Grid" w:uiPriority="39"/>
     <w:lsdException w:name="Table Theme" w:semiHidden="1" w:unhideWhenUsed="1"/>
@@ -13739,7 +17828,7 @@
     <w:lsdException w:name="Medium Shading 2 Accent 1" w:uiPriority="64"/>
     <w:lsdException w:name="Medium List 1 Accent 1" w:uiPriority="65"/>
     <w:lsdException w:name="Revision" w:semiHidden="1"/>
-    <w:lsdException w:name="List Paragraph" w:uiPriority="34" w:qFormat="1"/>
+    <w:lsdException w:name="List Paragraph" w:uiPriority="0" w:qFormat="1"/>
     <w:lsdException w:name="Quote" w:uiPriority="29" w:qFormat="1"/>
     <w:lsdException w:name="Intense Quote" w:uiPriority="30" w:qFormat="1"/>
     <w:lsdException w:name="Medium List 2 Accent 1" w:uiPriority="66"/>
@@ -14051,7 +18140,6 @@
   <w:style w:type="paragraph" w:styleId="Prrafodelista">
     <w:name w:val="List Paragraph"/>
     <w:basedOn w:val="Normal"/>
-    <w:uiPriority w:val="34"/>
     <w:qFormat/>
     <w:rsid w:val="00DB33BE"/>
     <w:pPr>
@@ -14899,7 +18987,7 @@
 </file>
 
 <file path=customXml/itemProps1.xml><?xml version="1.0" encoding="utf-8"?>
-<ds:datastoreItem xmlns:ds="http://schemas.openxmlformats.org/officeDocument/2006/customXml" ds:itemID="{39D72FA7-ED04-40D0-9946-BFF35B0B6C59}">
+<ds:datastoreItem xmlns:ds="http://schemas.openxmlformats.org/officeDocument/2006/customXml" ds:itemID="{C67AF046-73C4-4E1F-808F-D387382F5680}">
   <ds:schemaRefs>
     <ds:schemaRef ds:uri="http://schemas.openxmlformats.org/officeDocument/2006/bibliography"/>
   </ds:schemaRefs>
